--- a/backend/src/test/resources/golden-docs/waybill_sample.docx
+++ b/backend/src/test/resources/golden-docs/waybill_sample.docx
@@ -3166,7 +3166,7 @@
               </w:rPr>
             </w:pPr>
             <w:r>
-              <w:t>Счет на оплату №1001 от 15 мая 2026г.</w:t>
+              <w:t>Счет на оплату №42 от 15 мая 2026г.</w:t>
             </w:r>
           </w:p>
         </w:tc>
@@ -4382,7 +4382,7 @@
               </w:rPr>
             </w:pPr>
             <w:r>
-              <w:t>ИП Петров П.П., ИНН 000000000000, БИК 044525225, р/с 40702810000000000001, к/с 30101810400000000225, г. Москва, ул. Ленина, 1</w:t>
+              <w:t>ИП Петров Петр Петрович, ИНН 000000000000, БИК 044525225, р/с 40702810000000000001, к/с 30101810400000000225, г. Москва, ул. Ленина, 1</w:t>
             </w:r>
           </w:p>
         </w:tc>
@@ -5539,7 +5539,7 @@
               </w:rPr>
             </w:pPr>
             <w:r>
-              <w:t>ООО Ромашка, ИНН 7701234567, Банк клиента, +7 812 000 00 00, г. Москва, ул. Ленина, 1</w:t>
+              <w:t>ООО Ромашка полное наименование, г. Москва, ул. Ленина, 1, тел. +78120000000</w:t>
             </w:r>
           </w:p>
         </w:tc>
@@ -8081,7 +8081,7 @@
               </w:rPr>
             </w:pPr>
             <w:r>
-              <w:t>98500.00</w:t>
+              <w:t>98500</w:t>
             </w:r>
           </w:p>
         </w:tc>
@@ -8109,7 +8109,7 @@
               </w:rPr>
             </w:pPr>
             <w:r>
-              <w:t>98500.00</w:t>
+              <w:t>98500</w:t>
             </w:r>
           </w:p>
         </w:tc>
@@ -8401,7 +8401,7 @@
               </w:rPr>
             </w:pPr>
             <w:r>
-              <w:t>98500.00 руб</w:t>
+              <w:t>98500 руб</w:t>
             </w:r>
           </w:p>
         </w:tc>
@@ -8528,7 +8528,7 @@
               </w:rPr>
             </w:pPr>
             <w:r>
-              <w:t>98500.00 руб</w:t>
+              <w:t>98500 руб</w:t>
             </w:r>
           </w:p>
         </w:tc>
@@ -8603,7 +8603,7 @@
               </w:rPr>
             </w:pPr>
             <w:r>
-              <w:t>Всего наименований 1, на сумму 98500.00 руб</w:t>
+              <w:t>Всего наименований 1, на сумму 98500 руб</w:t>
             </w:r>
           </w:p>
         </w:tc>
@@ -8687,7 +8687,7 @@
               </w:rPr>
             </w:pPr>
             <w:r>
-              <w:t>Девяносто восемь тысяч пятьсот рублей 00 копеек</w:t>
+              <w:t>98500 рублей 00 копеек</w:t>
             </w:r>
           </w:p>
         </w:tc>

--- a/backend/src/test/resources/golden-docs/waybill_sample.docx
+++ b/backend/src/test/resources/golden-docs/waybill_sample.docx
@@ -4382,7 +4382,7 @@
               </w:rPr>
             </w:pPr>
             <w:r>
-              <w:t>ИП Петров Петр Петрович, ИНН 000000000000, БИК 044525225, р/с 40702810000000000001, к/с 30101810400000000225, г. Москва, ул. Ленина, 1</w:t>
+              <w:t>г. Москва, ул. Ленина, 1</w:t>
             </w:r>
           </w:p>
         </w:tc>
@@ -5539,7 +5539,7 @@
               </w:rPr>
             </w:pPr>
             <w:r>
-              <w:t>ООО Ромашка полное наименование, г. Москва, ул. Ленина, 1, тел. +78120000000</w:t>
+              <w:t>г. Москва, ул. Ленина, 1</w:t>
             </w:r>
           </w:p>
         </w:tc>

--- a/backend/src/test/resources/golden-docs/waybill_sample.docx
+++ b/backend/src/test/resources/golden-docs/waybill_sample.docx
@@ -8081,7 +8081,7 @@
               </w:rPr>
             </w:pPr>
             <w:r>
-              <w:t>98500</w:t>
+              <w:t>98500.00</w:t>
             </w:r>
           </w:p>
         </w:tc>
@@ -8109,7 +8109,7 @@
               </w:rPr>
             </w:pPr>
             <w:r>
-              <w:t>98500</w:t>
+              <w:t>98500.00</w:t>
             </w:r>
           </w:p>
         </w:tc>
@@ -8401,7 +8401,7 @@
               </w:rPr>
             </w:pPr>
             <w:r>
-              <w:t>98500 руб</w:t>
+              <w:t>98500.00 руб</w:t>
             </w:r>
           </w:p>
         </w:tc>
@@ -8528,7 +8528,7 @@
               </w:rPr>
             </w:pPr>
             <w:r>
-              <w:t>98500 руб</w:t>
+              <w:t>98500.00 руб</w:t>
             </w:r>
           </w:p>
         </w:tc>
@@ -8603,7 +8603,7 @@
               </w:rPr>
             </w:pPr>
             <w:r>
-              <w:t>Всего наименований 1, на сумму 98500 руб</w:t>
+              <w:t>Всего наименований 1, на сумму 98500.00 руб</w:t>
             </w:r>
           </w:p>
         </w:tc>
@@ -8687,7 +8687,7 @@
               </w:rPr>
             </w:pPr>
             <w:r>
-              <w:t>98500 рублей 00 копеек</w:t>
+              <w:t>Девяносто восемь тысяч пятьсот рублей ноль копеек 00 копеек</w:t>
             </w:r>
           </w:p>
         </w:tc>

--- a/backend/src/test/resources/golden-docs/waybill_sample.docx
+++ b/backend/src/test/resources/golden-docs/waybill_sample.docx
@@ -18,17 +18,17 @@
         <w:tblLook w:val="04a0"/>
       </w:tblPr>
       <w:tblGrid>
-        <w:gridCol w:w="91"/>
+        <w:gridCol w:w="90"/>
         <w:gridCol w:w="3"/>
         <w:gridCol w:w="3"/>
-        <w:gridCol w:w="326"/>
+        <w:gridCol w:w="327"/>
         <w:gridCol w:w="17"/>
         <w:gridCol w:w="166"/>
         <w:gridCol w:w="2"/>
         <w:gridCol w:w="130"/>
         <w:gridCol w:w="30"/>
-        <w:gridCol w:w="289"/>
-        <w:gridCol w:w="49"/>
+        <w:gridCol w:w="288"/>
+        <w:gridCol w:w="50"/>
         <w:gridCol w:w="536"/>
         <w:gridCol w:w="37"/>
         <w:gridCol w:w="76"/>
@@ -38,24 +38,24 @@
         <w:gridCol w:w="249"/>
         <w:gridCol w:w="67"/>
         <w:gridCol w:w="254"/>
-        <w:gridCol w:w="64"/>
-        <w:gridCol w:w="250"/>
+        <w:gridCol w:w="65"/>
+        <w:gridCol w:w="249"/>
         <w:gridCol w:w="67"/>
-        <w:gridCol w:w="253"/>
-        <w:gridCol w:w="60"/>
+        <w:gridCol w:w="254"/>
+        <w:gridCol w:w="59"/>
         <w:gridCol w:w="260"/>
-        <w:gridCol w:w="56"/>
+        <w:gridCol w:w="57"/>
         <w:gridCol w:w="261"/>
         <w:gridCol w:w="59"/>
         <w:gridCol w:w="265"/>
-        <w:gridCol w:w="41"/>
-        <w:gridCol w:w="209"/>
+        <w:gridCol w:w="40"/>
+        <w:gridCol w:w="210"/>
         <w:gridCol w:w="44"/>
         <w:gridCol w:w="196"/>
         <w:gridCol w:w="1"/>
         <w:gridCol w:w="44"/>
-        <w:gridCol w:w="197"/>
-        <w:gridCol w:w="53"/>
+        <w:gridCol w:w="196"/>
+        <w:gridCol w:w="54"/>
         <w:gridCol w:w="201"/>
         <w:gridCol w:w="50"/>
         <w:gridCol w:w="277"/>
@@ -64,19 +64,19 @@
         <w:gridCol w:w="119"/>
         <w:gridCol w:w="157"/>
         <w:gridCol w:w="39"/>
-        <w:gridCol w:w="290"/>
+        <w:gridCol w:w="291"/>
         <w:gridCol w:w="32"/>
         <w:gridCol w:w="2"/>
         <w:gridCol w:w="281"/>
-        <w:gridCol w:w="26"/>
+        <w:gridCol w:w="25"/>
         <w:gridCol w:w="15"/>
-        <w:gridCol w:w="318"/>
+        <w:gridCol w:w="319"/>
         <w:gridCol w:w="27"/>
         <w:gridCol w:w="290"/>
         <w:gridCol w:w="21"/>
         <w:gridCol w:w="2"/>
-        <w:gridCol w:w="297"/>
-        <w:gridCol w:w="23"/>
+        <w:gridCol w:w="296"/>
+        <w:gridCol w:w="24"/>
         <w:gridCol w:w="298"/>
         <w:gridCol w:w="18"/>
         <w:gridCol w:w="304"/>
@@ -89,13 +89,13 @@
         <w:gridCol w:w="15"/>
         <w:gridCol w:w="305"/>
         <w:gridCol w:w="8"/>
-        <w:gridCol w:w="311"/>
+        <w:gridCol w:w="312"/>
         <w:gridCol w:w="8"/>
-        <w:gridCol w:w="313"/>
+        <w:gridCol w:w="312"/>
         <w:gridCol w:w="3"/>
         <w:gridCol w:w="165"/>
         <w:gridCol w:w="2"/>
-        <w:gridCol w:w="167"/>
+        <w:gridCol w:w="165"/>
       </w:tblGrid>
       <w:tr>
         <w:trPr>
@@ -103,34 +103,34 @@
         </w:trPr>
         <w:tc>
           <w:tcPr>
-            <w:tcW w:w="94" w:type="dxa"/>
-            <w:gridSpan w:val="2"/>
-            <w:tcBorders/>
-            <w:shd w:color="FFFFFF" w:fill="auto" w:val="clear"/>
-            <w:vAlign w:val="bottom"/>
-          </w:tcPr>
-          <w:p>
-            <w:pPr>
-              <w:pStyle w:val="Normal"/>
-              <w:widowControl w:val="false"/>
-              <w:spacing w:lineRule="auto" w:line="240" w:before="0" w:after="0"/>
-              <w:jc w:val="left"/>
-              <w:rPr>
-                <w:rFonts w:ascii="Liberation Sans" w:hAnsi="Liberation Sans"/>
-                <w:sz w:val="16"/>
-              </w:rPr>
-            </w:pPr>
-            <w:r>
-              <w:rPr>
-                <w:rFonts w:ascii="Liberation Sans" w:hAnsi="Liberation Sans"/>
-                <w:sz w:val="16"/>
-              </w:rPr>
-            </w:r>
-          </w:p>
-        </w:tc>
-        <w:tc>
-          <w:tcPr>
-            <w:tcW w:w="329" w:type="dxa"/>
+            <w:tcW w:w="93" w:type="dxa"/>
+            <w:gridSpan w:val="2"/>
+            <w:tcBorders/>
+            <w:shd w:color="FFFFFF" w:fill="auto" w:val="clear"/>
+            <w:vAlign w:val="bottom"/>
+          </w:tcPr>
+          <w:p>
+            <w:pPr>
+              <w:pStyle w:val="Normal"/>
+              <w:widowControl w:val="false"/>
+              <w:spacing w:lineRule="auto" w:line="240" w:before="0" w:after="0"/>
+              <w:jc w:val="left"/>
+              <w:rPr>
+                <w:rFonts w:ascii="Liberation Sans" w:hAnsi="Liberation Sans"/>
+                <w:sz w:val="16"/>
+              </w:rPr>
+            </w:pPr>
+            <w:r>
+              <w:rPr>
+                <w:rFonts w:ascii="Liberation Sans" w:hAnsi="Liberation Sans"/>
+                <w:sz w:val="16"/>
+              </w:rPr>
+            </w:r>
+          </w:p>
+        </w:tc>
+        <w:tc>
+          <w:tcPr>
+            <w:tcW w:w="330" w:type="dxa"/>
             <w:gridSpan w:val="2"/>
             <w:tcBorders/>
             <w:shd w:color="FFFFFF" w:fill="auto" w:val="clear"/>
@@ -184,34 +184,34 @@
         </w:tc>
         <w:tc>
           <w:tcPr>
-            <w:tcW w:w="319" w:type="dxa"/>
-            <w:gridSpan w:val="2"/>
-            <w:tcBorders/>
-            <w:shd w:color="FFFFFF" w:fill="auto" w:val="clear"/>
-            <w:vAlign w:val="bottom"/>
-          </w:tcPr>
-          <w:p>
-            <w:pPr>
-              <w:pStyle w:val="Normal"/>
-              <w:widowControl w:val="false"/>
-              <w:spacing w:lineRule="auto" w:line="240" w:before="0" w:after="0"/>
-              <w:jc w:val="left"/>
-              <w:rPr>
-                <w:rFonts w:ascii="Liberation Sans" w:hAnsi="Liberation Sans"/>
-                <w:sz w:val="16"/>
-              </w:rPr>
-            </w:pPr>
-            <w:r>
-              <w:rPr>
-                <w:rFonts w:ascii="Liberation Sans" w:hAnsi="Liberation Sans"/>
-                <w:sz w:val="16"/>
-              </w:rPr>
-            </w:r>
-          </w:p>
-        </w:tc>
-        <w:tc>
-          <w:tcPr>
-            <w:tcW w:w="585" w:type="dxa"/>
+            <w:tcW w:w="318" w:type="dxa"/>
+            <w:gridSpan w:val="2"/>
+            <w:tcBorders/>
+            <w:shd w:color="FFFFFF" w:fill="auto" w:val="clear"/>
+            <w:vAlign w:val="bottom"/>
+          </w:tcPr>
+          <w:p>
+            <w:pPr>
+              <w:pStyle w:val="Normal"/>
+              <w:widowControl w:val="false"/>
+              <w:spacing w:lineRule="auto" w:line="240" w:before="0" w:after="0"/>
+              <w:jc w:val="left"/>
+              <w:rPr>
+                <w:rFonts w:ascii="Liberation Sans" w:hAnsi="Liberation Sans"/>
+                <w:sz w:val="16"/>
+              </w:rPr>
+            </w:pPr>
+            <w:r>
+              <w:rPr>
+                <w:rFonts w:ascii="Liberation Sans" w:hAnsi="Liberation Sans"/>
+                <w:sz w:val="16"/>
+              </w:rPr>
+            </w:r>
+          </w:p>
+        </w:tc>
+        <w:tc>
+          <w:tcPr>
+            <w:tcW w:w="586" w:type="dxa"/>
             <w:gridSpan w:val="2"/>
             <w:tcBorders/>
             <w:shd w:color="FFFFFF" w:fill="auto" w:val="clear"/>
@@ -372,61 +372,61 @@
         </w:tc>
         <w:tc>
           <w:tcPr>
-            <w:tcW w:w="320" w:type="dxa"/>
-            <w:gridSpan w:val="2"/>
-            <w:tcBorders/>
-            <w:shd w:color="FFFFFF" w:fill="auto" w:val="clear"/>
-            <w:vAlign w:val="bottom"/>
-          </w:tcPr>
-          <w:p>
-            <w:pPr>
-              <w:pStyle w:val="Normal"/>
-              <w:widowControl w:val="false"/>
-              <w:spacing w:lineRule="auto" w:line="240" w:before="0" w:after="0"/>
-              <w:jc w:val="left"/>
-              <w:rPr>
-                <w:rFonts w:ascii="Liberation Sans" w:hAnsi="Liberation Sans"/>
-                <w:sz w:val="16"/>
-              </w:rPr>
-            </w:pPr>
-            <w:r>
-              <w:rPr>
-                <w:rFonts w:ascii="Liberation Sans" w:hAnsi="Liberation Sans"/>
-                <w:sz w:val="16"/>
-              </w:rPr>
-            </w:r>
-          </w:p>
-        </w:tc>
-        <w:tc>
-          <w:tcPr>
-            <w:tcW w:w="320" w:type="dxa"/>
-            <w:gridSpan w:val="2"/>
-            <w:tcBorders/>
-            <w:shd w:color="FFFFFF" w:fill="auto" w:val="clear"/>
-            <w:vAlign w:val="bottom"/>
-          </w:tcPr>
-          <w:p>
-            <w:pPr>
-              <w:pStyle w:val="Normal"/>
-              <w:widowControl w:val="false"/>
-              <w:spacing w:lineRule="auto" w:line="240" w:before="0" w:after="0"/>
-              <w:jc w:val="left"/>
-              <w:rPr>
-                <w:rFonts w:ascii="Liberation Sans" w:hAnsi="Liberation Sans"/>
-                <w:sz w:val="16"/>
-              </w:rPr>
-            </w:pPr>
-            <w:r>
-              <w:rPr>
-                <w:rFonts w:ascii="Liberation Sans" w:hAnsi="Liberation Sans"/>
-                <w:sz w:val="16"/>
-              </w:rPr>
-            </w:r>
-          </w:p>
-        </w:tc>
-        <w:tc>
-          <w:tcPr>
-            <w:tcW w:w="317" w:type="dxa"/>
+            <w:tcW w:w="321" w:type="dxa"/>
+            <w:gridSpan w:val="2"/>
+            <w:tcBorders/>
+            <w:shd w:color="FFFFFF" w:fill="auto" w:val="clear"/>
+            <w:vAlign w:val="bottom"/>
+          </w:tcPr>
+          <w:p>
+            <w:pPr>
+              <w:pStyle w:val="Normal"/>
+              <w:widowControl w:val="false"/>
+              <w:spacing w:lineRule="auto" w:line="240" w:before="0" w:after="0"/>
+              <w:jc w:val="left"/>
+              <w:rPr>
+                <w:rFonts w:ascii="Liberation Sans" w:hAnsi="Liberation Sans"/>
+                <w:sz w:val="16"/>
+              </w:rPr>
+            </w:pPr>
+            <w:r>
+              <w:rPr>
+                <w:rFonts w:ascii="Liberation Sans" w:hAnsi="Liberation Sans"/>
+                <w:sz w:val="16"/>
+              </w:rPr>
+            </w:r>
+          </w:p>
+        </w:tc>
+        <w:tc>
+          <w:tcPr>
+            <w:tcW w:w="319" w:type="dxa"/>
+            <w:gridSpan w:val="2"/>
+            <w:tcBorders/>
+            <w:shd w:color="FFFFFF" w:fill="auto" w:val="clear"/>
+            <w:vAlign w:val="bottom"/>
+          </w:tcPr>
+          <w:p>
+            <w:pPr>
+              <w:pStyle w:val="Normal"/>
+              <w:widowControl w:val="false"/>
+              <w:spacing w:lineRule="auto" w:line="240" w:before="0" w:after="0"/>
+              <w:jc w:val="left"/>
+              <w:rPr>
+                <w:rFonts w:ascii="Liberation Sans" w:hAnsi="Liberation Sans"/>
+                <w:sz w:val="16"/>
+              </w:rPr>
+            </w:pPr>
+            <w:r>
+              <w:rPr>
+                <w:rFonts w:ascii="Liberation Sans" w:hAnsi="Liberation Sans"/>
+                <w:sz w:val="16"/>
+              </w:rPr>
+            </w:r>
+          </w:p>
+        </w:tc>
+        <w:tc>
+          <w:tcPr>
+            <w:tcW w:w="318" w:type="dxa"/>
             <w:gridSpan w:val="2"/>
             <w:tcBorders/>
             <w:shd w:color="FFFFFF" w:fill="auto" w:val="clear"/>
@@ -534,34 +534,34 @@
         </w:tc>
         <w:tc>
           <w:tcPr>
-            <w:tcW w:w="241" w:type="dxa"/>
-            <w:gridSpan w:val="2"/>
-            <w:tcBorders/>
-            <w:shd w:color="FFFFFF" w:fill="auto" w:val="clear"/>
-            <w:vAlign w:val="bottom"/>
-          </w:tcPr>
-          <w:p>
-            <w:pPr>
-              <w:pStyle w:val="Normal"/>
-              <w:widowControl w:val="false"/>
-              <w:spacing w:lineRule="auto" w:line="240" w:before="0" w:after="0"/>
-              <w:jc w:val="left"/>
-              <w:rPr>
-                <w:rFonts w:ascii="Liberation Sans" w:hAnsi="Liberation Sans"/>
-                <w:sz w:val="16"/>
-              </w:rPr>
-            </w:pPr>
-            <w:r>
-              <w:rPr>
-                <w:rFonts w:ascii="Liberation Sans" w:hAnsi="Liberation Sans"/>
-                <w:sz w:val="16"/>
-              </w:rPr>
-            </w:r>
-          </w:p>
-        </w:tc>
-        <w:tc>
-          <w:tcPr>
-            <w:tcW w:w="254" w:type="dxa"/>
+            <w:tcW w:w="240" w:type="dxa"/>
+            <w:gridSpan w:val="2"/>
+            <w:tcBorders/>
+            <w:shd w:color="FFFFFF" w:fill="auto" w:val="clear"/>
+            <w:vAlign w:val="bottom"/>
+          </w:tcPr>
+          <w:p>
+            <w:pPr>
+              <w:pStyle w:val="Normal"/>
+              <w:widowControl w:val="false"/>
+              <w:spacing w:lineRule="auto" w:line="240" w:before="0" w:after="0"/>
+              <w:jc w:val="left"/>
+              <w:rPr>
+                <w:rFonts w:ascii="Liberation Sans" w:hAnsi="Liberation Sans"/>
+                <w:sz w:val="16"/>
+              </w:rPr>
+            </w:pPr>
+            <w:r>
+              <w:rPr>
+                <w:rFonts w:ascii="Liberation Sans" w:hAnsi="Liberation Sans"/>
+                <w:sz w:val="16"/>
+              </w:rPr>
+            </w:r>
+          </w:p>
+        </w:tc>
+        <w:tc>
+          <w:tcPr>
+            <w:tcW w:w="255" w:type="dxa"/>
             <w:gridSpan w:val="2"/>
             <w:tcBorders/>
             <w:shd w:color="FFFFFF" w:fill="auto" w:val="clear"/>
@@ -642,7 +642,7 @@
         </w:tc>
         <w:tc>
           <w:tcPr>
-            <w:tcW w:w="329" w:type="dxa"/>
+            <w:tcW w:w="330" w:type="dxa"/>
             <w:gridSpan w:val="2"/>
             <w:tcBorders/>
             <w:shd w:color="FFFFFF" w:fill="auto" w:val="clear"/>
@@ -750,7 +750,7 @@
         </w:tc>
         <w:tc>
           <w:tcPr>
-            <w:tcW w:w="320" w:type="dxa"/>
+            <w:tcW w:w="319" w:type="dxa"/>
             <w:gridSpan w:val="3"/>
             <w:tcBorders/>
             <w:shd w:color="FFFFFF" w:fill="auto" w:val="clear"/>
@@ -777,7 +777,7 @@
         </w:tc>
         <w:tc>
           <w:tcPr>
-            <w:tcW w:w="321" w:type="dxa"/>
+            <w:tcW w:w="322" w:type="dxa"/>
             <w:gridSpan w:val="2"/>
             <w:tcBorders/>
             <w:shd w:color="FFFFFF" w:fill="auto" w:val="clear"/>
@@ -912,34 +912,34 @@
         </w:tc>
         <w:tc>
           <w:tcPr>
-            <w:tcW w:w="319" w:type="dxa"/>
-            <w:gridSpan w:val="2"/>
-            <w:tcBorders/>
-            <w:shd w:color="FFFFFF" w:fill="auto" w:val="clear"/>
-            <w:vAlign w:val="bottom"/>
-          </w:tcPr>
-          <w:p>
-            <w:pPr>
-              <w:pStyle w:val="Normal"/>
-              <w:widowControl w:val="false"/>
-              <w:spacing w:lineRule="auto" w:line="240" w:before="0" w:after="0"/>
-              <w:jc w:val="left"/>
-              <w:rPr>
-                <w:rFonts w:ascii="Liberation Sans" w:hAnsi="Liberation Sans"/>
-                <w:sz w:val="16"/>
-              </w:rPr>
-            </w:pPr>
-            <w:r>
-              <w:rPr>
-                <w:rFonts w:ascii="Liberation Sans" w:hAnsi="Liberation Sans"/>
-                <w:sz w:val="16"/>
-              </w:rPr>
-            </w:r>
-          </w:p>
-        </w:tc>
-        <w:tc>
-          <w:tcPr>
-            <w:tcW w:w="321" w:type="dxa"/>
+            <w:tcW w:w="320" w:type="dxa"/>
+            <w:gridSpan w:val="2"/>
+            <w:tcBorders/>
+            <w:shd w:color="FFFFFF" w:fill="auto" w:val="clear"/>
+            <w:vAlign w:val="bottom"/>
+          </w:tcPr>
+          <w:p>
+            <w:pPr>
+              <w:pStyle w:val="Normal"/>
+              <w:widowControl w:val="false"/>
+              <w:spacing w:lineRule="auto" w:line="240" w:before="0" w:after="0"/>
+              <w:jc w:val="left"/>
+              <w:rPr>
+                <w:rFonts w:ascii="Liberation Sans" w:hAnsi="Liberation Sans"/>
+                <w:sz w:val="16"/>
+              </w:rPr>
+            </w:pPr>
+            <w:r>
+              <w:rPr>
+                <w:rFonts w:ascii="Liberation Sans" w:hAnsi="Liberation Sans"/>
+                <w:sz w:val="16"/>
+              </w:rPr>
+            </w:r>
+          </w:p>
+        </w:tc>
+        <w:tc>
+          <w:tcPr>
+            <w:tcW w:w="320" w:type="dxa"/>
             <w:gridSpan w:val="2"/>
             <w:tcBorders/>
             <w:shd w:color="FFFFFF" w:fill="auto" w:val="clear"/>
@@ -993,7 +993,7 @@
         </w:tc>
         <w:tc>
           <w:tcPr>
-            <w:tcW w:w="169" w:type="dxa"/>
+            <w:tcW w:w="167" w:type="dxa"/>
             <w:gridSpan w:val="2"/>
             <w:tcBorders/>
             <w:shd w:color="FFFFFF" w:fill="auto" w:val="clear"/>
@@ -1025,34 +1025,34 @@
         </w:trPr>
         <w:tc>
           <w:tcPr>
-            <w:tcW w:w="94" w:type="dxa"/>
-            <w:gridSpan w:val="2"/>
-            <w:tcBorders/>
-            <w:shd w:color="FFFFFF" w:fill="auto" w:val="clear"/>
-            <w:vAlign w:val="bottom"/>
-          </w:tcPr>
-          <w:p>
-            <w:pPr>
-              <w:pStyle w:val="Normal"/>
-              <w:widowControl w:val="false"/>
-              <w:spacing w:lineRule="auto" w:line="240" w:before="0" w:after="0"/>
-              <w:jc w:val="left"/>
-              <w:rPr>
-                <w:rFonts w:ascii="Liberation Sans" w:hAnsi="Liberation Sans"/>
-                <w:sz w:val="16"/>
-              </w:rPr>
-            </w:pPr>
-            <w:r>
-              <w:rPr>
-                <w:rFonts w:ascii="Liberation Sans" w:hAnsi="Liberation Sans"/>
-                <w:sz w:val="16"/>
-              </w:rPr>
-            </w:r>
-          </w:p>
-        </w:tc>
-        <w:tc>
-          <w:tcPr>
-            <w:tcW w:w="5454" w:type="dxa"/>
+            <w:tcW w:w="93" w:type="dxa"/>
+            <w:gridSpan w:val="2"/>
+            <w:tcBorders/>
+            <w:shd w:color="FFFFFF" w:fill="auto" w:val="clear"/>
+            <w:vAlign w:val="bottom"/>
+          </w:tcPr>
+          <w:p>
+            <w:pPr>
+              <w:pStyle w:val="Normal"/>
+              <w:widowControl w:val="false"/>
+              <w:spacing w:lineRule="auto" w:line="240" w:before="0" w:after="0"/>
+              <w:jc w:val="left"/>
+              <w:rPr>
+                <w:rFonts w:ascii="Liberation Sans" w:hAnsi="Liberation Sans"/>
+                <w:sz w:val="16"/>
+              </w:rPr>
+            </w:pPr>
+            <w:r>
+              <w:rPr>
+                <w:rFonts w:ascii="Liberation Sans" w:hAnsi="Liberation Sans"/>
+                <w:sz w:val="16"/>
+              </w:rPr>
+            </w:r>
+          </w:p>
+        </w:tc>
+        <w:tc>
+          <w:tcPr>
+            <w:tcW w:w="5456" w:type="dxa"/>
             <w:gridSpan w:val="39"/>
             <w:vMerge w:val="restart"/>
             <w:tcBorders>
@@ -1080,7 +1080,7 @@
         </w:tc>
         <w:tc>
           <w:tcPr>
-            <w:tcW w:w="956" w:type="dxa"/>
+            <w:tcW w:w="957" w:type="dxa"/>
             <w:gridSpan w:val="9"/>
             <w:tcBorders>
               <w:top w:val="single" w:sz="4" w:space="0" w:color="000000"/>
@@ -1142,7 +1142,7 @@
         </w:tc>
         <w:tc>
           <w:tcPr>
-            <w:tcW w:w="169" w:type="dxa"/>
+            <w:tcW w:w="167" w:type="dxa"/>
             <w:gridSpan w:val="2"/>
             <w:tcBorders/>
             <w:shd w:color="FFFFFF" w:fill="auto" w:val="clear"/>
@@ -1174,34 +1174,34 @@
         </w:trPr>
         <w:tc>
           <w:tcPr>
-            <w:tcW w:w="94" w:type="dxa"/>
-            <w:gridSpan w:val="2"/>
-            <w:tcBorders/>
-            <w:shd w:color="FFFFFF" w:fill="auto" w:val="clear"/>
-            <w:vAlign w:val="bottom"/>
-          </w:tcPr>
-          <w:p>
-            <w:pPr>
-              <w:pStyle w:val="Normal"/>
-              <w:widowControl w:val="false"/>
-              <w:spacing w:lineRule="auto" w:line="240" w:before="0" w:after="0"/>
-              <w:jc w:val="left"/>
-              <w:rPr>
-                <w:rFonts w:ascii="Liberation Sans" w:hAnsi="Liberation Sans"/>
-                <w:sz w:val="16"/>
-              </w:rPr>
-            </w:pPr>
-            <w:r>
-              <w:rPr>
-                <w:rFonts w:ascii="Liberation Sans" w:hAnsi="Liberation Sans"/>
-                <w:sz w:val="16"/>
-              </w:rPr>
-            </w:r>
-          </w:p>
-        </w:tc>
-        <w:tc>
-          <w:tcPr>
-            <w:tcW w:w="5454" w:type="dxa"/>
+            <w:tcW w:w="93" w:type="dxa"/>
+            <w:gridSpan w:val="2"/>
+            <w:tcBorders/>
+            <w:shd w:color="FFFFFF" w:fill="auto" w:val="clear"/>
+            <w:vAlign w:val="bottom"/>
+          </w:tcPr>
+          <w:p>
+            <w:pPr>
+              <w:pStyle w:val="Normal"/>
+              <w:widowControl w:val="false"/>
+              <w:spacing w:lineRule="auto" w:line="240" w:before="0" w:after="0"/>
+              <w:jc w:val="left"/>
+              <w:rPr>
+                <w:rFonts w:ascii="Liberation Sans" w:hAnsi="Liberation Sans"/>
+                <w:sz w:val="16"/>
+              </w:rPr>
+            </w:pPr>
+            <w:r>
+              <w:rPr>
+                <w:rFonts w:ascii="Liberation Sans" w:hAnsi="Liberation Sans"/>
+                <w:sz w:val="16"/>
+              </w:rPr>
+            </w:r>
+          </w:p>
+        </w:tc>
+        <w:tc>
+          <w:tcPr>
+            <w:tcW w:w="5456" w:type="dxa"/>
             <w:gridSpan w:val="39"/>
             <w:vMerge w:val="continue"/>
             <w:tcBorders>
@@ -1234,7 +1234,7 @@
         </w:tc>
         <w:tc>
           <w:tcPr>
-            <w:tcW w:w="956" w:type="dxa"/>
+            <w:tcW w:w="957" w:type="dxa"/>
             <w:gridSpan w:val="9"/>
             <w:vMerge w:val="restart"/>
             <w:tcBorders>
@@ -1296,7 +1296,7 @@
         </w:tc>
         <w:tc>
           <w:tcPr>
-            <w:tcW w:w="169" w:type="dxa"/>
+            <w:tcW w:w="167" w:type="dxa"/>
             <w:gridSpan w:val="2"/>
             <w:tcBorders/>
             <w:shd w:color="FFFFFF" w:fill="auto" w:val="clear"/>
@@ -1328,34 +1328,34 @@
         </w:trPr>
         <w:tc>
           <w:tcPr>
-            <w:tcW w:w="94" w:type="dxa"/>
-            <w:gridSpan w:val="2"/>
-            <w:tcBorders/>
-            <w:shd w:color="FFFFFF" w:fill="auto" w:val="clear"/>
-            <w:vAlign w:val="bottom"/>
-          </w:tcPr>
-          <w:p>
-            <w:pPr>
-              <w:pStyle w:val="Normal"/>
-              <w:widowControl w:val="false"/>
-              <w:spacing w:lineRule="auto" w:line="240" w:before="0" w:after="0"/>
-              <w:jc w:val="left"/>
-              <w:rPr>
-                <w:rFonts w:ascii="Liberation Sans" w:hAnsi="Liberation Sans"/>
-                <w:sz w:val="16"/>
-              </w:rPr>
-            </w:pPr>
-            <w:r>
-              <w:rPr>
-                <w:rFonts w:ascii="Liberation Sans" w:hAnsi="Liberation Sans"/>
-                <w:sz w:val="16"/>
-              </w:rPr>
-            </w:r>
-          </w:p>
-        </w:tc>
-        <w:tc>
-          <w:tcPr>
-            <w:tcW w:w="5454" w:type="dxa"/>
+            <w:tcW w:w="93" w:type="dxa"/>
+            <w:gridSpan w:val="2"/>
+            <w:tcBorders/>
+            <w:shd w:color="FFFFFF" w:fill="auto" w:val="clear"/>
+            <w:vAlign w:val="bottom"/>
+          </w:tcPr>
+          <w:p>
+            <w:pPr>
+              <w:pStyle w:val="Normal"/>
+              <w:widowControl w:val="false"/>
+              <w:spacing w:lineRule="auto" w:line="240" w:before="0" w:after="0"/>
+              <w:jc w:val="left"/>
+              <w:rPr>
+                <w:rFonts w:ascii="Liberation Sans" w:hAnsi="Liberation Sans"/>
+                <w:sz w:val="16"/>
+              </w:rPr>
+            </w:pPr>
+            <w:r>
+              <w:rPr>
+                <w:rFonts w:ascii="Liberation Sans" w:hAnsi="Liberation Sans"/>
+                <w:sz w:val="16"/>
+              </w:rPr>
+            </w:r>
+          </w:p>
+        </w:tc>
+        <w:tc>
+          <w:tcPr>
+            <w:tcW w:w="5456" w:type="dxa"/>
             <w:gridSpan w:val="39"/>
             <w:tcBorders>
               <w:left w:val="single" w:sz="4" w:space="0" w:color="000000"/>
@@ -1387,7 +1387,7 @@
         </w:tc>
         <w:tc>
           <w:tcPr>
-            <w:tcW w:w="956" w:type="dxa"/>
+            <w:tcW w:w="957" w:type="dxa"/>
             <w:gridSpan w:val="9"/>
             <w:vMerge w:val="continue"/>
             <w:tcBorders>
@@ -1454,7 +1454,7 @@
         </w:tc>
         <w:tc>
           <w:tcPr>
-            <w:tcW w:w="169" w:type="dxa"/>
+            <w:tcW w:w="167" w:type="dxa"/>
             <w:gridSpan w:val="2"/>
             <w:tcBorders/>
             <w:shd w:color="FFFFFF" w:fill="auto" w:val="clear"/>
@@ -1486,34 +1486,34 @@
         </w:trPr>
         <w:tc>
           <w:tcPr>
-            <w:tcW w:w="94" w:type="dxa"/>
-            <w:gridSpan w:val="2"/>
-            <w:tcBorders/>
-            <w:shd w:color="FFFFFF" w:fill="auto" w:val="clear"/>
-            <w:vAlign w:val="bottom"/>
-          </w:tcPr>
-          <w:p>
-            <w:pPr>
-              <w:pStyle w:val="Normal"/>
-              <w:widowControl w:val="false"/>
-              <w:spacing w:lineRule="auto" w:line="240" w:before="0" w:after="0"/>
-              <w:jc w:val="left"/>
-              <w:rPr>
-                <w:rFonts w:ascii="Liberation Sans" w:hAnsi="Liberation Sans"/>
-                <w:sz w:val="16"/>
-              </w:rPr>
-            </w:pPr>
-            <w:r>
-              <w:rPr>
-                <w:rFonts w:ascii="Liberation Sans" w:hAnsi="Liberation Sans"/>
-                <w:sz w:val="16"/>
-              </w:rPr>
-            </w:r>
-          </w:p>
-        </w:tc>
-        <w:tc>
-          <w:tcPr>
-            <w:tcW w:w="644" w:type="dxa"/>
+            <w:tcW w:w="93" w:type="dxa"/>
+            <w:gridSpan w:val="2"/>
+            <w:tcBorders/>
+            <w:shd w:color="FFFFFF" w:fill="auto" w:val="clear"/>
+            <w:vAlign w:val="bottom"/>
+          </w:tcPr>
+          <w:p>
+            <w:pPr>
+              <w:pStyle w:val="Normal"/>
+              <w:widowControl w:val="false"/>
+              <w:spacing w:lineRule="auto" w:line="240" w:before="0" w:after="0"/>
+              <w:jc w:val="left"/>
+              <w:rPr>
+                <w:rFonts w:ascii="Liberation Sans" w:hAnsi="Liberation Sans"/>
+                <w:sz w:val="16"/>
+              </w:rPr>
+            </w:pPr>
+            <w:r>
+              <w:rPr>
+                <w:rFonts w:ascii="Liberation Sans" w:hAnsi="Liberation Sans"/>
+                <w:sz w:val="16"/>
+              </w:rPr>
+            </w:r>
+          </w:p>
+        </w:tc>
+        <w:tc>
+          <w:tcPr>
+            <w:tcW w:w="645" w:type="dxa"/>
             <w:gridSpan w:val="6"/>
             <w:tcBorders>
               <w:top w:val="single" w:sz="4" w:space="0" w:color="000000"/>
@@ -1604,7 +1604,7 @@
         </w:tc>
         <w:tc>
           <w:tcPr>
-            <w:tcW w:w="1954" w:type="dxa"/>
+            <w:tcW w:w="1955" w:type="dxa"/>
             <w:gridSpan w:val="15"/>
             <w:tcBorders>
               <w:top w:val="single" w:sz="4" w:space="0" w:color="000000"/>
@@ -1631,7 +1631,7 @@
         </w:tc>
         <w:tc>
           <w:tcPr>
-            <w:tcW w:w="956" w:type="dxa"/>
+            <w:tcW w:w="957" w:type="dxa"/>
             <w:gridSpan w:val="9"/>
             <w:vMerge w:val="restart"/>
             <w:tcBorders>
@@ -1694,7 +1694,7 @@
         </w:tc>
         <w:tc>
           <w:tcPr>
-            <w:tcW w:w="169" w:type="dxa"/>
+            <w:tcW w:w="167" w:type="dxa"/>
             <w:gridSpan w:val="2"/>
             <w:tcBorders/>
             <w:shd w:color="FFFFFF" w:fill="auto" w:val="clear"/>
@@ -1726,34 +1726,34 @@
         </w:trPr>
         <w:tc>
           <w:tcPr>
-            <w:tcW w:w="94" w:type="dxa"/>
-            <w:gridSpan w:val="2"/>
-            <w:tcBorders/>
-            <w:shd w:color="FFFFFF" w:fill="auto" w:val="clear"/>
-            <w:vAlign w:val="bottom"/>
-          </w:tcPr>
-          <w:p>
-            <w:pPr>
-              <w:pStyle w:val="Normal"/>
-              <w:widowControl w:val="false"/>
-              <w:spacing w:lineRule="auto" w:line="240" w:before="0" w:after="0"/>
-              <w:jc w:val="left"/>
-              <w:rPr>
-                <w:rFonts w:ascii="Liberation Sans" w:hAnsi="Liberation Sans"/>
-                <w:sz w:val="16"/>
-              </w:rPr>
-            </w:pPr>
-            <w:r>
-              <w:rPr>
-                <w:rFonts w:ascii="Liberation Sans" w:hAnsi="Liberation Sans"/>
-                <w:sz w:val="16"/>
-              </w:rPr>
-            </w:r>
-          </w:p>
-        </w:tc>
-        <w:tc>
-          <w:tcPr>
-            <w:tcW w:w="5454" w:type="dxa"/>
+            <w:tcW w:w="93" w:type="dxa"/>
+            <w:gridSpan w:val="2"/>
+            <w:tcBorders/>
+            <w:shd w:color="FFFFFF" w:fill="auto" w:val="clear"/>
+            <w:vAlign w:val="bottom"/>
+          </w:tcPr>
+          <w:p>
+            <w:pPr>
+              <w:pStyle w:val="Normal"/>
+              <w:widowControl w:val="false"/>
+              <w:spacing w:lineRule="auto" w:line="240" w:before="0" w:after="0"/>
+              <w:jc w:val="left"/>
+              <w:rPr>
+                <w:rFonts w:ascii="Liberation Sans" w:hAnsi="Liberation Sans"/>
+                <w:sz w:val="16"/>
+              </w:rPr>
+            </w:pPr>
+            <w:r>
+              <w:rPr>
+                <w:rFonts w:ascii="Liberation Sans" w:hAnsi="Liberation Sans"/>
+                <w:sz w:val="16"/>
+              </w:rPr>
+            </w:r>
+          </w:p>
+        </w:tc>
+        <w:tc>
+          <w:tcPr>
+            <w:tcW w:w="5456" w:type="dxa"/>
             <w:gridSpan w:val="39"/>
             <w:vMerge w:val="restart"/>
             <w:tcBorders>
@@ -1780,7 +1780,7 @@
         </w:tc>
         <w:tc>
           <w:tcPr>
-            <w:tcW w:w="956" w:type="dxa"/>
+            <w:tcW w:w="957" w:type="dxa"/>
             <w:gridSpan w:val="9"/>
             <w:vMerge w:val="continue"/>
             <w:tcBorders>
@@ -1848,7 +1848,7 @@
         </w:tc>
         <w:tc>
           <w:tcPr>
-            <w:tcW w:w="169" w:type="dxa"/>
+            <w:tcW w:w="167" w:type="dxa"/>
             <w:gridSpan w:val="2"/>
             <w:tcBorders/>
             <w:shd w:color="FFFFFF" w:fill="auto" w:val="clear"/>
@@ -1880,34 +1880,34 @@
         </w:trPr>
         <w:tc>
           <w:tcPr>
-            <w:tcW w:w="94" w:type="dxa"/>
-            <w:gridSpan w:val="2"/>
-            <w:tcBorders/>
-            <w:shd w:color="FFFFFF" w:fill="auto" w:val="clear"/>
-            <w:vAlign w:val="bottom"/>
-          </w:tcPr>
-          <w:p>
-            <w:pPr>
-              <w:pStyle w:val="Normal"/>
-              <w:widowControl w:val="false"/>
-              <w:spacing w:lineRule="auto" w:line="240" w:before="0" w:after="0"/>
-              <w:jc w:val="left"/>
-              <w:rPr>
-                <w:rFonts w:ascii="Liberation Sans" w:hAnsi="Liberation Sans"/>
-                <w:sz w:val="16"/>
-              </w:rPr>
-            </w:pPr>
-            <w:r>
-              <w:rPr>
-                <w:rFonts w:ascii="Liberation Sans" w:hAnsi="Liberation Sans"/>
-                <w:sz w:val="16"/>
-              </w:rPr>
-            </w:r>
-          </w:p>
-        </w:tc>
-        <w:tc>
-          <w:tcPr>
-            <w:tcW w:w="5454" w:type="dxa"/>
+            <w:tcW w:w="93" w:type="dxa"/>
+            <w:gridSpan w:val="2"/>
+            <w:tcBorders/>
+            <w:shd w:color="FFFFFF" w:fill="auto" w:val="clear"/>
+            <w:vAlign w:val="bottom"/>
+          </w:tcPr>
+          <w:p>
+            <w:pPr>
+              <w:pStyle w:val="Normal"/>
+              <w:widowControl w:val="false"/>
+              <w:spacing w:lineRule="auto" w:line="240" w:before="0" w:after="0"/>
+              <w:jc w:val="left"/>
+              <w:rPr>
+                <w:rFonts w:ascii="Liberation Sans" w:hAnsi="Liberation Sans"/>
+                <w:sz w:val="16"/>
+              </w:rPr>
+            </w:pPr>
+            <w:r>
+              <w:rPr>
+                <w:rFonts w:ascii="Liberation Sans" w:hAnsi="Liberation Sans"/>
+                <w:sz w:val="16"/>
+              </w:rPr>
+            </w:r>
+          </w:p>
+        </w:tc>
+        <w:tc>
+          <w:tcPr>
+            <w:tcW w:w="5456" w:type="dxa"/>
             <w:gridSpan w:val="39"/>
             <w:vMerge w:val="continue"/>
             <w:tcBorders>
@@ -1939,7 +1939,7 @@
         </w:tc>
         <w:tc>
           <w:tcPr>
-            <w:tcW w:w="956" w:type="dxa"/>
+            <w:tcW w:w="957" w:type="dxa"/>
             <w:gridSpan w:val="9"/>
             <w:vMerge w:val="continue"/>
             <w:tcBorders>
@@ -2007,7 +2007,7 @@
         </w:tc>
         <w:tc>
           <w:tcPr>
-            <w:tcW w:w="169" w:type="dxa"/>
+            <w:tcW w:w="167" w:type="dxa"/>
             <w:gridSpan w:val="2"/>
             <w:tcBorders/>
             <w:shd w:color="FFFFFF" w:fill="auto" w:val="clear"/>
@@ -2039,34 +2039,34 @@
         </w:trPr>
         <w:tc>
           <w:tcPr>
-            <w:tcW w:w="94" w:type="dxa"/>
-            <w:gridSpan w:val="2"/>
-            <w:tcBorders/>
-            <w:shd w:color="FFFFFF" w:fill="auto" w:val="clear"/>
-            <w:vAlign w:val="bottom"/>
-          </w:tcPr>
-          <w:p>
-            <w:pPr>
-              <w:pStyle w:val="Normal"/>
-              <w:widowControl w:val="false"/>
-              <w:spacing w:lineRule="auto" w:line="240" w:before="0" w:after="0"/>
-              <w:jc w:val="left"/>
-              <w:rPr>
-                <w:rFonts w:ascii="Liberation Sans" w:hAnsi="Liberation Sans"/>
-                <w:sz w:val="16"/>
-              </w:rPr>
-            </w:pPr>
-            <w:r>
-              <w:rPr>
-                <w:rFonts w:ascii="Liberation Sans" w:hAnsi="Liberation Sans"/>
-                <w:sz w:val="16"/>
-              </w:rPr>
-            </w:r>
-          </w:p>
-        </w:tc>
-        <w:tc>
-          <w:tcPr>
-            <w:tcW w:w="5454" w:type="dxa"/>
+            <w:tcW w:w="93" w:type="dxa"/>
+            <w:gridSpan w:val="2"/>
+            <w:tcBorders/>
+            <w:shd w:color="FFFFFF" w:fill="auto" w:val="clear"/>
+            <w:vAlign w:val="bottom"/>
+          </w:tcPr>
+          <w:p>
+            <w:pPr>
+              <w:pStyle w:val="Normal"/>
+              <w:widowControl w:val="false"/>
+              <w:spacing w:lineRule="auto" w:line="240" w:before="0" w:after="0"/>
+              <w:jc w:val="left"/>
+              <w:rPr>
+                <w:rFonts w:ascii="Liberation Sans" w:hAnsi="Liberation Sans"/>
+                <w:sz w:val="16"/>
+              </w:rPr>
+            </w:pPr>
+            <w:r>
+              <w:rPr>
+                <w:rFonts w:ascii="Liberation Sans" w:hAnsi="Liberation Sans"/>
+                <w:sz w:val="16"/>
+              </w:rPr>
+            </w:r>
+          </w:p>
+        </w:tc>
+        <w:tc>
+          <w:tcPr>
+            <w:tcW w:w="5456" w:type="dxa"/>
             <w:gridSpan w:val="39"/>
             <w:tcBorders>
               <w:left w:val="single" w:sz="4" w:space="0" w:color="000000"/>
@@ -2098,7 +2098,7 @@
         </w:tc>
         <w:tc>
           <w:tcPr>
-            <w:tcW w:w="956" w:type="dxa"/>
+            <w:tcW w:w="957" w:type="dxa"/>
             <w:gridSpan w:val="9"/>
             <w:vMerge w:val="continue"/>
             <w:tcBorders>
@@ -2166,7 +2166,7 @@
         </w:tc>
         <w:tc>
           <w:tcPr>
-            <w:tcW w:w="169" w:type="dxa"/>
+            <w:tcW w:w="167" w:type="dxa"/>
             <w:gridSpan w:val="2"/>
             <w:tcBorders/>
             <w:shd w:color="FFFFFF" w:fill="auto" w:val="clear"/>
@@ -2198,34 +2198,34 @@
         </w:trPr>
         <w:tc>
           <w:tcPr>
-            <w:tcW w:w="94" w:type="dxa"/>
-            <w:gridSpan w:val="2"/>
-            <w:tcBorders/>
-            <w:shd w:color="FFFFFF" w:fill="auto" w:val="clear"/>
-            <w:vAlign w:val="bottom"/>
-          </w:tcPr>
-          <w:p>
-            <w:pPr>
-              <w:pStyle w:val="Normal"/>
-              <w:widowControl w:val="false"/>
-              <w:spacing w:lineRule="auto" w:line="240" w:before="0" w:after="0"/>
-              <w:jc w:val="left"/>
-              <w:rPr>
-                <w:rFonts w:ascii="Liberation Sans" w:hAnsi="Liberation Sans"/>
-                <w:sz w:val="16"/>
-              </w:rPr>
-            </w:pPr>
-            <w:r>
-              <w:rPr>
-                <w:rFonts w:ascii="Liberation Sans" w:hAnsi="Liberation Sans"/>
-                <w:sz w:val="16"/>
-              </w:rPr>
-            </w:r>
-          </w:p>
-        </w:tc>
-        <w:tc>
-          <w:tcPr>
-            <w:tcW w:w="329" w:type="dxa"/>
+            <w:tcW w:w="93" w:type="dxa"/>
+            <w:gridSpan w:val="2"/>
+            <w:tcBorders/>
+            <w:shd w:color="FFFFFF" w:fill="auto" w:val="clear"/>
+            <w:vAlign w:val="bottom"/>
+          </w:tcPr>
+          <w:p>
+            <w:pPr>
+              <w:pStyle w:val="Normal"/>
+              <w:widowControl w:val="false"/>
+              <w:spacing w:lineRule="auto" w:line="240" w:before="0" w:after="0"/>
+              <w:jc w:val="left"/>
+              <w:rPr>
+                <w:rFonts w:ascii="Liberation Sans" w:hAnsi="Liberation Sans"/>
+                <w:sz w:val="16"/>
+              </w:rPr>
+            </w:pPr>
+            <w:r>
+              <w:rPr>
+                <w:rFonts w:ascii="Liberation Sans" w:hAnsi="Liberation Sans"/>
+                <w:sz w:val="16"/>
+              </w:rPr>
+            </w:r>
+          </w:p>
+        </w:tc>
+        <w:tc>
+          <w:tcPr>
+            <w:tcW w:w="330" w:type="dxa"/>
             <w:gridSpan w:val="2"/>
             <w:tcBorders/>
             <w:shd w:color="FFFFFF" w:fill="auto" w:val="clear"/>
@@ -2279,34 +2279,34 @@
         </w:tc>
         <w:tc>
           <w:tcPr>
-            <w:tcW w:w="319" w:type="dxa"/>
-            <w:gridSpan w:val="2"/>
-            <w:tcBorders/>
-            <w:shd w:color="FFFFFF" w:fill="auto" w:val="clear"/>
-            <w:vAlign w:val="bottom"/>
-          </w:tcPr>
-          <w:p>
-            <w:pPr>
-              <w:pStyle w:val="Normal"/>
-              <w:widowControl w:val="false"/>
-              <w:spacing w:lineRule="auto" w:line="240" w:before="0" w:after="0"/>
-              <w:jc w:val="left"/>
-              <w:rPr>
-                <w:rFonts w:ascii="Liberation Sans" w:hAnsi="Liberation Sans"/>
-                <w:sz w:val="16"/>
-              </w:rPr>
-            </w:pPr>
-            <w:r>
-              <w:rPr>
-                <w:rFonts w:ascii="Liberation Sans" w:hAnsi="Liberation Sans"/>
-                <w:sz w:val="16"/>
-              </w:rPr>
-            </w:r>
-          </w:p>
-        </w:tc>
-        <w:tc>
-          <w:tcPr>
-            <w:tcW w:w="585" w:type="dxa"/>
+            <w:tcW w:w="318" w:type="dxa"/>
+            <w:gridSpan w:val="2"/>
+            <w:tcBorders/>
+            <w:shd w:color="FFFFFF" w:fill="auto" w:val="clear"/>
+            <w:vAlign w:val="bottom"/>
+          </w:tcPr>
+          <w:p>
+            <w:pPr>
+              <w:pStyle w:val="Normal"/>
+              <w:widowControl w:val="false"/>
+              <w:spacing w:lineRule="auto" w:line="240" w:before="0" w:after="0"/>
+              <w:jc w:val="left"/>
+              <w:rPr>
+                <w:rFonts w:ascii="Liberation Sans" w:hAnsi="Liberation Sans"/>
+                <w:sz w:val="16"/>
+              </w:rPr>
+            </w:pPr>
+            <w:r>
+              <w:rPr>
+                <w:rFonts w:ascii="Liberation Sans" w:hAnsi="Liberation Sans"/>
+                <w:sz w:val="16"/>
+              </w:rPr>
+            </w:r>
+          </w:p>
+        </w:tc>
+        <w:tc>
+          <w:tcPr>
+            <w:tcW w:w="586" w:type="dxa"/>
             <w:gridSpan w:val="2"/>
             <w:tcBorders/>
             <w:shd w:color="FFFFFF" w:fill="auto" w:val="clear"/>
@@ -2467,61 +2467,61 @@
         </w:tc>
         <w:tc>
           <w:tcPr>
-            <w:tcW w:w="320" w:type="dxa"/>
-            <w:gridSpan w:val="2"/>
-            <w:tcBorders/>
-            <w:shd w:color="FFFFFF" w:fill="auto" w:val="clear"/>
-            <w:vAlign w:val="bottom"/>
-          </w:tcPr>
-          <w:p>
-            <w:pPr>
-              <w:pStyle w:val="Normal"/>
-              <w:widowControl w:val="false"/>
-              <w:spacing w:lineRule="auto" w:line="240" w:before="0" w:after="0"/>
-              <w:jc w:val="left"/>
-              <w:rPr>
-                <w:rFonts w:ascii="Liberation Sans" w:hAnsi="Liberation Sans"/>
-                <w:sz w:val="16"/>
-              </w:rPr>
-            </w:pPr>
-            <w:r>
-              <w:rPr>
-                <w:rFonts w:ascii="Liberation Sans" w:hAnsi="Liberation Sans"/>
-                <w:sz w:val="16"/>
-              </w:rPr>
-            </w:r>
-          </w:p>
-        </w:tc>
-        <w:tc>
-          <w:tcPr>
-            <w:tcW w:w="320" w:type="dxa"/>
-            <w:gridSpan w:val="2"/>
-            <w:tcBorders/>
-            <w:shd w:color="FFFFFF" w:fill="auto" w:val="clear"/>
-            <w:vAlign w:val="bottom"/>
-          </w:tcPr>
-          <w:p>
-            <w:pPr>
-              <w:pStyle w:val="Normal"/>
-              <w:widowControl w:val="false"/>
-              <w:spacing w:lineRule="auto" w:line="240" w:before="0" w:after="0"/>
-              <w:jc w:val="left"/>
-              <w:rPr>
-                <w:rFonts w:ascii="Liberation Sans" w:hAnsi="Liberation Sans"/>
-                <w:sz w:val="16"/>
-              </w:rPr>
-            </w:pPr>
-            <w:r>
-              <w:rPr>
-                <w:rFonts w:ascii="Liberation Sans" w:hAnsi="Liberation Sans"/>
-                <w:sz w:val="16"/>
-              </w:rPr>
-            </w:r>
-          </w:p>
-        </w:tc>
-        <w:tc>
-          <w:tcPr>
-            <w:tcW w:w="317" w:type="dxa"/>
+            <w:tcW w:w="321" w:type="dxa"/>
+            <w:gridSpan w:val="2"/>
+            <w:tcBorders/>
+            <w:shd w:color="FFFFFF" w:fill="auto" w:val="clear"/>
+            <w:vAlign w:val="bottom"/>
+          </w:tcPr>
+          <w:p>
+            <w:pPr>
+              <w:pStyle w:val="Normal"/>
+              <w:widowControl w:val="false"/>
+              <w:spacing w:lineRule="auto" w:line="240" w:before="0" w:after="0"/>
+              <w:jc w:val="left"/>
+              <w:rPr>
+                <w:rFonts w:ascii="Liberation Sans" w:hAnsi="Liberation Sans"/>
+                <w:sz w:val="16"/>
+              </w:rPr>
+            </w:pPr>
+            <w:r>
+              <w:rPr>
+                <w:rFonts w:ascii="Liberation Sans" w:hAnsi="Liberation Sans"/>
+                <w:sz w:val="16"/>
+              </w:rPr>
+            </w:r>
+          </w:p>
+        </w:tc>
+        <w:tc>
+          <w:tcPr>
+            <w:tcW w:w="319" w:type="dxa"/>
+            <w:gridSpan w:val="2"/>
+            <w:tcBorders/>
+            <w:shd w:color="FFFFFF" w:fill="auto" w:val="clear"/>
+            <w:vAlign w:val="bottom"/>
+          </w:tcPr>
+          <w:p>
+            <w:pPr>
+              <w:pStyle w:val="Normal"/>
+              <w:widowControl w:val="false"/>
+              <w:spacing w:lineRule="auto" w:line="240" w:before="0" w:after="0"/>
+              <w:jc w:val="left"/>
+              <w:rPr>
+                <w:rFonts w:ascii="Liberation Sans" w:hAnsi="Liberation Sans"/>
+                <w:sz w:val="16"/>
+              </w:rPr>
+            </w:pPr>
+            <w:r>
+              <w:rPr>
+                <w:rFonts w:ascii="Liberation Sans" w:hAnsi="Liberation Sans"/>
+                <w:sz w:val="16"/>
+              </w:rPr>
+            </w:r>
+          </w:p>
+        </w:tc>
+        <w:tc>
+          <w:tcPr>
+            <w:tcW w:w="318" w:type="dxa"/>
             <w:gridSpan w:val="2"/>
             <w:tcBorders/>
             <w:shd w:color="FFFFFF" w:fill="auto" w:val="clear"/>
@@ -2629,34 +2629,34 @@
         </w:tc>
         <w:tc>
           <w:tcPr>
-            <w:tcW w:w="241" w:type="dxa"/>
-            <w:gridSpan w:val="2"/>
-            <w:tcBorders/>
-            <w:shd w:color="FFFFFF" w:fill="auto" w:val="clear"/>
-            <w:vAlign w:val="bottom"/>
-          </w:tcPr>
-          <w:p>
-            <w:pPr>
-              <w:pStyle w:val="Normal"/>
-              <w:widowControl w:val="false"/>
-              <w:spacing w:lineRule="auto" w:line="240" w:before="0" w:after="0"/>
-              <w:jc w:val="left"/>
-              <w:rPr>
-                <w:rFonts w:ascii="Liberation Sans" w:hAnsi="Liberation Sans"/>
-                <w:sz w:val="16"/>
-              </w:rPr>
-            </w:pPr>
-            <w:r>
-              <w:rPr>
-                <w:rFonts w:ascii="Liberation Sans" w:hAnsi="Liberation Sans"/>
-                <w:sz w:val="16"/>
-              </w:rPr>
-            </w:r>
-          </w:p>
-        </w:tc>
-        <w:tc>
-          <w:tcPr>
-            <w:tcW w:w="254" w:type="dxa"/>
+            <w:tcW w:w="240" w:type="dxa"/>
+            <w:gridSpan w:val="2"/>
+            <w:tcBorders/>
+            <w:shd w:color="FFFFFF" w:fill="auto" w:val="clear"/>
+            <w:vAlign w:val="bottom"/>
+          </w:tcPr>
+          <w:p>
+            <w:pPr>
+              <w:pStyle w:val="Normal"/>
+              <w:widowControl w:val="false"/>
+              <w:spacing w:lineRule="auto" w:line="240" w:before="0" w:after="0"/>
+              <w:jc w:val="left"/>
+              <w:rPr>
+                <w:rFonts w:ascii="Liberation Sans" w:hAnsi="Liberation Sans"/>
+                <w:sz w:val="16"/>
+              </w:rPr>
+            </w:pPr>
+            <w:r>
+              <w:rPr>
+                <w:rFonts w:ascii="Liberation Sans" w:hAnsi="Liberation Sans"/>
+                <w:sz w:val="16"/>
+              </w:rPr>
+            </w:r>
+          </w:p>
+        </w:tc>
+        <w:tc>
+          <w:tcPr>
+            <w:tcW w:w="255" w:type="dxa"/>
             <w:gridSpan w:val="2"/>
             <w:tcBorders/>
             <w:shd w:color="FFFFFF" w:fill="auto" w:val="clear"/>
@@ -2737,7 +2737,7 @@
         </w:tc>
         <w:tc>
           <w:tcPr>
-            <w:tcW w:w="329" w:type="dxa"/>
+            <w:tcW w:w="330" w:type="dxa"/>
             <w:gridSpan w:val="2"/>
             <w:tcBorders/>
             <w:shd w:color="FFFFFF" w:fill="auto" w:val="clear"/>
@@ -2845,7 +2845,7 @@
         </w:tc>
         <w:tc>
           <w:tcPr>
-            <w:tcW w:w="320" w:type="dxa"/>
+            <w:tcW w:w="319" w:type="dxa"/>
             <w:gridSpan w:val="3"/>
             <w:tcBorders/>
             <w:shd w:color="FFFFFF" w:fill="auto" w:val="clear"/>
@@ -2872,7 +2872,7 @@
         </w:tc>
         <w:tc>
           <w:tcPr>
-            <w:tcW w:w="321" w:type="dxa"/>
+            <w:tcW w:w="322" w:type="dxa"/>
             <w:gridSpan w:val="2"/>
             <w:tcBorders/>
             <w:shd w:color="FFFFFF" w:fill="auto" w:val="clear"/>
@@ -3007,34 +3007,34 @@
         </w:tc>
         <w:tc>
           <w:tcPr>
-            <w:tcW w:w="319" w:type="dxa"/>
-            <w:gridSpan w:val="2"/>
-            <w:tcBorders/>
-            <w:shd w:color="FFFFFF" w:fill="auto" w:val="clear"/>
-            <w:vAlign w:val="bottom"/>
-          </w:tcPr>
-          <w:p>
-            <w:pPr>
-              <w:pStyle w:val="Normal"/>
-              <w:widowControl w:val="false"/>
-              <w:spacing w:lineRule="auto" w:line="240" w:before="0" w:after="0"/>
-              <w:jc w:val="left"/>
-              <w:rPr>
-                <w:rFonts w:ascii="Liberation Sans" w:hAnsi="Liberation Sans"/>
-                <w:sz w:val="16"/>
-              </w:rPr>
-            </w:pPr>
-            <w:r>
-              <w:rPr>
-                <w:rFonts w:ascii="Liberation Sans" w:hAnsi="Liberation Sans"/>
-                <w:sz w:val="16"/>
-              </w:rPr>
-            </w:r>
-          </w:p>
-        </w:tc>
-        <w:tc>
-          <w:tcPr>
-            <w:tcW w:w="321" w:type="dxa"/>
+            <w:tcW w:w="320" w:type="dxa"/>
+            <w:gridSpan w:val="2"/>
+            <w:tcBorders/>
+            <w:shd w:color="FFFFFF" w:fill="auto" w:val="clear"/>
+            <w:vAlign w:val="bottom"/>
+          </w:tcPr>
+          <w:p>
+            <w:pPr>
+              <w:pStyle w:val="Normal"/>
+              <w:widowControl w:val="false"/>
+              <w:spacing w:lineRule="auto" w:line="240" w:before="0" w:after="0"/>
+              <w:jc w:val="left"/>
+              <w:rPr>
+                <w:rFonts w:ascii="Liberation Sans" w:hAnsi="Liberation Sans"/>
+                <w:sz w:val="16"/>
+              </w:rPr>
+            </w:pPr>
+            <w:r>
+              <w:rPr>
+                <w:rFonts w:ascii="Liberation Sans" w:hAnsi="Liberation Sans"/>
+                <w:sz w:val="16"/>
+              </w:rPr>
+            </w:r>
+          </w:p>
+        </w:tc>
+        <w:tc>
+          <w:tcPr>
+            <w:tcW w:w="320" w:type="dxa"/>
             <w:gridSpan w:val="2"/>
             <w:tcBorders/>
             <w:shd w:color="FFFFFF" w:fill="auto" w:val="clear"/>
@@ -3088,7 +3088,7 @@
         </w:tc>
         <w:tc>
           <w:tcPr>
-            <w:tcW w:w="169" w:type="dxa"/>
+            <w:tcW w:w="167" w:type="dxa"/>
             <w:gridSpan w:val="2"/>
             <w:tcBorders/>
             <w:shd w:color="FFFFFF" w:fill="auto" w:val="clear"/>
@@ -3120,34 +3120,34 @@
         </w:trPr>
         <w:tc>
           <w:tcPr>
-            <w:tcW w:w="94" w:type="dxa"/>
-            <w:gridSpan w:val="2"/>
-            <w:tcBorders/>
-            <w:shd w:color="FFFFFF" w:fill="auto" w:val="clear"/>
-            <w:vAlign w:val="bottom"/>
-          </w:tcPr>
-          <w:p>
-            <w:pPr>
-              <w:pStyle w:val="Normal"/>
-              <w:widowControl w:val="false"/>
-              <w:spacing w:lineRule="auto" w:line="240" w:before="0" w:after="0"/>
-              <w:jc w:val="left"/>
-              <w:rPr>
-                <w:rFonts w:ascii="Liberation Sans" w:hAnsi="Liberation Sans"/>
-                <w:sz w:val="16"/>
-              </w:rPr>
-            </w:pPr>
-            <w:r>
-              <w:rPr>
-                <w:rFonts w:ascii="Liberation Sans" w:hAnsi="Liberation Sans"/>
-                <w:sz w:val="16"/>
-              </w:rPr>
-            </w:r>
-          </w:p>
-        </w:tc>
-        <w:tc>
-          <w:tcPr>
-            <w:tcW w:w="9809" w:type="dxa"/>
+            <w:tcW w:w="93" w:type="dxa"/>
+            <w:gridSpan w:val="2"/>
+            <w:tcBorders/>
+            <w:shd w:color="FFFFFF" w:fill="auto" w:val="clear"/>
+            <w:vAlign w:val="bottom"/>
+          </w:tcPr>
+          <w:p>
+            <w:pPr>
+              <w:pStyle w:val="Normal"/>
+              <w:widowControl w:val="false"/>
+              <w:spacing w:lineRule="auto" w:line="240" w:before="0" w:after="0"/>
+              <w:jc w:val="left"/>
+              <w:rPr>
+                <w:rFonts w:ascii="Liberation Sans" w:hAnsi="Liberation Sans"/>
+                <w:sz w:val="16"/>
+              </w:rPr>
+            </w:pPr>
+            <w:r>
+              <w:rPr>
+                <w:rFonts w:ascii="Liberation Sans" w:hAnsi="Liberation Sans"/>
+                <w:sz w:val="16"/>
+              </w:rPr>
+            </w:r>
+          </w:p>
+        </w:tc>
+        <w:tc>
+          <w:tcPr>
+            <w:tcW w:w="9812" w:type="dxa"/>
             <w:gridSpan w:val="74"/>
             <w:vMerge w:val="restart"/>
             <w:tcBorders/>
@@ -3172,7 +3172,7 @@
         </w:tc>
         <w:tc>
           <w:tcPr>
-            <w:tcW w:w="169" w:type="dxa"/>
+            <w:tcW w:w="167" w:type="dxa"/>
             <w:gridSpan w:val="2"/>
             <w:tcBorders/>
             <w:shd w:color="FFFFFF" w:fill="auto" w:val="clear"/>
@@ -3204,34 +3204,34 @@
         </w:trPr>
         <w:tc>
           <w:tcPr>
-            <w:tcW w:w="94" w:type="dxa"/>
-            <w:gridSpan w:val="2"/>
-            <w:tcBorders/>
-            <w:shd w:color="FFFFFF" w:fill="auto" w:val="clear"/>
-            <w:vAlign w:val="bottom"/>
-          </w:tcPr>
-          <w:p>
-            <w:pPr>
-              <w:pStyle w:val="Normal"/>
-              <w:widowControl w:val="false"/>
-              <w:spacing w:lineRule="auto" w:line="240" w:before="0" w:after="0"/>
-              <w:jc w:val="left"/>
-              <w:rPr>
-                <w:rFonts w:ascii="Liberation Sans" w:hAnsi="Liberation Sans"/>
-                <w:sz w:val="16"/>
-              </w:rPr>
-            </w:pPr>
-            <w:r>
-              <w:rPr>
-                <w:rFonts w:ascii="Liberation Sans" w:hAnsi="Liberation Sans"/>
-                <w:sz w:val="16"/>
-              </w:rPr>
-            </w:r>
-          </w:p>
-        </w:tc>
-        <w:tc>
-          <w:tcPr>
-            <w:tcW w:w="9809" w:type="dxa"/>
+            <w:tcW w:w="93" w:type="dxa"/>
+            <w:gridSpan w:val="2"/>
+            <w:tcBorders/>
+            <w:shd w:color="FFFFFF" w:fill="auto" w:val="clear"/>
+            <w:vAlign w:val="bottom"/>
+          </w:tcPr>
+          <w:p>
+            <w:pPr>
+              <w:pStyle w:val="Normal"/>
+              <w:widowControl w:val="false"/>
+              <w:spacing w:lineRule="auto" w:line="240" w:before="0" w:after="0"/>
+              <w:jc w:val="left"/>
+              <w:rPr>
+                <w:rFonts w:ascii="Liberation Sans" w:hAnsi="Liberation Sans"/>
+                <w:sz w:val="16"/>
+              </w:rPr>
+            </w:pPr>
+            <w:r>
+              <w:rPr>
+                <w:rFonts w:ascii="Liberation Sans" w:hAnsi="Liberation Sans"/>
+                <w:sz w:val="16"/>
+              </w:rPr>
+            </w:r>
+          </w:p>
+        </w:tc>
+        <w:tc>
+          <w:tcPr>
+            <w:tcW w:w="9812" w:type="dxa"/>
             <w:gridSpan w:val="74"/>
             <w:vMerge w:val="continue"/>
             <w:tcBorders/>
@@ -3262,7 +3262,7 @@
         </w:tc>
         <w:tc>
           <w:tcPr>
-            <w:tcW w:w="169" w:type="dxa"/>
+            <w:tcW w:w="167" w:type="dxa"/>
             <w:gridSpan w:val="2"/>
             <w:tcBorders/>
             <w:shd w:color="FFFFFF" w:fill="auto" w:val="clear"/>
@@ -3294,34 +3294,34 @@
         </w:trPr>
         <w:tc>
           <w:tcPr>
-            <w:tcW w:w="94" w:type="dxa"/>
-            <w:gridSpan w:val="2"/>
-            <w:tcBorders/>
-            <w:shd w:color="FFFFFF" w:fill="auto" w:val="clear"/>
-            <w:vAlign w:val="bottom"/>
-          </w:tcPr>
-          <w:p>
-            <w:pPr>
-              <w:pStyle w:val="Normal"/>
-              <w:widowControl w:val="false"/>
-              <w:spacing w:lineRule="auto" w:line="240" w:before="0" w:after="0"/>
-              <w:jc w:val="left"/>
-              <w:rPr>
-                <w:rFonts w:ascii="Liberation Sans" w:hAnsi="Liberation Sans"/>
-                <w:sz w:val="16"/>
-              </w:rPr>
-            </w:pPr>
-            <w:r>
-              <w:rPr>
-                <w:rFonts w:ascii="Liberation Sans" w:hAnsi="Liberation Sans"/>
-                <w:sz w:val="16"/>
-              </w:rPr>
-            </w:r>
-          </w:p>
-        </w:tc>
-        <w:tc>
-          <w:tcPr>
-            <w:tcW w:w="9809" w:type="dxa"/>
+            <w:tcW w:w="93" w:type="dxa"/>
+            <w:gridSpan w:val="2"/>
+            <w:tcBorders/>
+            <w:shd w:color="FFFFFF" w:fill="auto" w:val="clear"/>
+            <w:vAlign w:val="bottom"/>
+          </w:tcPr>
+          <w:p>
+            <w:pPr>
+              <w:pStyle w:val="Normal"/>
+              <w:widowControl w:val="false"/>
+              <w:spacing w:lineRule="auto" w:line="240" w:before="0" w:after="0"/>
+              <w:jc w:val="left"/>
+              <w:rPr>
+                <w:rFonts w:ascii="Liberation Sans" w:hAnsi="Liberation Sans"/>
+                <w:sz w:val="16"/>
+              </w:rPr>
+            </w:pPr>
+            <w:r>
+              <w:rPr>
+                <w:rFonts w:ascii="Liberation Sans" w:hAnsi="Liberation Sans"/>
+                <w:sz w:val="16"/>
+              </w:rPr>
+            </w:r>
+          </w:p>
+        </w:tc>
+        <w:tc>
+          <w:tcPr>
+            <w:tcW w:w="9812" w:type="dxa"/>
             <w:gridSpan w:val="74"/>
             <w:tcBorders>
               <w:bottom w:val="single" w:sz="10" w:space="0" w:color="000000"/>
@@ -3350,7 +3350,7 @@
         </w:tc>
         <w:tc>
           <w:tcPr>
-            <w:tcW w:w="169" w:type="dxa"/>
+            <w:tcW w:w="167" w:type="dxa"/>
             <w:gridSpan w:val="2"/>
             <w:tcBorders/>
             <w:shd w:color="FFFFFF" w:fill="auto" w:val="clear"/>
@@ -3382,34 +3382,34 @@
         </w:trPr>
         <w:tc>
           <w:tcPr>
-            <w:tcW w:w="94" w:type="dxa"/>
-            <w:gridSpan w:val="2"/>
-            <w:tcBorders/>
-            <w:shd w:color="FFFFFF" w:fill="auto" w:val="clear"/>
-            <w:vAlign w:val="bottom"/>
-          </w:tcPr>
-          <w:p>
-            <w:pPr>
-              <w:pStyle w:val="Normal"/>
-              <w:widowControl w:val="false"/>
-              <w:spacing w:lineRule="auto" w:line="240" w:before="0" w:after="0"/>
-              <w:jc w:val="left"/>
-              <w:rPr>
-                <w:rFonts w:ascii="Liberation Sans" w:hAnsi="Liberation Sans"/>
-                <w:sz w:val="16"/>
-              </w:rPr>
-            </w:pPr>
-            <w:r>
-              <w:rPr>
-                <w:rFonts w:ascii="Liberation Sans" w:hAnsi="Liberation Sans"/>
-                <w:sz w:val="16"/>
-              </w:rPr>
-            </w:r>
-          </w:p>
-        </w:tc>
-        <w:tc>
-          <w:tcPr>
-            <w:tcW w:w="329" w:type="dxa"/>
+            <w:tcW w:w="93" w:type="dxa"/>
+            <w:gridSpan w:val="2"/>
+            <w:tcBorders/>
+            <w:shd w:color="FFFFFF" w:fill="auto" w:val="clear"/>
+            <w:vAlign w:val="bottom"/>
+          </w:tcPr>
+          <w:p>
+            <w:pPr>
+              <w:pStyle w:val="Normal"/>
+              <w:widowControl w:val="false"/>
+              <w:spacing w:lineRule="auto" w:line="240" w:before="0" w:after="0"/>
+              <w:jc w:val="left"/>
+              <w:rPr>
+                <w:rFonts w:ascii="Liberation Sans" w:hAnsi="Liberation Sans"/>
+                <w:sz w:val="16"/>
+              </w:rPr>
+            </w:pPr>
+            <w:r>
+              <w:rPr>
+                <w:rFonts w:ascii="Liberation Sans" w:hAnsi="Liberation Sans"/>
+                <w:sz w:val="16"/>
+              </w:rPr>
+            </w:r>
+          </w:p>
+        </w:tc>
+        <w:tc>
+          <w:tcPr>
+            <w:tcW w:w="330" w:type="dxa"/>
             <w:gridSpan w:val="2"/>
             <w:tcBorders/>
             <w:shd w:color="FFFFFF" w:fill="auto" w:val="clear"/>
@@ -3463,34 +3463,34 @@
         </w:tc>
         <w:tc>
           <w:tcPr>
-            <w:tcW w:w="319" w:type="dxa"/>
-            <w:gridSpan w:val="2"/>
-            <w:tcBorders/>
-            <w:shd w:color="FFFFFF" w:fill="auto" w:val="clear"/>
-            <w:vAlign w:val="bottom"/>
-          </w:tcPr>
-          <w:p>
-            <w:pPr>
-              <w:pStyle w:val="Normal"/>
-              <w:widowControl w:val="false"/>
-              <w:spacing w:lineRule="auto" w:line="240" w:before="0" w:after="0"/>
-              <w:jc w:val="left"/>
-              <w:rPr>
-                <w:rFonts w:ascii="Liberation Sans" w:hAnsi="Liberation Sans"/>
-                <w:sz w:val="16"/>
-              </w:rPr>
-            </w:pPr>
-            <w:r>
-              <w:rPr>
-                <w:rFonts w:ascii="Liberation Sans" w:hAnsi="Liberation Sans"/>
-                <w:sz w:val="16"/>
-              </w:rPr>
-            </w:r>
-          </w:p>
-        </w:tc>
-        <w:tc>
-          <w:tcPr>
-            <w:tcW w:w="585" w:type="dxa"/>
+            <w:tcW w:w="318" w:type="dxa"/>
+            <w:gridSpan w:val="2"/>
+            <w:tcBorders/>
+            <w:shd w:color="FFFFFF" w:fill="auto" w:val="clear"/>
+            <w:vAlign w:val="bottom"/>
+          </w:tcPr>
+          <w:p>
+            <w:pPr>
+              <w:pStyle w:val="Normal"/>
+              <w:widowControl w:val="false"/>
+              <w:spacing w:lineRule="auto" w:line="240" w:before="0" w:after="0"/>
+              <w:jc w:val="left"/>
+              <w:rPr>
+                <w:rFonts w:ascii="Liberation Sans" w:hAnsi="Liberation Sans"/>
+                <w:sz w:val="16"/>
+              </w:rPr>
+            </w:pPr>
+            <w:r>
+              <w:rPr>
+                <w:rFonts w:ascii="Liberation Sans" w:hAnsi="Liberation Sans"/>
+                <w:sz w:val="16"/>
+              </w:rPr>
+            </w:r>
+          </w:p>
+        </w:tc>
+        <w:tc>
+          <w:tcPr>
+            <w:tcW w:w="586" w:type="dxa"/>
             <w:gridSpan w:val="2"/>
             <w:tcBorders/>
             <w:shd w:color="FFFFFF" w:fill="auto" w:val="clear"/>
@@ -3651,61 +3651,61 @@
         </w:tc>
         <w:tc>
           <w:tcPr>
-            <w:tcW w:w="320" w:type="dxa"/>
-            <w:gridSpan w:val="2"/>
-            <w:tcBorders/>
-            <w:shd w:color="FFFFFF" w:fill="auto" w:val="clear"/>
-            <w:vAlign w:val="bottom"/>
-          </w:tcPr>
-          <w:p>
-            <w:pPr>
-              <w:pStyle w:val="Normal"/>
-              <w:widowControl w:val="false"/>
-              <w:spacing w:lineRule="auto" w:line="240" w:before="0" w:after="0"/>
-              <w:jc w:val="left"/>
-              <w:rPr>
-                <w:rFonts w:ascii="Liberation Sans" w:hAnsi="Liberation Sans"/>
-                <w:sz w:val="16"/>
-              </w:rPr>
-            </w:pPr>
-            <w:r>
-              <w:rPr>
-                <w:rFonts w:ascii="Liberation Sans" w:hAnsi="Liberation Sans"/>
-                <w:sz w:val="16"/>
-              </w:rPr>
-            </w:r>
-          </w:p>
-        </w:tc>
-        <w:tc>
-          <w:tcPr>
-            <w:tcW w:w="320" w:type="dxa"/>
-            <w:gridSpan w:val="2"/>
-            <w:tcBorders/>
-            <w:shd w:color="FFFFFF" w:fill="auto" w:val="clear"/>
-            <w:vAlign w:val="bottom"/>
-          </w:tcPr>
-          <w:p>
-            <w:pPr>
-              <w:pStyle w:val="Normal"/>
-              <w:widowControl w:val="false"/>
-              <w:spacing w:lineRule="auto" w:line="240" w:before="0" w:after="0"/>
-              <w:jc w:val="left"/>
-              <w:rPr>
-                <w:rFonts w:ascii="Liberation Sans" w:hAnsi="Liberation Sans"/>
-                <w:sz w:val="16"/>
-              </w:rPr>
-            </w:pPr>
-            <w:r>
-              <w:rPr>
-                <w:rFonts w:ascii="Liberation Sans" w:hAnsi="Liberation Sans"/>
-                <w:sz w:val="16"/>
-              </w:rPr>
-            </w:r>
-          </w:p>
-        </w:tc>
-        <w:tc>
-          <w:tcPr>
-            <w:tcW w:w="317" w:type="dxa"/>
+            <w:tcW w:w="321" w:type="dxa"/>
+            <w:gridSpan w:val="2"/>
+            <w:tcBorders/>
+            <w:shd w:color="FFFFFF" w:fill="auto" w:val="clear"/>
+            <w:vAlign w:val="bottom"/>
+          </w:tcPr>
+          <w:p>
+            <w:pPr>
+              <w:pStyle w:val="Normal"/>
+              <w:widowControl w:val="false"/>
+              <w:spacing w:lineRule="auto" w:line="240" w:before="0" w:after="0"/>
+              <w:jc w:val="left"/>
+              <w:rPr>
+                <w:rFonts w:ascii="Liberation Sans" w:hAnsi="Liberation Sans"/>
+                <w:sz w:val="16"/>
+              </w:rPr>
+            </w:pPr>
+            <w:r>
+              <w:rPr>
+                <w:rFonts w:ascii="Liberation Sans" w:hAnsi="Liberation Sans"/>
+                <w:sz w:val="16"/>
+              </w:rPr>
+            </w:r>
+          </w:p>
+        </w:tc>
+        <w:tc>
+          <w:tcPr>
+            <w:tcW w:w="319" w:type="dxa"/>
+            <w:gridSpan w:val="2"/>
+            <w:tcBorders/>
+            <w:shd w:color="FFFFFF" w:fill="auto" w:val="clear"/>
+            <w:vAlign w:val="bottom"/>
+          </w:tcPr>
+          <w:p>
+            <w:pPr>
+              <w:pStyle w:val="Normal"/>
+              <w:widowControl w:val="false"/>
+              <w:spacing w:lineRule="auto" w:line="240" w:before="0" w:after="0"/>
+              <w:jc w:val="left"/>
+              <w:rPr>
+                <w:rFonts w:ascii="Liberation Sans" w:hAnsi="Liberation Sans"/>
+                <w:sz w:val="16"/>
+              </w:rPr>
+            </w:pPr>
+            <w:r>
+              <w:rPr>
+                <w:rFonts w:ascii="Liberation Sans" w:hAnsi="Liberation Sans"/>
+                <w:sz w:val="16"/>
+              </w:rPr>
+            </w:r>
+          </w:p>
+        </w:tc>
+        <w:tc>
+          <w:tcPr>
+            <w:tcW w:w="318" w:type="dxa"/>
             <w:gridSpan w:val="2"/>
             <w:tcBorders/>
             <w:shd w:color="FFFFFF" w:fill="auto" w:val="clear"/>
@@ -3813,34 +3813,34 @@
         </w:tc>
         <w:tc>
           <w:tcPr>
-            <w:tcW w:w="241" w:type="dxa"/>
-            <w:gridSpan w:val="2"/>
-            <w:tcBorders/>
-            <w:shd w:color="FFFFFF" w:fill="auto" w:val="clear"/>
-            <w:vAlign w:val="bottom"/>
-          </w:tcPr>
-          <w:p>
-            <w:pPr>
-              <w:pStyle w:val="Normal"/>
-              <w:widowControl w:val="false"/>
-              <w:spacing w:lineRule="auto" w:line="240" w:before="0" w:after="0"/>
-              <w:jc w:val="left"/>
-              <w:rPr>
-                <w:rFonts w:ascii="Liberation Sans" w:hAnsi="Liberation Sans"/>
-                <w:sz w:val="16"/>
-              </w:rPr>
-            </w:pPr>
-            <w:r>
-              <w:rPr>
-                <w:rFonts w:ascii="Liberation Sans" w:hAnsi="Liberation Sans"/>
-                <w:sz w:val="16"/>
-              </w:rPr>
-            </w:r>
-          </w:p>
-        </w:tc>
-        <w:tc>
-          <w:tcPr>
-            <w:tcW w:w="254" w:type="dxa"/>
+            <w:tcW w:w="240" w:type="dxa"/>
+            <w:gridSpan w:val="2"/>
+            <w:tcBorders/>
+            <w:shd w:color="FFFFFF" w:fill="auto" w:val="clear"/>
+            <w:vAlign w:val="bottom"/>
+          </w:tcPr>
+          <w:p>
+            <w:pPr>
+              <w:pStyle w:val="Normal"/>
+              <w:widowControl w:val="false"/>
+              <w:spacing w:lineRule="auto" w:line="240" w:before="0" w:after="0"/>
+              <w:jc w:val="left"/>
+              <w:rPr>
+                <w:rFonts w:ascii="Liberation Sans" w:hAnsi="Liberation Sans"/>
+                <w:sz w:val="16"/>
+              </w:rPr>
+            </w:pPr>
+            <w:r>
+              <w:rPr>
+                <w:rFonts w:ascii="Liberation Sans" w:hAnsi="Liberation Sans"/>
+                <w:sz w:val="16"/>
+              </w:rPr>
+            </w:r>
+          </w:p>
+        </w:tc>
+        <w:tc>
+          <w:tcPr>
+            <w:tcW w:w="255" w:type="dxa"/>
             <w:gridSpan w:val="2"/>
             <w:tcBorders/>
             <w:shd w:color="FFFFFF" w:fill="auto" w:val="clear"/>
@@ -3921,7 +3921,7 @@
         </w:tc>
         <w:tc>
           <w:tcPr>
-            <w:tcW w:w="329" w:type="dxa"/>
+            <w:tcW w:w="330" w:type="dxa"/>
             <w:gridSpan w:val="2"/>
             <w:tcBorders/>
             <w:shd w:color="FFFFFF" w:fill="auto" w:val="clear"/>
@@ -4029,7 +4029,7 @@
         </w:tc>
         <w:tc>
           <w:tcPr>
-            <w:tcW w:w="320" w:type="dxa"/>
+            <w:tcW w:w="319" w:type="dxa"/>
             <w:gridSpan w:val="3"/>
             <w:tcBorders/>
             <w:shd w:color="FFFFFF" w:fill="auto" w:val="clear"/>
@@ -4056,7 +4056,7 @@
         </w:tc>
         <w:tc>
           <w:tcPr>
-            <w:tcW w:w="321" w:type="dxa"/>
+            <w:tcW w:w="322" w:type="dxa"/>
             <w:gridSpan w:val="2"/>
             <w:tcBorders/>
             <w:shd w:color="FFFFFF" w:fill="auto" w:val="clear"/>
@@ -4193,34 +4193,34 @@
         </w:tc>
         <w:tc>
           <w:tcPr>
-            <w:tcW w:w="319" w:type="dxa"/>
-            <w:gridSpan w:val="2"/>
-            <w:tcBorders/>
-            <w:shd w:color="FFFFFF" w:fill="auto" w:val="clear"/>
-            <w:vAlign w:val="bottom"/>
-          </w:tcPr>
-          <w:p>
-            <w:pPr>
-              <w:pStyle w:val="Normal"/>
-              <w:widowControl w:val="false"/>
-              <w:spacing w:lineRule="auto" w:line="240" w:before="0" w:after="0"/>
-              <w:jc w:val="left"/>
-              <w:rPr>
-                <w:rFonts w:ascii="Liberation Sans" w:hAnsi="Liberation Sans"/>
-                <w:sz w:val="16"/>
-              </w:rPr>
-            </w:pPr>
-            <w:r>
-              <w:rPr>
-                <w:rFonts w:ascii="Liberation Sans" w:hAnsi="Liberation Sans"/>
-                <w:sz w:val="16"/>
-              </w:rPr>
-            </w:r>
-          </w:p>
-        </w:tc>
-        <w:tc>
-          <w:tcPr>
-            <w:tcW w:w="321" w:type="dxa"/>
+            <w:tcW w:w="320" w:type="dxa"/>
+            <w:gridSpan w:val="2"/>
+            <w:tcBorders/>
+            <w:shd w:color="FFFFFF" w:fill="auto" w:val="clear"/>
+            <w:vAlign w:val="bottom"/>
+          </w:tcPr>
+          <w:p>
+            <w:pPr>
+              <w:pStyle w:val="Normal"/>
+              <w:widowControl w:val="false"/>
+              <w:spacing w:lineRule="auto" w:line="240" w:before="0" w:after="0"/>
+              <w:jc w:val="left"/>
+              <w:rPr>
+                <w:rFonts w:ascii="Liberation Sans" w:hAnsi="Liberation Sans"/>
+                <w:sz w:val="16"/>
+              </w:rPr>
+            </w:pPr>
+            <w:r>
+              <w:rPr>
+                <w:rFonts w:ascii="Liberation Sans" w:hAnsi="Liberation Sans"/>
+                <w:sz w:val="16"/>
+              </w:rPr>
+            </w:r>
+          </w:p>
+        </w:tc>
+        <w:tc>
+          <w:tcPr>
+            <w:tcW w:w="320" w:type="dxa"/>
             <w:gridSpan w:val="2"/>
             <w:tcBorders/>
             <w:shd w:color="FFFFFF" w:fill="auto" w:val="clear"/>
@@ -4274,7 +4274,7 @@
         </w:tc>
         <w:tc>
           <w:tcPr>
-            <w:tcW w:w="169" w:type="dxa"/>
+            <w:tcW w:w="167" w:type="dxa"/>
             <w:gridSpan w:val="2"/>
             <w:tcBorders/>
             <w:shd w:color="FFFFFF" w:fill="auto" w:val="clear"/>
@@ -4306,34 +4306,34 @@
         </w:trPr>
         <w:tc>
           <w:tcPr>
-            <w:tcW w:w="94" w:type="dxa"/>
-            <w:gridSpan w:val="2"/>
-            <w:tcBorders/>
-            <w:shd w:color="FFFFFF" w:fill="auto" w:val="clear"/>
-            <w:vAlign w:val="bottom"/>
-          </w:tcPr>
-          <w:p>
-            <w:pPr>
-              <w:pStyle w:val="Normal"/>
-              <w:widowControl w:val="false"/>
-              <w:spacing w:lineRule="auto" w:line="240" w:before="0" w:after="0"/>
-              <w:jc w:val="left"/>
-              <w:rPr>
-                <w:rFonts w:ascii="Liberation Sans" w:hAnsi="Liberation Sans"/>
-                <w:sz w:val="16"/>
-              </w:rPr>
-            </w:pPr>
-            <w:r>
-              <w:rPr>
-                <w:rFonts w:ascii="Liberation Sans" w:hAnsi="Liberation Sans"/>
-                <w:sz w:val="16"/>
-              </w:rPr>
-            </w:r>
-          </w:p>
-        </w:tc>
-        <w:tc>
-          <w:tcPr>
-            <w:tcW w:w="1548" w:type="dxa"/>
+            <w:tcW w:w="93" w:type="dxa"/>
+            <w:gridSpan w:val="2"/>
+            <w:tcBorders/>
+            <w:shd w:color="FFFFFF" w:fill="auto" w:val="clear"/>
+            <w:vAlign w:val="bottom"/>
+          </w:tcPr>
+          <w:p>
+            <w:pPr>
+              <w:pStyle w:val="Normal"/>
+              <w:widowControl w:val="false"/>
+              <w:spacing w:lineRule="auto" w:line="240" w:before="0" w:after="0"/>
+              <w:jc w:val="left"/>
+              <w:rPr>
+                <w:rFonts w:ascii="Liberation Sans" w:hAnsi="Liberation Sans"/>
+                <w:sz w:val="16"/>
+              </w:rPr>
+            </w:pPr>
+            <w:r>
+              <w:rPr>
+                <w:rFonts w:ascii="Liberation Sans" w:hAnsi="Liberation Sans"/>
+                <w:sz w:val="16"/>
+              </w:rPr>
+            </w:r>
+          </w:p>
+        </w:tc>
+        <w:tc>
+          <w:tcPr>
+            <w:tcW w:w="1549" w:type="dxa"/>
             <w:gridSpan w:val="10"/>
             <w:vMerge w:val="restart"/>
             <w:tcBorders/>
@@ -4364,7 +4364,7 @@
         </w:tc>
         <w:tc>
           <w:tcPr>
-            <w:tcW w:w="8261" w:type="dxa"/>
+            <w:tcW w:w="8263" w:type="dxa"/>
             <w:gridSpan w:val="64"/>
             <w:vMerge w:val="restart"/>
             <w:tcBorders/>
@@ -4388,7 +4388,7 @@
         </w:tc>
         <w:tc>
           <w:tcPr>
-            <w:tcW w:w="169" w:type="dxa"/>
+            <w:tcW w:w="167" w:type="dxa"/>
             <w:gridSpan w:val="2"/>
             <w:tcBorders/>
             <w:shd w:color="FFFFFF" w:fill="auto" w:val="clear"/>
@@ -4420,34 +4420,34 @@
         </w:trPr>
         <w:tc>
           <w:tcPr>
-            <w:tcW w:w="94" w:type="dxa"/>
-            <w:gridSpan w:val="2"/>
-            <w:tcBorders/>
-            <w:shd w:color="FFFFFF" w:fill="auto" w:val="clear"/>
-            <w:vAlign w:val="bottom"/>
-          </w:tcPr>
-          <w:p>
-            <w:pPr>
-              <w:pStyle w:val="Normal"/>
-              <w:widowControl w:val="false"/>
-              <w:spacing w:lineRule="auto" w:line="240" w:before="0" w:after="0"/>
-              <w:jc w:val="left"/>
-              <w:rPr>
-                <w:rFonts w:ascii="Liberation Sans" w:hAnsi="Liberation Sans"/>
-                <w:sz w:val="16"/>
-              </w:rPr>
-            </w:pPr>
-            <w:r>
-              <w:rPr>
-                <w:rFonts w:ascii="Liberation Sans" w:hAnsi="Liberation Sans"/>
-                <w:sz w:val="16"/>
-              </w:rPr>
-            </w:r>
-          </w:p>
-        </w:tc>
-        <w:tc>
-          <w:tcPr>
-            <w:tcW w:w="1548" w:type="dxa"/>
+            <w:tcW w:w="93" w:type="dxa"/>
+            <w:gridSpan w:val="2"/>
+            <w:tcBorders/>
+            <w:shd w:color="FFFFFF" w:fill="auto" w:val="clear"/>
+            <w:vAlign w:val="bottom"/>
+          </w:tcPr>
+          <w:p>
+            <w:pPr>
+              <w:pStyle w:val="Normal"/>
+              <w:widowControl w:val="false"/>
+              <w:spacing w:lineRule="auto" w:line="240" w:before="0" w:after="0"/>
+              <w:jc w:val="left"/>
+              <w:rPr>
+                <w:rFonts w:ascii="Liberation Sans" w:hAnsi="Liberation Sans"/>
+                <w:sz w:val="16"/>
+              </w:rPr>
+            </w:pPr>
+            <w:r>
+              <w:rPr>
+                <w:rFonts w:ascii="Liberation Sans" w:hAnsi="Liberation Sans"/>
+                <w:sz w:val="16"/>
+              </w:rPr>
+            </w:r>
+          </w:p>
+        </w:tc>
+        <w:tc>
+          <w:tcPr>
+            <w:tcW w:w="1549" w:type="dxa"/>
             <w:gridSpan w:val="10"/>
             <w:vMerge w:val="continue"/>
             <w:tcBorders/>
@@ -4478,7 +4478,7 @@
         </w:tc>
         <w:tc>
           <w:tcPr>
-            <w:tcW w:w="8261" w:type="dxa"/>
+            <w:tcW w:w="8263" w:type="dxa"/>
             <w:gridSpan w:val="64"/>
             <w:vMerge w:val="continue"/>
             <w:tcBorders/>
@@ -4508,7 +4508,7 @@
         </w:tc>
         <w:tc>
           <w:tcPr>
-            <w:tcW w:w="169" w:type="dxa"/>
+            <w:tcW w:w="167" w:type="dxa"/>
             <w:gridSpan w:val="2"/>
             <w:tcBorders/>
             <w:shd w:color="FFFFFF" w:fill="auto" w:val="clear"/>
@@ -4540,34 +4540,34 @@
         </w:trPr>
         <w:tc>
           <w:tcPr>
-            <w:tcW w:w="94" w:type="dxa"/>
-            <w:gridSpan w:val="2"/>
-            <w:tcBorders/>
-            <w:shd w:color="FFFFFF" w:fill="auto" w:val="clear"/>
-            <w:vAlign w:val="bottom"/>
-          </w:tcPr>
-          <w:p>
-            <w:pPr>
-              <w:pStyle w:val="Normal"/>
-              <w:widowControl w:val="false"/>
-              <w:spacing w:lineRule="auto" w:line="240" w:before="0" w:after="0"/>
-              <w:jc w:val="left"/>
-              <w:rPr>
-                <w:rFonts w:ascii="Liberation Sans" w:hAnsi="Liberation Sans"/>
-                <w:sz w:val="16"/>
-              </w:rPr>
-            </w:pPr>
-            <w:r>
-              <w:rPr>
-                <w:rFonts w:ascii="Liberation Sans" w:hAnsi="Liberation Sans"/>
-                <w:sz w:val="16"/>
-              </w:rPr>
-            </w:r>
-          </w:p>
-        </w:tc>
-        <w:tc>
-          <w:tcPr>
-            <w:tcW w:w="329" w:type="dxa"/>
+            <w:tcW w:w="93" w:type="dxa"/>
+            <w:gridSpan w:val="2"/>
+            <w:tcBorders/>
+            <w:shd w:color="FFFFFF" w:fill="auto" w:val="clear"/>
+            <w:vAlign w:val="bottom"/>
+          </w:tcPr>
+          <w:p>
+            <w:pPr>
+              <w:pStyle w:val="Normal"/>
+              <w:widowControl w:val="false"/>
+              <w:spacing w:lineRule="auto" w:line="240" w:before="0" w:after="0"/>
+              <w:jc w:val="left"/>
+              <w:rPr>
+                <w:rFonts w:ascii="Liberation Sans" w:hAnsi="Liberation Sans"/>
+                <w:sz w:val="16"/>
+              </w:rPr>
+            </w:pPr>
+            <w:r>
+              <w:rPr>
+                <w:rFonts w:ascii="Liberation Sans" w:hAnsi="Liberation Sans"/>
+                <w:sz w:val="16"/>
+              </w:rPr>
+            </w:r>
+          </w:p>
+        </w:tc>
+        <w:tc>
+          <w:tcPr>
+            <w:tcW w:w="330" w:type="dxa"/>
             <w:gridSpan w:val="2"/>
             <w:tcBorders/>
             <w:shd w:color="FFFFFF" w:fill="auto" w:val="clear"/>
@@ -4621,34 +4621,34 @@
         </w:tc>
         <w:tc>
           <w:tcPr>
-            <w:tcW w:w="319" w:type="dxa"/>
-            <w:gridSpan w:val="2"/>
-            <w:tcBorders/>
-            <w:shd w:color="FFFFFF" w:fill="auto" w:val="clear"/>
-            <w:vAlign w:val="bottom"/>
-          </w:tcPr>
-          <w:p>
-            <w:pPr>
-              <w:pStyle w:val="Normal"/>
-              <w:widowControl w:val="false"/>
-              <w:spacing w:lineRule="auto" w:line="240" w:before="0" w:after="0"/>
-              <w:jc w:val="left"/>
-              <w:rPr>
-                <w:rFonts w:ascii="Liberation Sans" w:hAnsi="Liberation Sans"/>
-                <w:sz w:val="16"/>
-              </w:rPr>
-            </w:pPr>
-            <w:r>
-              <w:rPr>
-                <w:rFonts w:ascii="Liberation Sans" w:hAnsi="Liberation Sans"/>
-                <w:sz w:val="16"/>
-              </w:rPr>
-            </w:r>
-          </w:p>
-        </w:tc>
-        <w:tc>
-          <w:tcPr>
-            <w:tcW w:w="585" w:type="dxa"/>
+            <w:tcW w:w="318" w:type="dxa"/>
+            <w:gridSpan w:val="2"/>
+            <w:tcBorders/>
+            <w:shd w:color="FFFFFF" w:fill="auto" w:val="clear"/>
+            <w:vAlign w:val="bottom"/>
+          </w:tcPr>
+          <w:p>
+            <w:pPr>
+              <w:pStyle w:val="Normal"/>
+              <w:widowControl w:val="false"/>
+              <w:spacing w:lineRule="auto" w:line="240" w:before="0" w:after="0"/>
+              <w:jc w:val="left"/>
+              <w:rPr>
+                <w:rFonts w:ascii="Liberation Sans" w:hAnsi="Liberation Sans"/>
+                <w:sz w:val="16"/>
+              </w:rPr>
+            </w:pPr>
+            <w:r>
+              <w:rPr>
+                <w:rFonts w:ascii="Liberation Sans" w:hAnsi="Liberation Sans"/>
+                <w:sz w:val="16"/>
+              </w:rPr>
+            </w:r>
+          </w:p>
+        </w:tc>
+        <w:tc>
+          <w:tcPr>
+            <w:tcW w:w="586" w:type="dxa"/>
             <w:gridSpan w:val="2"/>
             <w:tcBorders/>
             <w:shd w:color="FFFFFF" w:fill="auto" w:val="clear"/>
@@ -4809,61 +4809,61 @@
         </w:tc>
         <w:tc>
           <w:tcPr>
-            <w:tcW w:w="320" w:type="dxa"/>
-            <w:gridSpan w:val="2"/>
-            <w:tcBorders/>
-            <w:shd w:color="FFFFFF" w:fill="auto" w:val="clear"/>
-            <w:vAlign w:val="bottom"/>
-          </w:tcPr>
-          <w:p>
-            <w:pPr>
-              <w:pStyle w:val="Normal"/>
-              <w:widowControl w:val="false"/>
-              <w:spacing w:lineRule="auto" w:line="240" w:before="0" w:after="0"/>
-              <w:jc w:val="left"/>
-              <w:rPr>
-                <w:rFonts w:ascii="Liberation Sans" w:hAnsi="Liberation Sans"/>
-                <w:sz w:val="16"/>
-              </w:rPr>
-            </w:pPr>
-            <w:r>
-              <w:rPr>
-                <w:rFonts w:ascii="Liberation Sans" w:hAnsi="Liberation Sans"/>
-                <w:sz w:val="16"/>
-              </w:rPr>
-            </w:r>
-          </w:p>
-        </w:tc>
-        <w:tc>
-          <w:tcPr>
-            <w:tcW w:w="320" w:type="dxa"/>
-            <w:gridSpan w:val="2"/>
-            <w:tcBorders/>
-            <w:shd w:color="FFFFFF" w:fill="auto" w:val="clear"/>
-            <w:vAlign w:val="bottom"/>
-          </w:tcPr>
-          <w:p>
-            <w:pPr>
-              <w:pStyle w:val="Normal"/>
-              <w:widowControl w:val="false"/>
-              <w:spacing w:lineRule="auto" w:line="240" w:before="0" w:after="0"/>
-              <w:jc w:val="left"/>
-              <w:rPr>
-                <w:rFonts w:ascii="Liberation Sans" w:hAnsi="Liberation Sans"/>
-                <w:sz w:val="16"/>
-              </w:rPr>
-            </w:pPr>
-            <w:r>
-              <w:rPr>
-                <w:rFonts w:ascii="Liberation Sans" w:hAnsi="Liberation Sans"/>
-                <w:sz w:val="16"/>
-              </w:rPr>
-            </w:r>
-          </w:p>
-        </w:tc>
-        <w:tc>
-          <w:tcPr>
-            <w:tcW w:w="317" w:type="dxa"/>
+            <w:tcW w:w="321" w:type="dxa"/>
+            <w:gridSpan w:val="2"/>
+            <w:tcBorders/>
+            <w:shd w:color="FFFFFF" w:fill="auto" w:val="clear"/>
+            <w:vAlign w:val="bottom"/>
+          </w:tcPr>
+          <w:p>
+            <w:pPr>
+              <w:pStyle w:val="Normal"/>
+              <w:widowControl w:val="false"/>
+              <w:spacing w:lineRule="auto" w:line="240" w:before="0" w:after="0"/>
+              <w:jc w:val="left"/>
+              <w:rPr>
+                <w:rFonts w:ascii="Liberation Sans" w:hAnsi="Liberation Sans"/>
+                <w:sz w:val="16"/>
+              </w:rPr>
+            </w:pPr>
+            <w:r>
+              <w:rPr>
+                <w:rFonts w:ascii="Liberation Sans" w:hAnsi="Liberation Sans"/>
+                <w:sz w:val="16"/>
+              </w:rPr>
+            </w:r>
+          </w:p>
+        </w:tc>
+        <w:tc>
+          <w:tcPr>
+            <w:tcW w:w="319" w:type="dxa"/>
+            <w:gridSpan w:val="2"/>
+            <w:tcBorders/>
+            <w:shd w:color="FFFFFF" w:fill="auto" w:val="clear"/>
+            <w:vAlign w:val="bottom"/>
+          </w:tcPr>
+          <w:p>
+            <w:pPr>
+              <w:pStyle w:val="Normal"/>
+              <w:widowControl w:val="false"/>
+              <w:spacing w:lineRule="auto" w:line="240" w:before="0" w:after="0"/>
+              <w:jc w:val="left"/>
+              <w:rPr>
+                <w:rFonts w:ascii="Liberation Sans" w:hAnsi="Liberation Sans"/>
+                <w:sz w:val="16"/>
+              </w:rPr>
+            </w:pPr>
+            <w:r>
+              <w:rPr>
+                <w:rFonts w:ascii="Liberation Sans" w:hAnsi="Liberation Sans"/>
+                <w:sz w:val="16"/>
+              </w:rPr>
+            </w:r>
+          </w:p>
+        </w:tc>
+        <w:tc>
+          <w:tcPr>
+            <w:tcW w:w="318" w:type="dxa"/>
             <w:gridSpan w:val="2"/>
             <w:tcBorders/>
             <w:shd w:color="FFFFFF" w:fill="auto" w:val="clear"/>
@@ -4971,34 +4971,34 @@
         </w:tc>
         <w:tc>
           <w:tcPr>
-            <w:tcW w:w="241" w:type="dxa"/>
-            <w:gridSpan w:val="2"/>
-            <w:tcBorders/>
-            <w:shd w:color="FFFFFF" w:fill="auto" w:val="clear"/>
-            <w:vAlign w:val="bottom"/>
-          </w:tcPr>
-          <w:p>
-            <w:pPr>
-              <w:pStyle w:val="Normal"/>
-              <w:widowControl w:val="false"/>
-              <w:spacing w:lineRule="auto" w:line="240" w:before="0" w:after="0"/>
-              <w:jc w:val="left"/>
-              <w:rPr>
-                <w:rFonts w:ascii="Liberation Sans" w:hAnsi="Liberation Sans"/>
-                <w:sz w:val="16"/>
-              </w:rPr>
-            </w:pPr>
-            <w:r>
-              <w:rPr>
-                <w:rFonts w:ascii="Liberation Sans" w:hAnsi="Liberation Sans"/>
-                <w:sz w:val="16"/>
-              </w:rPr>
-            </w:r>
-          </w:p>
-        </w:tc>
-        <w:tc>
-          <w:tcPr>
-            <w:tcW w:w="254" w:type="dxa"/>
+            <w:tcW w:w="240" w:type="dxa"/>
+            <w:gridSpan w:val="2"/>
+            <w:tcBorders/>
+            <w:shd w:color="FFFFFF" w:fill="auto" w:val="clear"/>
+            <w:vAlign w:val="bottom"/>
+          </w:tcPr>
+          <w:p>
+            <w:pPr>
+              <w:pStyle w:val="Normal"/>
+              <w:widowControl w:val="false"/>
+              <w:spacing w:lineRule="auto" w:line="240" w:before="0" w:after="0"/>
+              <w:jc w:val="left"/>
+              <w:rPr>
+                <w:rFonts w:ascii="Liberation Sans" w:hAnsi="Liberation Sans"/>
+                <w:sz w:val="16"/>
+              </w:rPr>
+            </w:pPr>
+            <w:r>
+              <w:rPr>
+                <w:rFonts w:ascii="Liberation Sans" w:hAnsi="Liberation Sans"/>
+                <w:sz w:val="16"/>
+              </w:rPr>
+            </w:r>
+          </w:p>
+        </w:tc>
+        <w:tc>
+          <w:tcPr>
+            <w:tcW w:w="255" w:type="dxa"/>
             <w:gridSpan w:val="2"/>
             <w:tcBorders/>
             <w:shd w:color="FFFFFF" w:fill="auto" w:val="clear"/>
@@ -5079,7 +5079,7 @@
         </w:tc>
         <w:tc>
           <w:tcPr>
-            <w:tcW w:w="329" w:type="dxa"/>
+            <w:tcW w:w="330" w:type="dxa"/>
             <w:gridSpan w:val="2"/>
             <w:tcBorders/>
             <w:shd w:color="FFFFFF" w:fill="auto" w:val="clear"/>
@@ -5187,7 +5187,7 @@
         </w:tc>
         <w:tc>
           <w:tcPr>
-            <w:tcW w:w="320" w:type="dxa"/>
+            <w:tcW w:w="319" w:type="dxa"/>
             <w:gridSpan w:val="3"/>
             <w:tcBorders/>
             <w:shd w:color="FFFFFF" w:fill="auto" w:val="clear"/>
@@ -5214,7 +5214,7 @@
         </w:tc>
         <w:tc>
           <w:tcPr>
-            <w:tcW w:w="321" w:type="dxa"/>
+            <w:tcW w:w="322" w:type="dxa"/>
             <w:gridSpan w:val="2"/>
             <w:tcBorders/>
             <w:shd w:color="FFFFFF" w:fill="auto" w:val="clear"/>
@@ -5349,34 +5349,34 @@
         </w:tc>
         <w:tc>
           <w:tcPr>
-            <w:tcW w:w="319" w:type="dxa"/>
-            <w:gridSpan w:val="2"/>
-            <w:tcBorders/>
-            <w:shd w:color="FFFFFF" w:fill="auto" w:val="clear"/>
-            <w:vAlign w:val="bottom"/>
-          </w:tcPr>
-          <w:p>
-            <w:pPr>
-              <w:pStyle w:val="Normal"/>
-              <w:widowControl w:val="false"/>
-              <w:spacing w:lineRule="auto" w:line="240" w:before="0" w:after="0"/>
-              <w:jc w:val="left"/>
-              <w:rPr>
-                <w:rFonts w:ascii="Liberation Sans" w:hAnsi="Liberation Sans"/>
-                <w:sz w:val="16"/>
-              </w:rPr>
-            </w:pPr>
-            <w:r>
-              <w:rPr>
-                <w:rFonts w:ascii="Liberation Sans" w:hAnsi="Liberation Sans"/>
-                <w:sz w:val="16"/>
-              </w:rPr>
-            </w:r>
-          </w:p>
-        </w:tc>
-        <w:tc>
-          <w:tcPr>
-            <w:tcW w:w="321" w:type="dxa"/>
+            <w:tcW w:w="320" w:type="dxa"/>
+            <w:gridSpan w:val="2"/>
+            <w:tcBorders/>
+            <w:shd w:color="FFFFFF" w:fill="auto" w:val="clear"/>
+            <w:vAlign w:val="bottom"/>
+          </w:tcPr>
+          <w:p>
+            <w:pPr>
+              <w:pStyle w:val="Normal"/>
+              <w:widowControl w:val="false"/>
+              <w:spacing w:lineRule="auto" w:line="240" w:before="0" w:after="0"/>
+              <w:jc w:val="left"/>
+              <w:rPr>
+                <w:rFonts w:ascii="Liberation Sans" w:hAnsi="Liberation Sans"/>
+                <w:sz w:val="16"/>
+              </w:rPr>
+            </w:pPr>
+            <w:r>
+              <w:rPr>
+                <w:rFonts w:ascii="Liberation Sans" w:hAnsi="Liberation Sans"/>
+                <w:sz w:val="16"/>
+              </w:rPr>
+            </w:r>
+          </w:p>
+        </w:tc>
+        <w:tc>
+          <w:tcPr>
+            <w:tcW w:w="320" w:type="dxa"/>
             <w:gridSpan w:val="2"/>
             <w:tcBorders/>
             <w:shd w:color="FFFFFF" w:fill="auto" w:val="clear"/>
@@ -5430,7 +5430,7 @@
         </w:tc>
         <w:tc>
           <w:tcPr>
-            <w:tcW w:w="169" w:type="dxa"/>
+            <w:tcW w:w="167" w:type="dxa"/>
             <w:gridSpan w:val="2"/>
             <w:tcBorders/>
             <w:shd w:color="FFFFFF" w:fill="auto" w:val="clear"/>
@@ -5462,34 +5462,34 @@
         </w:trPr>
         <w:tc>
           <w:tcPr>
-            <w:tcW w:w="94" w:type="dxa"/>
-            <w:gridSpan w:val="2"/>
-            <w:tcBorders/>
-            <w:shd w:color="FFFFFF" w:fill="auto" w:val="clear"/>
-            <w:vAlign w:val="bottom"/>
-          </w:tcPr>
-          <w:p>
-            <w:pPr>
-              <w:pStyle w:val="Normal"/>
-              <w:widowControl w:val="false"/>
-              <w:spacing w:lineRule="auto" w:line="240" w:before="0" w:after="0"/>
-              <w:jc w:val="left"/>
-              <w:rPr>
-                <w:rFonts w:ascii="Liberation Sans" w:hAnsi="Liberation Sans"/>
-                <w:sz w:val="16"/>
-              </w:rPr>
-            </w:pPr>
-            <w:r>
-              <w:rPr>
-                <w:rFonts w:ascii="Liberation Sans" w:hAnsi="Liberation Sans"/>
-                <w:sz w:val="16"/>
-              </w:rPr>
-            </w:r>
-          </w:p>
-        </w:tc>
-        <w:tc>
-          <w:tcPr>
-            <w:tcW w:w="1548" w:type="dxa"/>
+            <w:tcW w:w="93" w:type="dxa"/>
+            <w:gridSpan w:val="2"/>
+            <w:tcBorders/>
+            <w:shd w:color="FFFFFF" w:fill="auto" w:val="clear"/>
+            <w:vAlign w:val="bottom"/>
+          </w:tcPr>
+          <w:p>
+            <w:pPr>
+              <w:pStyle w:val="Normal"/>
+              <w:widowControl w:val="false"/>
+              <w:spacing w:lineRule="auto" w:line="240" w:before="0" w:after="0"/>
+              <w:jc w:val="left"/>
+              <w:rPr>
+                <w:rFonts w:ascii="Liberation Sans" w:hAnsi="Liberation Sans"/>
+                <w:sz w:val="16"/>
+              </w:rPr>
+            </w:pPr>
+            <w:r>
+              <w:rPr>
+                <w:rFonts w:ascii="Liberation Sans" w:hAnsi="Liberation Sans"/>
+                <w:sz w:val="16"/>
+              </w:rPr>
+            </w:r>
+          </w:p>
+        </w:tc>
+        <w:tc>
+          <w:tcPr>
+            <w:tcW w:w="1549" w:type="dxa"/>
             <w:gridSpan w:val="10"/>
             <w:vMerge w:val="restart"/>
             <w:tcBorders/>
@@ -5520,7 +5520,7 @@
         </w:tc>
         <w:tc>
           <w:tcPr>
-            <w:tcW w:w="8261" w:type="dxa"/>
+            <w:tcW w:w="8263" w:type="dxa"/>
             <w:gridSpan w:val="64"/>
             <w:vMerge w:val="restart"/>
             <w:tcBorders/>
@@ -5545,7 +5545,7 @@
         </w:tc>
         <w:tc>
           <w:tcPr>
-            <w:tcW w:w="169" w:type="dxa"/>
+            <w:tcW w:w="167" w:type="dxa"/>
             <w:gridSpan w:val="2"/>
             <w:tcBorders/>
             <w:shd w:color="FFFFFF" w:fill="auto" w:val="clear"/>
@@ -5581,34 +5581,34 @@
         </w:trPr>
         <w:tc>
           <w:tcPr>
-            <w:tcW w:w="94" w:type="dxa"/>
-            <w:gridSpan w:val="2"/>
-            <w:tcBorders/>
-            <w:shd w:color="FFFFFF" w:fill="auto" w:val="clear"/>
-            <w:vAlign w:val="bottom"/>
-          </w:tcPr>
-          <w:p>
-            <w:pPr>
-              <w:pStyle w:val="Normal"/>
-              <w:widowControl w:val="false"/>
-              <w:spacing w:lineRule="auto" w:line="240" w:before="0" w:after="0"/>
-              <w:jc w:val="left"/>
-              <w:rPr>
-                <w:rFonts w:ascii="Liberation Sans" w:hAnsi="Liberation Sans"/>
-                <w:sz w:val="16"/>
-              </w:rPr>
-            </w:pPr>
-            <w:r>
-              <w:rPr>
-                <w:rFonts w:ascii="Liberation Sans" w:hAnsi="Liberation Sans"/>
-                <w:sz w:val="16"/>
-              </w:rPr>
-            </w:r>
-          </w:p>
-        </w:tc>
-        <w:tc>
-          <w:tcPr>
-            <w:tcW w:w="1548" w:type="dxa"/>
+            <w:tcW w:w="93" w:type="dxa"/>
+            <w:gridSpan w:val="2"/>
+            <w:tcBorders/>
+            <w:shd w:color="FFFFFF" w:fill="auto" w:val="clear"/>
+            <w:vAlign w:val="bottom"/>
+          </w:tcPr>
+          <w:p>
+            <w:pPr>
+              <w:pStyle w:val="Normal"/>
+              <w:widowControl w:val="false"/>
+              <w:spacing w:lineRule="auto" w:line="240" w:before="0" w:after="0"/>
+              <w:jc w:val="left"/>
+              <w:rPr>
+                <w:rFonts w:ascii="Liberation Sans" w:hAnsi="Liberation Sans"/>
+                <w:sz w:val="16"/>
+              </w:rPr>
+            </w:pPr>
+            <w:r>
+              <w:rPr>
+                <w:rFonts w:ascii="Liberation Sans" w:hAnsi="Liberation Sans"/>
+                <w:sz w:val="16"/>
+              </w:rPr>
+            </w:r>
+          </w:p>
+        </w:tc>
+        <w:tc>
+          <w:tcPr>
+            <w:tcW w:w="1549" w:type="dxa"/>
             <w:gridSpan w:val="10"/>
             <w:vMerge w:val="continue"/>
             <w:tcBorders/>
@@ -5639,7 +5639,7 @@
         </w:tc>
         <w:tc>
           <w:tcPr>
-            <w:tcW w:w="8261" w:type="dxa"/>
+            <w:tcW w:w="8263" w:type="dxa"/>
             <w:gridSpan w:val="64"/>
             <w:vMerge w:val="continue"/>
             <w:tcBorders/>
@@ -5669,7 +5669,7 @@
         </w:tc>
         <w:tc>
           <w:tcPr>
-            <w:tcW w:w="169" w:type="dxa"/>
+            <w:tcW w:w="167" w:type="dxa"/>
             <w:gridSpan w:val="2"/>
             <w:tcBorders/>
             <w:shd w:color="FFFFFF" w:fill="auto" w:val="clear"/>
@@ -5705,34 +5705,34 @@
         </w:trPr>
         <w:tc>
           <w:tcPr>
-            <w:tcW w:w="94" w:type="dxa"/>
-            <w:gridSpan w:val="2"/>
-            <w:tcBorders/>
-            <w:shd w:color="FFFFFF" w:fill="auto" w:val="clear"/>
-            <w:vAlign w:val="bottom"/>
-          </w:tcPr>
-          <w:p>
-            <w:pPr>
-              <w:pStyle w:val="Normal"/>
-              <w:widowControl w:val="false"/>
-              <w:spacing w:lineRule="auto" w:line="240" w:before="0" w:after="0"/>
-              <w:jc w:val="left"/>
-              <w:rPr>
-                <w:rFonts w:ascii="Liberation Sans" w:hAnsi="Liberation Sans"/>
-                <w:sz w:val="16"/>
-              </w:rPr>
-            </w:pPr>
-            <w:r>
-              <w:rPr>
-                <w:rFonts w:ascii="Liberation Sans" w:hAnsi="Liberation Sans"/>
-                <w:sz w:val="16"/>
-              </w:rPr>
-            </w:r>
-          </w:p>
-        </w:tc>
-        <w:tc>
-          <w:tcPr>
-            <w:tcW w:w="329" w:type="dxa"/>
+            <w:tcW w:w="93" w:type="dxa"/>
+            <w:gridSpan w:val="2"/>
+            <w:tcBorders/>
+            <w:shd w:color="FFFFFF" w:fill="auto" w:val="clear"/>
+            <w:vAlign w:val="bottom"/>
+          </w:tcPr>
+          <w:p>
+            <w:pPr>
+              <w:pStyle w:val="Normal"/>
+              <w:widowControl w:val="false"/>
+              <w:spacing w:lineRule="auto" w:line="240" w:before="0" w:after="0"/>
+              <w:jc w:val="left"/>
+              <w:rPr>
+                <w:rFonts w:ascii="Liberation Sans" w:hAnsi="Liberation Sans"/>
+                <w:sz w:val="16"/>
+              </w:rPr>
+            </w:pPr>
+            <w:r>
+              <w:rPr>
+                <w:rFonts w:ascii="Liberation Sans" w:hAnsi="Liberation Sans"/>
+                <w:sz w:val="16"/>
+              </w:rPr>
+            </w:r>
+          </w:p>
+        </w:tc>
+        <w:tc>
+          <w:tcPr>
+            <w:tcW w:w="330" w:type="dxa"/>
             <w:gridSpan w:val="2"/>
             <w:tcBorders/>
             <w:shd w:color="FFFFFF" w:fill="auto" w:val="clear"/>
@@ -5786,34 +5786,34 @@
         </w:tc>
         <w:tc>
           <w:tcPr>
-            <w:tcW w:w="319" w:type="dxa"/>
-            <w:gridSpan w:val="2"/>
-            <w:tcBorders/>
-            <w:shd w:color="FFFFFF" w:fill="auto" w:val="clear"/>
-            <w:vAlign w:val="bottom"/>
-          </w:tcPr>
-          <w:p>
-            <w:pPr>
-              <w:pStyle w:val="Normal"/>
-              <w:widowControl w:val="false"/>
-              <w:spacing w:lineRule="auto" w:line="240" w:before="0" w:after="0"/>
-              <w:jc w:val="left"/>
-              <w:rPr>
-                <w:rFonts w:ascii="Liberation Sans" w:hAnsi="Liberation Sans"/>
-                <w:sz w:val="16"/>
-              </w:rPr>
-            </w:pPr>
-            <w:r>
-              <w:rPr>
-                <w:rFonts w:ascii="Liberation Sans" w:hAnsi="Liberation Sans"/>
-                <w:sz w:val="16"/>
-              </w:rPr>
-            </w:r>
-          </w:p>
-        </w:tc>
-        <w:tc>
-          <w:tcPr>
-            <w:tcW w:w="585" w:type="dxa"/>
+            <w:tcW w:w="318" w:type="dxa"/>
+            <w:gridSpan w:val="2"/>
+            <w:tcBorders/>
+            <w:shd w:color="FFFFFF" w:fill="auto" w:val="clear"/>
+            <w:vAlign w:val="bottom"/>
+          </w:tcPr>
+          <w:p>
+            <w:pPr>
+              <w:pStyle w:val="Normal"/>
+              <w:widowControl w:val="false"/>
+              <w:spacing w:lineRule="auto" w:line="240" w:before="0" w:after="0"/>
+              <w:jc w:val="left"/>
+              <w:rPr>
+                <w:rFonts w:ascii="Liberation Sans" w:hAnsi="Liberation Sans"/>
+                <w:sz w:val="16"/>
+              </w:rPr>
+            </w:pPr>
+            <w:r>
+              <w:rPr>
+                <w:rFonts w:ascii="Liberation Sans" w:hAnsi="Liberation Sans"/>
+                <w:sz w:val="16"/>
+              </w:rPr>
+            </w:r>
+          </w:p>
+        </w:tc>
+        <w:tc>
+          <w:tcPr>
+            <w:tcW w:w="586" w:type="dxa"/>
             <w:gridSpan w:val="2"/>
             <w:tcBorders/>
             <w:shd w:color="FFFFFF" w:fill="auto" w:val="clear"/>
@@ -5974,61 +5974,61 @@
         </w:tc>
         <w:tc>
           <w:tcPr>
-            <w:tcW w:w="320" w:type="dxa"/>
-            <w:gridSpan w:val="2"/>
-            <w:tcBorders/>
-            <w:shd w:color="FFFFFF" w:fill="auto" w:val="clear"/>
-            <w:vAlign w:val="bottom"/>
-          </w:tcPr>
-          <w:p>
-            <w:pPr>
-              <w:pStyle w:val="Normal"/>
-              <w:widowControl w:val="false"/>
-              <w:spacing w:lineRule="auto" w:line="240" w:before="0" w:after="0"/>
-              <w:jc w:val="left"/>
-              <w:rPr>
-                <w:rFonts w:ascii="Liberation Sans" w:hAnsi="Liberation Sans"/>
-                <w:sz w:val="16"/>
-              </w:rPr>
-            </w:pPr>
-            <w:r>
-              <w:rPr>
-                <w:rFonts w:ascii="Liberation Sans" w:hAnsi="Liberation Sans"/>
-                <w:sz w:val="16"/>
-              </w:rPr>
-            </w:r>
-          </w:p>
-        </w:tc>
-        <w:tc>
-          <w:tcPr>
-            <w:tcW w:w="320" w:type="dxa"/>
-            <w:gridSpan w:val="2"/>
-            <w:tcBorders/>
-            <w:shd w:color="FFFFFF" w:fill="auto" w:val="clear"/>
-            <w:vAlign w:val="bottom"/>
-          </w:tcPr>
-          <w:p>
-            <w:pPr>
-              <w:pStyle w:val="Normal"/>
-              <w:widowControl w:val="false"/>
-              <w:spacing w:lineRule="auto" w:line="240" w:before="0" w:after="0"/>
-              <w:jc w:val="left"/>
-              <w:rPr>
-                <w:rFonts w:ascii="Liberation Sans" w:hAnsi="Liberation Sans"/>
-                <w:sz w:val="16"/>
-              </w:rPr>
-            </w:pPr>
-            <w:r>
-              <w:rPr>
-                <w:rFonts w:ascii="Liberation Sans" w:hAnsi="Liberation Sans"/>
-                <w:sz w:val="16"/>
-              </w:rPr>
-            </w:r>
-          </w:p>
-        </w:tc>
-        <w:tc>
-          <w:tcPr>
-            <w:tcW w:w="317" w:type="dxa"/>
+            <w:tcW w:w="321" w:type="dxa"/>
+            <w:gridSpan w:val="2"/>
+            <w:tcBorders/>
+            <w:shd w:color="FFFFFF" w:fill="auto" w:val="clear"/>
+            <w:vAlign w:val="bottom"/>
+          </w:tcPr>
+          <w:p>
+            <w:pPr>
+              <w:pStyle w:val="Normal"/>
+              <w:widowControl w:val="false"/>
+              <w:spacing w:lineRule="auto" w:line="240" w:before="0" w:after="0"/>
+              <w:jc w:val="left"/>
+              <w:rPr>
+                <w:rFonts w:ascii="Liberation Sans" w:hAnsi="Liberation Sans"/>
+                <w:sz w:val="16"/>
+              </w:rPr>
+            </w:pPr>
+            <w:r>
+              <w:rPr>
+                <w:rFonts w:ascii="Liberation Sans" w:hAnsi="Liberation Sans"/>
+                <w:sz w:val="16"/>
+              </w:rPr>
+            </w:r>
+          </w:p>
+        </w:tc>
+        <w:tc>
+          <w:tcPr>
+            <w:tcW w:w="319" w:type="dxa"/>
+            <w:gridSpan w:val="2"/>
+            <w:tcBorders/>
+            <w:shd w:color="FFFFFF" w:fill="auto" w:val="clear"/>
+            <w:vAlign w:val="bottom"/>
+          </w:tcPr>
+          <w:p>
+            <w:pPr>
+              <w:pStyle w:val="Normal"/>
+              <w:widowControl w:val="false"/>
+              <w:spacing w:lineRule="auto" w:line="240" w:before="0" w:after="0"/>
+              <w:jc w:val="left"/>
+              <w:rPr>
+                <w:rFonts w:ascii="Liberation Sans" w:hAnsi="Liberation Sans"/>
+                <w:sz w:val="16"/>
+              </w:rPr>
+            </w:pPr>
+            <w:r>
+              <w:rPr>
+                <w:rFonts w:ascii="Liberation Sans" w:hAnsi="Liberation Sans"/>
+                <w:sz w:val="16"/>
+              </w:rPr>
+            </w:r>
+          </w:p>
+        </w:tc>
+        <w:tc>
+          <w:tcPr>
+            <w:tcW w:w="318" w:type="dxa"/>
             <w:gridSpan w:val="2"/>
             <w:tcBorders/>
             <w:shd w:color="FFFFFF" w:fill="auto" w:val="clear"/>
@@ -6136,34 +6136,34 @@
         </w:tc>
         <w:tc>
           <w:tcPr>
-            <w:tcW w:w="241" w:type="dxa"/>
-            <w:gridSpan w:val="2"/>
-            <w:tcBorders/>
-            <w:shd w:color="FFFFFF" w:fill="auto" w:val="clear"/>
-            <w:vAlign w:val="bottom"/>
-          </w:tcPr>
-          <w:p>
-            <w:pPr>
-              <w:pStyle w:val="Normal"/>
-              <w:widowControl w:val="false"/>
-              <w:spacing w:lineRule="auto" w:line="240" w:before="0" w:after="0"/>
-              <w:jc w:val="left"/>
-              <w:rPr>
-                <w:rFonts w:ascii="Liberation Sans" w:hAnsi="Liberation Sans"/>
-                <w:sz w:val="16"/>
-              </w:rPr>
-            </w:pPr>
-            <w:r>
-              <w:rPr>
-                <w:rFonts w:ascii="Liberation Sans" w:hAnsi="Liberation Sans"/>
-                <w:sz w:val="16"/>
-              </w:rPr>
-            </w:r>
-          </w:p>
-        </w:tc>
-        <w:tc>
-          <w:tcPr>
-            <w:tcW w:w="254" w:type="dxa"/>
+            <w:tcW w:w="240" w:type="dxa"/>
+            <w:gridSpan w:val="2"/>
+            <w:tcBorders/>
+            <w:shd w:color="FFFFFF" w:fill="auto" w:val="clear"/>
+            <w:vAlign w:val="bottom"/>
+          </w:tcPr>
+          <w:p>
+            <w:pPr>
+              <w:pStyle w:val="Normal"/>
+              <w:widowControl w:val="false"/>
+              <w:spacing w:lineRule="auto" w:line="240" w:before="0" w:after="0"/>
+              <w:jc w:val="left"/>
+              <w:rPr>
+                <w:rFonts w:ascii="Liberation Sans" w:hAnsi="Liberation Sans"/>
+                <w:sz w:val="16"/>
+              </w:rPr>
+            </w:pPr>
+            <w:r>
+              <w:rPr>
+                <w:rFonts w:ascii="Liberation Sans" w:hAnsi="Liberation Sans"/>
+                <w:sz w:val="16"/>
+              </w:rPr>
+            </w:r>
+          </w:p>
+        </w:tc>
+        <w:tc>
+          <w:tcPr>
+            <w:tcW w:w="255" w:type="dxa"/>
             <w:gridSpan w:val="2"/>
             <w:tcBorders/>
             <w:shd w:color="FFFFFF" w:fill="auto" w:val="clear"/>
@@ -6246,7 +6246,7 @@
         </w:tc>
         <w:tc>
           <w:tcPr>
-            <w:tcW w:w="329" w:type="dxa"/>
+            <w:tcW w:w="330" w:type="dxa"/>
             <w:gridSpan w:val="2"/>
             <w:tcBorders/>
             <w:shd w:color="FFFFFF" w:fill="auto" w:val="clear"/>
@@ -6354,7 +6354,7 @@
         </w:tc>
         <w:tc>
           <w:tcPr>
-            <w:tcW w:w="320" w:type="dxa"/>
+            <w:tcW w:w="319" w:type="dxa"/>
             <w:gridSpan w:val="3"/>
             <w:tcBorders/>
             <w:shd w:color="FFFFFF" w:fill="auto" w:val="clear"/>
@@ -6381,7 +6381,7 @@
         </w:tc>
         <w:tc>
           <w:tcPr>
-            <w:tcW w:w="321" w:type="dxa"/>
+            <w:tcW w:w="322" w:type="dxa"/>
             <w:gridSpan w:val="2"/>
             <w:tcBorders/>
             <w:shd w:color="FFFFFF" w:fill="auto" w:val="clear"/>
@@ -6516,34 +6516,34 @@
         </w:tc>
         <w:tc>
           <w:tcPr>
-            <w:tcW w:w="319" w:type="dxa"/>
-            <w:gridSpan w:val="2"/>
-            <w:tcBorders/>
-            <w:shd w:color="FFFFFF" w:fill="auto" w:val="clear"/>
-            <w:vAlign w:val="bottom"/>
-          </w:tcPr>
-          <w:p>
-            <w:pPr>
-              <w:pStyle w:val="Normal"/>
-              <w:widowControl w:val="false"/>
-              <w:spacing w:lineRule="auto" w:line="240" w:before="0" w:after="0"/>
-              <w:jc w:val="left"/>
-              <w:rPr>
-                <w:rFonts w:ascii="Liberation Sans" w:hAnsi="Liberation Sans"/>
-                <w:sz w:val="16"/>
-              </w:rPr>
-            </w:pPr>
-            <w:r>
-              <w:rPr>
-                <w:rFonts w:ascii="Liberation Sans" w:hAnsi="Liberation Sans"/>
-                <w:sz w:val="16"/>
-              </w:rPr>
-            </w:r>
-          </w:p>
-        </w:tc>
-        <w:tc>
-          <w:tcPr>
-            <w:tcW w:w="321" w:type="dxa"/>
+            <w:tcW w:w="320" w:type="dxa"/>
+            <w:gridSpan w:val="2"/>
+            <w:tcBorders/>
+            <w:shd w:color="FFFFFF" w:fill="auto" w:val="clear"/>
+            <w:vAlign w:val="bottom"/>
+          </w:tcPr>
+          <w:p>
+            <w:pPr>
+              <w:pStyle w:val="Normal"/>
+              <w:widowControl w:val="false"/>
+              <w:spacing w:lineRule="auto" w:line="240" w:before="0" w:after="0"/>
+              <w:jc w:val="left"/>
+              <w:rPr>
+                <w:rFonts w:ascii="Liberation Sans" w:hAnsi="Liberation Sans"/>
+                <w:sz w:val="16"/>
+              </w:rPr>
+            </w:pPr>
+            <w:r>
+              <w:rPr>
+                <w:rFonts w:ascii="Liberation Sans" w:hAnsi="Liberation Sans"/>
+                <w:sz w:val="16"/>
+              </w:rPr>
+            </w:r>
+          </w:p>
+        </w:tc>
+        <w:tc>
+          <w:tcPr>
+            <w:tcW w:w="320" w:type="dxa"/>
             <w:gridSpan w:val="2"/>
             <w:tcBorders/>
             <w:shd w:color="FFFFFF" w:fill="auto" w:val="clear"/>
@@ -6597,7 +6597,7 @@
         </w:tc>
         <w:tc>
           <w:tcPr>
-            <w:tcW w:w="169" w:type="dxa"/>
+            <w:tcW w:w="167" w:type="dxa"/>
             <w:gridSpan w:val="2"/>
             <w:tcBorders/>
             <w:shd w:color="FFFFFF" w:fill="auto" w:val="clear"/>
@@ -6629,34 +6629,34 @@
         </w:trPr>
         <w:tc>
           <w:tcPr>
-            <w:tcW w:w="94" w:type="dxa"/>
-            <w:gridSpan w:val="2"/>
-            <w:tcBorders/>
-            <w:shd w:color="FFFFFF" w:fill="auto" w:val="clear"/>
-            <w:vAlign w:val="bottom"/>
-          </w:tcPr>
-          <w:p>
-            <w:pPr>
-              <w:pStyle w:val="Normal"/>
-              <w:widowControl w:val="false"/>
-              <w:spacing w:lineRule="auto" w:line="240" w:before="0" w:after="0"/>
-              <w:jc w:val="left"/>
-              <w:rPr>
-                <w:rFonts w:ascii="Liberation Sans" w:hAnsi="Liberation Sans"/>
-                <w:sz w:val="16"/>
-              </w:rPr>
-            </w:pPr>
-            <w:r>
-              <w:rPr>
-                <w:rFonts w:ascii="Liberation Sans" w:hAnsi="Liberation Sans"/>
-                <w:sz w:val="16"/>
-              </w:rPr>
-            </w:r>
-          </w:p>
-        </w:tc>
-        <w:tc>
-          <w:tcPr>
-            <w:tcW w:w="1548" w:type="dxa"/>
+            <w:tcW w:w="93" w:type="dxa"/>
+            <w:gridSpan w:val="2"/>
+            <w:tcBorders/>
+            <w:shd w:color="FFFFFF" w:fill="auto" w:val="clear"/>
+            <w:vAlign w:val="bottom"/>
+          </w:tcPr>
+          <w:p>
+            <w:pPr>
+              <w:pStyle w:val="Normal"/>
+              <w:widowControl w:val="false"/>
+              <w:spacing w:lineRule="auto" w:line="240" w:before="0" w:after="0"/>
+              <w:jc w:val="left"/>
+              <w:rPr>
+                <w:rFonts w:ascii="Liberation Sans" w:hAnsi="Liberation Sans"/>
+                <w:sz w:val="16"/>
+              </w:rPr>
+            </w:pPr>
+            <w:r>
+              <w:rPr>
+                <w:rFonts w:ascii="Liberation Sans" w:hAnsi="Liberation Sans"/>
+                <w:sz w:val="16"/>
+              </w:rPr>
+            </w:r>
+          </w:p>
+        </w:tc>
+        <w:tc>
+          <w:tcPr>
+            <w:tcW w:w="1549" w:type="dxa"/>
             <w:gridSpan w:val="10"/>
             <w:tcBorders/>
             <w:shd w:color="FFFFFF" w:fill="auto" w:val="clear"/>
@@ -6684,7 +6684,7 @@
         </w:tc>
         <w:tc>
           <w:tcPr>
-            <w:tcW w:w="8261" w:type="dxa"/>
+            <w:tcW w:w="8263" w:type="dxa"/>
             <w:gridSpan w:val="64"/>
             <w:tcBorders/>
             <w:shd w:color="FFFFFF" w:fill="auto" w:val="clear"/>
@@ -6735,7 +6735,7 @@
         </w:tc>
         <w:tc>
           <w:tcPr>
-            <w:tcW w:w="169" w:type="dxa"/>
+            <w:tcW w:w="167" w:type="dxa"/>
             <w:gridSpan w:val="2"/>
             <w:tcBorders/>
             <w:shd w:color="FFFFFF" w:fill="auto" w:val="clear"/>
@@ -6767,34 +6767,34 @@
         </w:trPr>
         <w:tc>
           <w:tcPr>
-            <w:tcW w:w="94" w:type="dxa"/>
-            <w:gridSpan w:val="2"/>
-            <w:tcBorders/>
-            <w:shd w:color="FFFFFF" w:fill="auto" w:val="clear"/>
-            <w:vAlign w:val="bottom"/>
-          </w:tcPr>
-          <w:p>
-            <w:pPr>
-              <w:pStyle w:val="Normal"/>
-              <w:widowControl w:val="false"/>
-              <w:spacing w:lineRule="auto" w:line="240" w:before="0" w:after="0"/>
-              <w:jc w:val="left"/>
-              <w:rPr>
-                <w:rFonts w:ascii="Liberation Sans" w:hAnsi="Liberation Sans"/>
-                <w:sz w:val="16"/>
-              </w:rPr>
-            </w:pPr>
-            <w:r>
-              <w:rPr>
-                <w:rFonts w:ascii="Liberation Sans" w:hAnsi="Liberation Sans"/>
-                <w:sz w:val="16"/>
-              </w:rPr>
-            </w:r>
-          </w:p>
-        </w:tc>
-        <w:tc>
-          <w:tcPr>
-            <w:tcW w:w="329" w:type="dxa"/>
+            <w:tcW w:w="93" w:type="dxa"/>
+            <w:gridSpan w:val="2"/>
+            <w:tcBorders/>
+            <w:shd w:color="FFFFFF" w:fill="auto" w:val="clear"/>
+            <w:vAlign w:val="bottom"/>
+          </w:tcPr>
+          <w:p>
+            <w:pPr>
+              <w:pStyle w:val="Normal"/>
+              <w:widowControl w:val="false"/>
+              <w:spacing w:lineRule="auto" w:line="240" w:before="0" w:after="0"/>
+              <w:jc w:val="left"/>
+              <w:rPr>
+                <w:rFonts w:ascii="Liberation Sans" w:hAnsi="Liberation Sans"/>
+                <w:sz w:val="16"/>
+              </w:rPr>
+            </w:pPr>
+            <w:r>
+              <w:rPr>
+                <w:rFonts w:ascii="Liberation Sans" w:hAnsi="Liberation Sans"/>
+                <w:sz w:val="16"/>
+              </w:rPr>
+            </w:r>
+          </w:p>
+        </w:tc>
+        <w:tc>
+          <w:tcPr>
+            <w:tcW w:w="330" w:type="dxa"/>
             <w:gridSpan w:val="2"/>
             <w:tcBorders/>
             <w:shd w:color="FFFFFF" w:fill="auto" w:val="clear"/>
@@ -6848,34 +6848,34 @@
         </w:tc>
         <w:tc>
           <w:tcPr>
-            <w:tcW w:w="319" w:type="dxa"/>
-            <w:gridSpan w:val="2"/>
-            <w:tcBorders/>
-            <w:shd w:color="FFFFFF" w:fill="auto" w:val="clear"/>
-            <w:vAlign w:val="bottom"/>
-          </w:tcPr>
-          <w:p>
-            <w:pPr>
-              <w:pStyle w:val="Normal"/>
-              <w:widowControl w:val="false"/>
-              <w:spacing w:lineRule="auto" w:line="240" w:before="0" w:after="0"/>
-              <w:jc w:val="left"/>
-              <w:rPr>
-                <w:rFonts w:ascii="Liberation Sans" w:hAnsi="Liberation Sans"/>
-                <w:sz w:val="16"/>
-              </w:rPr>
-            </w:pPr>
-            <w:r>
-              <w:rPr>
-                <w:rFonts w:ascii="Liberation Sans" w:hAnsi="Liberation Sans"/>
-                <w:sz w:val="16"/>
-              </w:rPr>
-            </w:r>
-          </w:p>
-        </w:tc>
-        <w:tc>
-          <w:tcPr>
-            <w:tcW w:w="585" w:type="dxa"/>
+            <w:tcW w:w="318" w:type="dxa"/>
+            <w:gridSpan w:val="2"/>
+            <w:tcBorders/>
+            <w:shd w:color="FFFFFF" w:fill="auto" w:val="clear"/>
+            <w:vAlign w:val="bottom"/>
+          </w:tcPr>
+          <w:p>
+            <w:pPr>
+              <w:pStyle w:val="Normal"/>
+              <w:widowControl w:val="false"/>
+              <w:spacing w:lineRule="auto" w:line="240" w:before="0" w:after="0"/>
+              <w:jc w:val="left"/>
+              <w:rPr>
+                <w:rFonts w:ascii="Liberation Sans" w:hAnsi="Liberation Sans"/>
+                <w:sz w:val="16"/>
+              </w:rPr>
+            </w:pPr>
+            <w:r>
+              <w:rPr>
+                <w:rFonts w:ascii="Liberation Sans" w:hAnsi="Liberation Sans"/>
+                <w:sz w:val="16"/>
+              </w:rPr>
+            </w:r>
+          </w:p>
+        </w:tc>
+        <w:tc>
+          <w:tcPr>
+            <w:tcW w:w="586" w:type="dxa"/>
             <w:gridSpan w:val="2"/>
             <w:tcBorders/>
             <w:shd w:color="FFFFFF" w:fill="auto" w:val="clear"/>
@@ -7036,61 +7036,61 @@
         </w:tc>
         <w:tc>
           <w:tcPr>
-            <w:tcW w:w="320" w:type="dxa"/>
-            <w:gridSpan w:val="2"/>
-            <w:tcBorders/>
-            <w:shd w:color="FFFFFF" w:fill="auto" w:val="clear"/>
-            <w:vAlign w:val="bottom"/>
-          </w:tcPr>
-          <w:p>
-            <w:pPr>
-              <w:pStyle w:val="Normal"/>
-              <w:widowControl w:val="false"/>
-              <w:spacing w:lineRule="auto" w:line="240" w:before="0" w:after="0"/>
-              <w:jc w:val="left"/>
-              <w:rPr>
-                <w:rFonts w:ascii="Liberation Sans" w:hAnsi="Liberation Sans"/>
-                <w:sz w:val="16"/>
-              </w:rPr>
-            </w:pPr>
-            <w:r>
-              <w:rPr>
-                <w:rFonts w:ascii="Liberation Sans" w:hAnsi="Liberation Sans"/>
-                <w:sz w:val="16"/>
-              </w:rPr>
-            </w:r>
-          </w:p>
-        </w:tc>
-        <w:tc>
-          <w:tcPr>
-            <w:tcW w:w="320" w:type="dxa"/>
-            <w:gridSpan w:val="2"/>
-            <w:tcBorders/>
-            <w:shd w:color="FFFFFF" w:fill="auto" w:val="clear"/>
-            <w:vAlign w:val="bottom"/>
-          </w:tcPr>
-          <w:p>
-            <w:pPr>
-              <w:pStyle w:val="Normal"/>
-              <w:widowControl w:val="false"/>
-              <w:spacing w:lineRule="auto" w:line="240" w:before="0" w:after="0"/>
-              <w:jc w:val="left"/>
-              <w:rPr>
-                <w:rFonts w:ascii="Liberation Sans" w:hAnsi="Liberation Sans"/>
-                <w:sz w:val="16"/>
-              </w:rPr>
-            </w:pPr>
-            <w:r>
-              <w:rPr>
-                <w:rFonts w:ascii="Liberation Sans" w:hAnsi="Liberation Sans"/>
-                <w:sz w:val="16"/>
-              </w:rPr>
-            </w:r>
-          </w:p>
-        </w:tc>
-        <w:tc>
-          <w:tcPr>
-            <w:tcW w:w="317" w:type="dxa"/>
+            <w:tcW w:w="321" w:type="dxa"/>
+            <w:gridSpan w:val="2"/>
+            <w:tcBorders/>
+            <w:shd w:color="FFFFFF" w:fill="auto" w:val="clear"/>
+            <w:vAlign w:val="bottom"/>
+          </w:tcPr>
+          <w:p>
+            <w:pPr>
+              <w:pStyle w:val="Normal"/>
+              <w:widowControl w:val="false"/>
+              <w:spacing w:lineRule="auto" w:line="240" w:before="0" w:after="0"/>
+              <w:jc w:val="left"/>
+              <w:rPr>
+                <w:rFonts w:ascii="Liberation Sans" w:hAnsi="Liberation Sans"/>
+                <w:sz w:val="16"/>
+              </w:rPr>
+            </w:pPr>
+            <w:r>
+              <w:rPr>
+                <w:rFonts w:ascii="Liberation Sans" w:hAnsi="Liberation Sans"/>
+                <w:sz w:val="16"/>
+              </w:rPr>
+            </w:r>
+          </w:p>
+        </w:tc>
+        <w:tc>
+          <w:tcPr>
+            <w:tcW w:w="319" w:type="dxa"/>
+            <w:gridSpan w:val="2"/>
+            <w:tcBorders/>
+            <w:shd w:color="FFFFFF" w:fill="auto" w:val="clear"/>
+            <w:vAlign w:val="bottom"/>
+          </w:tcPr>
+          <w:p>
+            <w:pPr>
+              <w:pStyle w:val="Normal"/>
+              <w:widowControl w:val="false"/>
+              <w:spacing w:lineRule="auto" w:line="240" w:before="0" w:after="0"/>
+              <w:jc w:val="left"/>
+              <w:rPr>
+                <w:rFonts w:ascii="Liberation Sans" w:hAnsi="Liberation Sans"/>
+                <w:sz w:val="16"/>
+              </w:rPr>
+            </w:pPr>
+            <w:r>
+              <w:rPr>
+                <w:rFonts w:ascii="Liberation Sans" w:hAnsi="Liberation Sans"/>
+                <w:sz w:val="16"/>
+              </w:rPr>
+            </w:r>
+          </w:p>
+        </w:tc>
+        <w:tc>
+          <w:tcPr>
+            <w:tcW w:w="318" w:type="dxa"/>
             <w:gridSpan w:val="2"/>
             <w:tcBorders/>
             <w:shd w:color="FFFFFF" w:fill="auto" w:val="clear"/>
@@ -7198,34 +7198,34 @@
         </w:tc>
         <w:tc>
           <w:tcPr>
-            <w:tcW w:w="241" w:type="dxa"/>
-            <w:gridSpan w:val="2"/>
-            <w:tcBorders/>
-            <w:shd w:color="FFFFFF" w:fill="auto" w:val="clear"/>
-            <w:vAlign w:val="bottom"/>
-          </w:tcPr>
-          <w:p>
-            <w:pPr>
-              <w:pStyle w:val="Normal"/>
-              <w:widowControl w:val="false"/>
-              <w:spacing w:lineRule="auto" w:line="240" w:before="0" w:after="0"/>
-              <w:jc w:val="left"/>
-              <w:rPr>
-                <w:rFonts w:ascii="Liberation Sans" w:hAnsi="Liberation Sans"/>
-                <w:sz w:val="16"/>
-              </w:rPr>
-            </w:pPr>
-            <w:r>
-              <w:rPr>
-                <w:rFonts w:ascii="Liberation Sans" w:hAnsi="Liberation Sans"/>
-                <w:sz w:val="16"/>
-              </w:rPr>
-            </w:r>
-          </w:p>
-        </w:tc>
-        <w:tc>
-          <w:tcPr>
-            <w:tcW w:w="254" w:type="dxa"/>
+            <w:tcW w:w="240" w:type="dxa"/>
+            <w:gridSpan w:val="2"/>
+            <w:tcBorders/>
+            <w:shd w:color="FFFFFF" w:fill="auto" w:val="clear"/>
+            <w:vAlign w:val="bottom"/>
+          </w:tcPr>
+          <w:p>
+            <w:pPr>
+              <w:pStyle w:val="Normal"/>
+              <w:widowControl w:val="false"/>
+              <w:spacing w:lineRule="auto" w:line="240" w:before="0" w:after="0"/>
+              <w:jc w:val="left"/>
+              <w:rPr>
+                <w:rFonts w:ascii="Liberation Sans" w:hAnsi="Liberation Sans"/>
+                <w:sz w:val="16"/>
+              </w:rPr>
+            </w:pPr>
+            <w:r>
+              <w:rPr>
+                <w:rFonts w:ascii="Liberation Sans" w:hAnsi="Liberation Sans"/>
+                <w:sz w:val="16"/>
+              </w:rPr>
+            </w:r>
+          </w:p>
+        </w:tc>
+        <w:tc>
+          <w:tcPr>
+            <w:tcW w:w="255" w:type="dxa"/>
             <w:gridSpan w:val="2"/>
             <w:tcBorders/>
             <w:shd w:color="FFFFFF" w:fill="auto" w:val="clear"/>
@@ -7306,7 +7306,7 @@
         </w:tc>
         <w:tc>
           <w:tcPr>
-            <w:tcW w:w="329" w:type="dxa"/>
+            <w:tcW w:w="330" w:type="dxa"/>
             <w:gridSpan w:val="2"/>
             <w:tcBorders/>
             <w:shd w:color="FFFFFF" w:fill="auto" w:val="clear"/>
@@ -7414,7 +7414,7 @@
         </w:tc>
         <w:tc>
           <w:tcPr>
-            <w:tcW w:w="320" w:type="dxa"/>
+            <w:tcW w:w="319" w:type="dxa"/>
             <w:gridSpan w:val="3"/>
             <w:tcBorders/>
             <w:shd w:color="FFFFFF" w:fill="auto" w:val="clear"/>
@@ -7441,7 +7441,7 @@
         </w:tc>
         <w:tc>
           <w:tcPr>
-            <w:tcW w:w="321" w:type="dxa"/>
+            <w:tcW w:w="322" w:type="dxa"/>
             <w:gridSpan w:val="2"/>
             <w:tcBorders/>
             <w:shd w:color="FFFFFF" w:fill="auto" w:val="clear"/>
@@ -7576,34 +7576,34 @@
         </w:tc>
         <w:tc>
           <w:tcPr>
-            <w:tcW w:w="319" w:type="dxa"/>
-            <w:gridSpan w:val="2"/>
-            <w:tcBorders/>
-            <w:shd w:color="FFFFFF" w:fill="auto" w:val="clear"/>
-            <w:vAlign w:val="bottom"/>
-          </w:tcPr>
-          <w:p>
-            <w:pPr>
-              <w:pStyle w:val="Normal"/>
-              <w:widowControl w:val="false"/>
-              <w:spacing w:lineRule="auto" w:line="240" w:before="0" w:after="0"/>
-              <w:jc w:val="left"/>
-              <w:rPr>
-                <w:rFonts w:ascii="Liberation Sans" w:hAnsi="Liberation Sans"/>
-                <w:sz w:val="16"/>
-              </w:rPr>
-            </w:pPr>
-            <w:r>
-              <w:rPr>
-                <w:rFonts w:ascii="Liberation Sans" w:hAnsi="Liberation Sans"/>
-                <w:sz w:val="16"/>
-              </w:rPr>
-            </w:r>
-          </w:p>
-        </w:tc>
-        <w:tc>
-          <w:tcPr>
-            <w:tcW w:w="321" w:type="dxa"/>
+            <w:tcW w:w="320" w:type="dxa"/>
+            <w:gridSpan w:val="2"/>
+            <w:tcBorders/>
+            <w:shd w:color="FFFFFF" w:fill="auto" w:val="clear"/>
+            <w:vAlign w:val="bottom"/>
+          </w:tcPr>
+          <w:p>
+            <w:pPr>
+              <w:pStyle w:val="Normal"/>
+              <w:widowControl w:val="false"/>
+              <w:spacing w:lineRule="auto" w:line="240" w:before="0" w:after="0"/>
+              <w:jc w:val="left"/>
+              <w:rPr>
+                <w:rFonts w:ascii="Liberation Sans" w:hAnsi="Liberation Sans"/>
+                <w:sz w:val="16"/>
+              </w:rPr>
+            </w:pPr>
+            <w:r>
+              <w:rPr>
+                <w:rFonts w:ascii="Liberation Sans" w:hAnsi="Liberation Sans"/>
+                <w:sz w:val="16"/>
+              </w:rPr>
+            </w:r>
+          </w:p>
+        </w:tc>
+        <w:tc>
+          <w:tcPr>
+            <w:tcW w:w="320" w:type="dxa"/>
             <w:gridSpan w:val="2"/>
             <w:tcBorders/>
             <w:shd w:color="FFFFFF" w:fill="auto" w:val="clear"/>
@@ -7657,7 +7657,7 @@
         </w:tc>
         <w:tc>
           <w:tcPr>
-            <w:tcW w:w="169" w:type="dxa"/>
+            <w:tcW w:w="167" w:type="dxa"/>
             <w:gridSpan w:val="2"/>
             <w:tcBorders/>
             <w:shd w:color="FFFFFF" w:fill="auto" w:val="clear"/>
@@ -7689,7 +7689,7 @@
         </w:trPr>
         <w:tc>
           <w:tcPr>
-            <w:tcW w:w="97" w:type="dxa"/>
+            <w:tcW w:w="96" w:type="dxa"/>
             <w:gridSpan w:val="3"/>
             <w:tcBorders/>
             <w:shd w:color="FFFFFF" w:fill="auto" w:val="clear"/>
@@ -7716,7 +7716,7 @@
         </w:tc>
         <w:tc>
           <w:tcPr>
-            <w:tcW w:w="511" w:type="dxa"/>
+            <w:tcW w:w="512" w:type="dxa"/>
             <w:gridSpan w:val="4"/>
             <w:tcBorders>
               <w:top w:val="single" w:sz="10" w:space="0" w:color="000000"/>
@@ -7749,7 +7749,7 @@
         </w:tc>
         <w:tc>
           <w:tcPr>
-            <w:tcW w:w="5095" w:type="dxa"/>
+            <w:tcW w:w="5096" w:type="dxa"/>
             <w:gridSpan w:val="37"/>
             <w:tcBorders>
               <w:top w:val="single" w:sz="10" w:space="0" w:color="000000"/>
@@ -7815,7 +7815,7 @@
         </w:tc>
         <w:tc>
           <w:tcPr>
-            <w:tcW w:w="656" w:type="dxa"/>
+            <w:tcW w:w="657" w:type="dxa"/>
             <w:gridSpan w:val="4"/>
             <w:tcBorders>
               <w:top w:val="single" w:sz="10" w:space="0" w:color="000000"/>
@@ -7881,7 +7881,7 @@
         </w:tc>
         <w:tc>
           <w:tcPr>
-            <w:tcW w:w="1517" w:type="dxa"/>
+            <w:tcW w:w="1515" w:type="dxa"/>
             <w:gridSpan w:val="12"/>
             <w:tcBorders>
               <w:top w:val="single" w:sz="10" w:space="0" w:color="000000"/>
@@ -7920,7 +7920,7 @@
         </w:trPr>
         <w:tc>
           <w:tcPr>
-            <w:tcW w:w="97" w:type="dxa"/>
+            <w:tcW w:w="96" w:type="dxa"/>
             <w:gridSpan w:val="3"/>
             <w:tcBorders/>
             <w:shd w:color="FFFFFF" w:fill="auto" w:val="clear"/>
@@ -7947,7 +7947,7 @@
         </w:tc>
         <w:tc>
           <w:tcPr>
-            <w:tcW w:w="511" w:type="dxa"/>
+            <w:tcW w:w="512" w:type="dxa"/>
             <w:gridSpan w:val="4"/>
             <w:tcBorders>
               <w:top w:val="single" w:sz="4" w:space="0" w:color="000000"/>
@@ -7977,7 +7977,7 @@
         </w:tc>
         <w:tc>
           <w:tcPr>
-            <w:tcW w:w="5095" w:type="dxa"/>
+            <w:tcW w:w="5096" w:type="dxa"/>
             <w:gridSpan w:val="37"/>
             <w:tcBorders>
               <w:top w:val="single" w:sz="4" w:space="0" w:color="000000"/>
@@ -8029,7 +8029,7 @@
         </w:tc>
         <w:tc>
           <w:tcPr>
-            <w:tcW w:w="656" w:type="dxa"/>
+            <w:tcW w:w="657" w:type="dxa"/>
             <w:gridSpan w:val="4"/>
             <w:tcBorders>
               <w:top w:val="single" w:sz="4" w:space="0" w:color="000000"/>
@@ -8087,7 +8087,7 @@
         </w:tc>
         <w:tc>
           <w:tcPr>
-            <w:tcW w:w="1517" w:type="dxa"/>
+            <w:tcW w:w="1515" w:type="dxa"/>
             <w:gridSpan w:val="12"/>
             <w:tcBorders>
               <w:top w:val="single" w:sz="4" w:space="0" w:color="000000"/>
@@ -8120,7 +8120,7 @@
         </w:trPr>
         <w:tc>
           <w:tcPr>
-            <w:tcW w:w="97" w:type="dxa"/>
+            <w:tcW w:w="96" w:type="dxa"/>
             <w:gridSpan w:val="3"/>
             <w:tcBorders/>
             <w:shd w:color="FFFFFF" w:fill="auto" w:val="clear"/>
@@ -8147,7 +8147,7 @@
         </w:tc>
         <w:tc>
           <w:tcPr>
-            <w:tcW w:w="509" w:type="dxa"/>
+            <w:tcW w:w="510" w:type="dxa"/>
             <w:gridSpan w:val="3"/>
             <w:tcBorders>
               <w:top w:val="single" w:sz="10" w:space="0" w:color="000000"/>
@@ -8205,7 +8205,7 @@
         </w:tc>
         <w:tc>
           <w:tcPr>
-            <w:tcW w:w="2957" w:type="dxa"/>
+            <w:tcW w:w="2958" w:type="dxa"/>
             <w:gridSpan w:val="19"/>
             <w:tcBorders>
               <w:top w:val="single" w:sz="10" w:space="0" w:color="000000"/>
@@ -8263,7 +8263,7 @@
         </w:tc>
         <w:tc>
           <w:tcPr>
-            <w:tcW w:w="656" w:type="dxa"/>
+            <w:tcW w:w="657" w:type="dxa"/>
             <w:gridSpan w:val="7"/>
             <w:tcBorders>
               <w:top w:val="single" w:sz="10" w:space="0" w:color="000000"/>
@@ -8321,7 +8321,7 @@
         </w:tc>
         <w:tc>
           <w:tcPr>
-            <w:tcW w:w="1490" w:type="dxa"/>
+            <w:tcW w:w="1488" w:type="dxa"/>
             <w:gridSpan w:val="11"/>
             <w:tcBorders>
               <w:top w:val="single" w:sz="10" w:space="0" w:color="000000"/>
@@ -8355,7 +8355,7 @@
         </w:trPr>
         <w:tc>
           <w:tcPr>
-            <w:tcW w:w="8582" w:type="dxa"/>
+            <w:tcW w:w="8584" w:type="dxa"/>
             <w:gridSpan w:val="67"/>
             <w:tcBorders/>
             <w:shd w:color="FFFFFF" w:fill="auto" w:val="clear"/>
@@ -8384,7 +8384,7 @@
         </w:tc>
         <w:tc>
           <w:tcPr>
-            <w:tcW w:w="1490" w:type="dxa"/>
+            <w:tcW w:w="1488" w:type="dxa"/>
             <w:gridSpan w:val="11"/>
             <w:tcBorders/>
             <w:shd w:color="FFFFFF" w:fill="auto" w:val="clear"/>
@@ -8412,7 +8412,7 @@
         </w:trPr>
         <w:tc>
           <w:tcPr>
-            <w:tcW w:w="8582" w:type="dxa"/>
+            <w:tcW w:w="8584" w:type="dxa"/>
             <w:gridSpan w:val="67"/>
             <w:tcBorders/>
             <w:shd w:color="FFFFFF" w:fill="auto" w:val="clear"/>
@@ -8451,7 +8451,7 @@
         </w:tc>
         <w:tc>
           <w:tcPr>
-            <w:tcW w:w="1490" w:type="dxa"/>
+            <w:tcW w:w="1488" w:type="dxa"/>
             <w:gridSpan w:val="11"/>
             <w:tcBorders/>
             <w:shd w:color="FFFFFF" w:fill="auto" w:val="clear"/>
@@ -8482,7 +8482,7 @@
         </w:trPr>
         <w:tc>
           <w:tcPr>
-            <w:tcW w:w="8582" w:type="dxa"/>
+            <w:tcW w:w="8584" w:type="dxa"/>
             <w:gridSpan w:val="67"/>
             <w:tcBorders/>
             <w:shd w:color="FFFFFF" w:fill="auto" w:val="clear"/>
@@ -8511,7 +8511,7 @@
         </w:tc>
         <w:tc>
           <w:tcPr>
-            <w:tcW w:w="1490" w:type="dxa"/>
+            <w:tcW w:w="1488" w:type="dxa"/>
             <w:gridSpan w:val="11"/>
             <w:tcBorders/>
             <w:shd w:color="FFFFFF" w:fill="auto" w:val="clear"/>
@@ -8539,33 +8539,33 @@
         </w:trPr>
         <w:tc>
           <w:tcPr>
-            <w:tcW w:w="91" w:type="dxa"/>
-            <w:tcBorders/>
-            <w:shd w:color="FFFFFF" w:fill="auto" w:val="clear"/>
-            <w:vAlign w:val="bottom"/>
-          </w:tcPr>
-          <w:p>
-            <w:pPr>
-              <w:pStyle w:val="Normal"/>
-              <w:widowControl w:val="false"/>
-              <w:spacing w:lineRule="auto" w:line="240" w:before="0" w:after="0"/>
-              <w:jc w:val="left"/>
-              <w:rPr>
-                <w:rFonts w:ascii="Liberation Sans" w:hAnsi="Liberation Sans"/>
-                <w:sz w:val="16"/>
-              </w:rPr>
-            </w:pPr>
-            <w:r>
-              <w:rPr>
-                <w:rFonts w:ascii="Liberation Sans" w:hAnsi="Liberation Sans"/>
-                <w:sz w:val="16"/>
-              </w:rPr>
-            </w:r>
-          </w:p>
-        </w:tc>
-        <w:tc>
-          <w:tcPr>
-            <w:tcW w:w="9814" w:type="dxa"/>
+            <w:tcW w:w="90" w:type="dxa"/>
+            <w:tcBorders/>
+            <w:shd w:color="FFFFFF" w:fill="auto" w:val="clear"/>
+            <w:vAlign w:val="bottom"/>
+          </w:tcPr>
+          <w:p>
+            <w:pPr>
+              <w:pStyle w:val="Normal"/>
+              <w:widowControl w:val="false"/>
+              <w:spacing w:lineRule="auto" w:line="240" w:before="0" w:after="0"/>
+              <w:jc w:val="left"/>
+              <w:rPr>
+                <w:rFonts w:ascii="Liberation Sans" w:hAnsi="Liberation Sans"/>
+                <w:sz w:val="16"/>
+              </w:rPr>
+            </w:pPr>
+            <w:r>
+              <w:rPr>
+                <w:rFonts w:ascii="Liberation Sans" w:hAnsi="Liberation Sans"/>
+                <w:sz w:val="16"/>
+              </w:rPr>
+            </w:r>
+          </w:p>
+        </w:tc>
+        <w:tc>
+          <w:tcPr>
+            <w:tcW w:w="9817" w:type="dxa"/>
             <w:gridSpan w:val="76"/>
             <w:tcBorders/>
             <w:shd w:color="FFFFFF" w:fill="auto" w:val="clear"/>
@@ -8609,7 +8609,7 @@
         </w:tc>
         <w:tc>
           <w:tcPr>
-            <w:tcW w:w="167" w:type="dxa"/>
+            <w:tcW w:w="165" w:type="dxa"/>
             <w:tcBorders/>
             <w:shd w:color="FFFFFF" w:fill="auto" w:val="clear"/>
             <w:vAlign w:val="bottom"/>
@@ -8640,7 +8640,7 @@
         </w:trPr>
         <w:tc>
           <w:tcPr>
-            <w:tcW w:w="91" w:type="dxa"/>
+            <w:tcW w:w="90" w:type="dxa"/>
             <w:tcBorders/>
             <w:shd w:color="FFFFFF" w:fill="auto" w:val="clear"/>
             <w:vAlign w:val="bottom"/>
@@ -8670,7 +8670,7 @@
         </w:tc>
         <w:tc>
           <w:tcPr>
-            <w:tcW w:w="9647" w:type="dxa"/>
+            <w:tcW w:w="9650" w:type="dxa"/>
             <w:gridSpan w:val="74"/>
             <w:tcBorders/>
             <w:shd w:color="FFFFFF" w:fill="auto" w:val="clear"/>
@@ -8687,7 +8687,7 @@
               </w:rPr>
             </w:pPr>
             <w:r>
-              <w:t>Девяносто восемь тысяч пятьсот рублей ноль копеек 00 копеек</w:t>
+              <w:t>Девяносто восемь тысяч пятьсот рублей ноль копеек</w:t>
             </w:r>
           </w:p>
         </w:tc>
@@ -8720,7 +8720,7 @@
         </w:tc>
         <w:tc>
           <w:tcPr>
-            <w:tcW w:w="167" w:type="dxa"/>
+            <w:tcW w:w="165" w:type="dxa"/>
             <w:tcBorders/>
             <w:shd w:color="FFFFFF" w:fill="auto" w:val="clear"/>
             <w:vAlign w:val="bottom"/>
@@ -8751,33 +8751,33 @@
         </w:trPr>
         <w:tc>
           <w:tcPr>
-            <w:tcW w:w="91" w:type="dxa"/>
-            <w:tcBorders/>
-            <w:shd w:color="FFFFFF" w:fill="auto" w:val="clear"/>
-            <w:vAlign w:val="bottom"/>
-          </w:tcPr>
-          <w:p>
-            <w:pPr>
-              <w:pStyle w:val="Normal"/>
-              <w:widowControl w:val="false"/>
-              <w:spacing w:lineRule="auto" w:line="240" w:before="0" w:after="0"/>
-              <w:jc w:val="left"/>
-              <w:rPr>
-                <w:rFonts w:ascii="Liberation Sans" w:hAnsi="Liberation Sans"/>
-                <w:sz w:val="16"/>
-              </w:rPr>
-            </w:pPr>
-            <w:r>
-              <w:rPr>
-                <w:rFonts w:ascii="Liberation Sans" w:hAnsi="Liberation Sans"/>
-                <w:sz w:val="16"/>
-              </w:rPr>
-            </w:r>
-          </w:p>
-        </w:tc>
-        <w:tc>
-          <w:tcPr>
-            <w:tcW w:w="349" w:type="dxa"/>
+            <w:tcW w:w="90" w:type="dxa"/>
+            <w:tcBorders/>
+            <w:shd w:color="FFFFFF" w:fill="auto" w:val="clear"/>
+            <w:vAlign w:val="bottom"/>
+          </w:tcPr>
+          <w:p>
+            <w:pPr>
+              <w:pStyle w:val="Normal"/>
+              <w:widowControl w:val="false"/>
+              <w:spacing w:lineRule="auto" w:line="240" w:before="0" w:after="0"/>
+              <w:jc w:val="left"/>
+              <w:rPr>
+                <w:rFonts w:ascii="Liberation Sans" w:hAnsi="Liberation Sans"/>
+                <w:sz w:val="16"/>
+              </w:rPr>
+            </w:pPr>
+            <w:r>
+              <w:rPr>
+                <w:rFonts w:ascii="Liberation Sans" w:hAnsi="Liberation Sans"/>
+                <w:sz w:val="16"/>
+              </w:rPr>
+            </w:r>
+          </w:p>
+        </w:tc>
+        <w:tc>
+          <w:tcPr>
+            <w:tcW w:w="350" w:type="dxa"/>
             <w:gridSpan w:val="4"/>
             <w:tcBorders/>
             <w:shd w:color="FFFFFF" w:fill="auto" w:val="clear"/>
@@ -8965,7 +8965,61 @@
         </w:tc>
         <w:tc>
           <w:tcPr>
-            <w:tcW w:w="318" w:type="dxa"/>
+            <w:tcW w:w="319" w:type="dxa"/>
+            <w:gridSpan w:val="2"/>
+            <w:tcBorders/>
+            <w:shd w:color="FFFFFF" w:fill="auto" w:val="clear"/>
+            <w:vAlign w:val="bottom"/>
+          </w:tcPr>
+          <w:p>
+            <w:pPr>
+              <w:pStyle w:val="Normal"/>
+              <w:widowControl w:val="false"/>
+              <w:spacing w:lineRule="auto" w:line="240" w:before="0" w:after="0"/>
+              <w:jc w:val="left"/>
+              <w:rPr>
+                <w:rFonts w:ascii="Liberation Sans" w:hAnsi="Liberation Sans"/>
+                <w:sz w:val="16"/>
+              </w:rPr>
+            </w:pPr>
+            <w:r>
+              <w:rPr>
+                <w:rFonts w:ascii="Liberation Sans" w:hAnsi="Liberation Sans"/>
+                <w:sz w:val="16"/>
+              </w:rPr>
+            </w:r>
+          </w:p>
+        </w:tc>
+        <w:tc>
+          <w:tcPr>
+            <w:tcW w:w="316" w:type="dxa"/>
+            <w:gridSpan w:val="2"/>
+            <w:tcBorders/>
+            <w:shd w:color="FFFFFF" w:fill="auto" w:val="clear"/>
+            <w:vAlign w:val="bottom"/>
+          </w:tcPr>
+          <w:p>
+            <w:pPr>
+              <w:pStyle w:val="Normal"/>
+              <w:widowControl w:val="false"/>
+              <w:spacing w:lineRule="auto" w:line="240" w:before="0" w:after="0"/>
+              <w:jc w:val="left"/>
+              <w:rPr>
+                <w:rFonts w:ascii="Liberation Sans" w:hAnsi="Liberation Sans"/>
+                <w:sz w:val="16"/>
+              </w:rPr>
+            </w:pPr>
+            <w:r>
+              <w:rPr>
+                <w:rFonts w:ascii="Liberation Sans" w:hAnsi="Liberation Sans"/>
+                <w:sz w:val="16"/>
+              </w:rPr>
+            </w:r>
+          </w:p>
+        </w:tc>
+        <w:tc>
+          <w:tcPr>
+            <w:tcW w:w="313" w:type="dxa"/>
             <w:gridSpan w:val="2"/>
             <w:tcBorders/>
             <w:shd w:color="FFFFFF" w:fill="auto" w:val="clear"/>
@@ -9019,60 +9073,6 @@
         </w:tc>
         <w:tc>
           <w:tcPr>
-            <w:tcW w:w="313" w:type="dxa"/>
-            <w:gridSpan w:val="2"/>
-            <w:tcBorders/>
-            <w:shd w:color="FFFFFF" w:fill="auto" w:val="clear"/>
-            <w:vAlign w:val="bottom"/>
-          </w:tcPr>
-          <w:p>
-            <w:pPr>
-              <w:pStyle w:val="Normal"/>
-              <w:widowControl w:val="false"/>
-              <w:spacing w:lineRule="auto" w:line="240" w:before="0" w:after="0"/>
-              <w:jc w:val="left"/>
-              <w:rPr>
-                <w:rFonts w:ascii="Liberation Sans" w:hAnsi="Liberation Sans"/>
-                <w:sz w:val="16"/>
-              </w:rPr>
-            </w:pPr>
-            <w:r>
-              <w:rPr>
-                <w:rFonts w:ascii="Liberation Sans" w:hAnsi="Liberation Sans"/>
-                <w:sz w:val="16"/>
-              </w:rPr>
-            </w:r>
-          </w:p>
-        </w:tc>
-        <w:tc>
-          <w:tcPr>
-            <w:tcW w:w="316" w:type="dxa"/>
-            <w:gridSpan w:val="2"/>
-            <w:tcBorders/>
-            <w:shd w:color="FFFFFF" w:fill="auto" w:val="clear"/>
-            <w:vAlign w:val="bottom"/>
-          </w:tcPr>
-          <w:p>
-            <w:pPr>
-              <w:pStyle w:val="Normal"/>
-              <w:widowControl w:val="false"/>
-              <w:spacing w:lineRule="auto" w:line="240" w:before="0" w:after="0"/>
-              <w:jc w:val="left"/>
-              <w:rPr>
-                <w:rFonts w:ascii="Liberation Sans" w:hAnsi="Liberation Sans"/>
-                <w:sz w:val="16"/>
-              </w:rPr>
-            </w:pPr>
-            <w:r>
-              <w:rPr>
-                <w:rFonts w:ascii="Liberation Sans" w:hAnsi="Liberation Sans"/>
-                <w:sz w:val="16"/>
-              </w:rPr>
-            </w:r>
-          </w:p>
-        </w:tc>
-        <w:tc>
-          <w:tcPr>
             <w:tcW w:w="320" w:type="dxa"/>
             <w:gridSpan w:val="2"/>
             <w:tcBorders/>
@@ -9100,34 +9100,34 @@
         </w:tc>
         <w:tc>
           <w:tcPr>
-            <w:tcW w:w="306" w:type="dxa"/>
-            <w:gridSpan w:val="2"/>
-            <w:tcBorders/>
-            <w:shd w:color="FFFFFF" w:fill="auto" w:val="clear"/>
-            <w:vAlign w:val="bottom"/>
-          </w:tcPr>
-          <w:p>
-            <w:pPr>
-              <w:pStyle w:val="Normal"/>
-              <w:widowControl w:val="false"/>
-              <w:spacing w:lineRule="auto" w:line="240" w:before="0" w:after="0"/>
-              <w:jc w:val="left"/>
-              <w:rPr>
-                <w:rFonts w:ascii="Liberation Sans" w:hAnsi="Liberation Sans"/>
-                <w:sz w:val="16"/>
-              </w:rPr>
-            </w:pPr>
-            <w:r>
-              <w:rPr>
-                <w:rFonts w:ascii="Liberation Sans" w:hAnsi="Liberation Sans"/>
-                <w:sz w:val="16"/>
-              </w:rPr>
-            </w:r>
-          </w:p>
-        </w:tc>
-        <w:tc>
-          <w:tcPr>
-            <w:tcW w:w="253" w:type="dxa"/>
+            <w:tcW w:w="305" w:type="dxa"/>
+            <w:gridSpan w:val="2"/>
+            <w:tcBorders/>
+            <w:shd w:color="FFFFFF" w:fill="auto" w:val="clear"/>
+            <w:vAlign w:val="bottom"/>
+          </w:tcPr>
+          <w:p>
+            <w:pPr>
+              <w:pStyle w:val="Normal"/>
+              <w:widowControl w:val="false"/>
+              <w:spacing w:lineRule="auto" w:line="240" w:before="0" w:after="0"/>
+              <w:jc w:val="left"/>
+              <w:rPr>
+                <w:rFonts w:ascii="Liberation Sans" w:hAnsi="Liberation Sans"/>
+                <w:sz w:val="16"/>
+              </w:rPr>
+            </w:pPr>
+            <w:r>
+              <w:rPr>
+                <w:rFonts w:ascii="Liberation Sans" w:hAnsi="Liberation Sans"/>
+                <w:sz w:val="16"/>
+              </w:rPr>
+            </w:r>
+          </w:p>
+        </w:tc>
+        <w:tc>
+          <w:tcPr>
+            <w:tcW w:w="254" w:type="dxa"/>
             <w:gridSpan w:val="2"/>
             <w:tcBorders/>
             <w:shd w:color="FFFFFF" w:fill="auto" w:val="clear"/>
@@ -9289,34 +9289,34 @@
         </w:tc>
         <w:tc>
           <w:tcPr>
-            <w:tcW w:w="322" w:type="dxa"/>
-            <w:gridSpan w:val="2"/>
-            <w:tcBorders/>
-            <w:shd w:color="FFFFFF" w:fill="auto" w:val="clear"/>
-            <w:vAlign w:val="bottom"/>
-          </w:tcPr>
-          <w:p>
-            <w:pPr>
-              <w:pStyle w:val="Normal"/>
-              <w:widowControl w:val="false"/>
-              <w:spacing w:lineRule="auto" w:line="240" w:before="0" w:after="0"/>
-              <w:jc w:val="left"/>
-              <w:rPr>
-                <w:rFonts w:ascii="Liberation Sans" w:hAnsi="Liberation Sans"/>
-                <w:sz w:val="16"/>
-              </w:rPr>
-            </w:pPr>
-            <w:r>
-              <w:rPr>
-                <w:rFonts w:ascii="Liberation Sans" w:hAnsi="Liberation Sans"/>
-                <w:sz w:val="16"/>
-              </w:rPr>
-            </w:r>
-          </w:p>
-        </w:tc>
-        <w:tc>
-          <w:tcPr>
-            <w:tcW w:w="309" w:type="dxa"/>
+            <w:tcW w:w="323" w:type="dxa"/>
+            <w:gridSpan w:val="2"/>
+            <w:tcBorders/>
+            <w:shd w:color="FFFFFF" w:fill="auto" w:val="clear"/>
+            <w:vAlign w:val="bottom"/>
+          </w:tcPr>
+          <w:p>
+            <w:pPr>
+              <w:pStyle w:val="Normal"/>
+              <w:widowControl w:val="false"/>
+              <w:spacing w:lineRule="auto" w:line="240" w:before="0" w:after="0"/>
+              <w:jc w:val="left"/>
+              <w:rPr>
+                <w:rFonts w:ascii="Liberation Sans" w:hAnsi="Liberation Sans"/>
+                <w:sz w:val="16"/>
+              </w:rPr>
+            </w:pPr>
+            <w:r>
+              <w:rPr>
+                <w:rFonts w:ascii="Liberation Sans" w:hAnsi="Liberation Sans"/>
+                <w:sz w:val="16"/>
+              </w:rPr>
+            </w:r>
+          </w:p>
+        </w:tc>
+        <w:tc>
+          <w:tcPr>
+            <w:tcW w:w="308" w:type="dxa"/>
             <w:gridSpan w:val="3"/>
             <w:tcBorders/>
             <w:shd w:color="FFFFFF" w:fill="auto" w:val="clear"/>
@@ -9343,7 +9343,7 @@
         </w:tc>
         <w:tc>
           <w:tcPr>
-            <w:tcW w:w="360" w:type="dxa"/>
+            <w:tcW w:w="361" w:type="dxa"/>
             <w:gridSpan w:val="3"/>
             <w:tcBorders/>
             <w:shd w:color="FFFFFF" w:fill="auto" w:val="clear"/>
@@ -9559,34 +9559,34 @@
         </w:tc>
         <w:tc>
           <w:tcPr>
-            <w:tcW w:w="319" w:type="dxa"/>
-            <w:gridSpan w:val="2"/>
-            <w:tcBorders/>
-            <w:shd w:color="FFFFFF" w:fill="auto" w:val="clear"/>
-            <w:vAlign w:val="bottom"/>
-          </w:tcPr>
-          <w:p>
-            <w:pPr>
-              <w:pStyle w:val="Normal"/>
-              <w:widowControl w:val="false"/>
-              <w:spacing w:lineRule="auto" w:line="240" w:before="0" w:after="0"/>
-              <w:jc w:val="left"/>
-              <w:rPr>
-                <w:rFonts w:ascii="Liberation Sans" w:hAnsi="Liberation Sans"/>
-                <w:sz w:val="16"/>
-              </w:rPr>
-            </w:pPr>
-            <w:r>
-              <w:rPr>
-                <w:rFonts w:ascii="Liberation Sans" w:hAnsi="Liberation Sans"/>
-                <w:sz w:val="16"/>
-              </w:rPr>
-            </w:r>
-          </w:p>
-        </w:tc>
-        <w:tc>
-          <w:tcPr>
-            <w:tcW w:w="316" w:type="dxa"/>
+            <w:tcW w:w="320" w:type="dxa"/>
+            <w:gridSpan w:val="2"/>
+            <w:tcBorders/>
+            <w:shd w:color="FFFFFF" w:fill="auto" w:val="clear"/>
+            <w:vAlign w:val="bottom"/>
+          </w:tcPr>
+          <w:p>
+            <w:pPr>
+              <w:pStyle w:val="Normal"/>
+              <w:widowControl w:val="false"/>
+              <w:spacing w:lineRule="auto" w:line="240" w:before="0" w:after="0"/>
+              <w:jc w:val="left"/>
+              <w:rPr>
+                <w:rFonts w:ascii="Liberation Sans" w:hAnsi="Liberation Sans"/>
+                <w:sz w:val="16"/>
+              </w:rPr>
+            </w:pPr>
+            <w:r>
+              <w:rPr>
+                <w:rFonts w:ascii="Liberation Sans" w:hAnsi="Liberation Sans"/>
+                <w:sz w:val="16"/>
+              </w:rPr>
+            </w:r>
+          </w:p>
+        </w:tc>
+        <w:tc>
+          <w:tcPr>
+            <w:tcW w:w="315" w:type="dxa"/>
             <w:gridSpan w:val="2"/>
             <w:tcBorders/>
             <w:shd w:color="FFFFFF" w:fill="auto" w:val="clear"/>
@@ -9640,7 +9640,7 @@
         </w:tc>
         <w:tc>
           <w:tcPr>
-            <w:tcW w:w="167" w:type="dxa"/>
+            <w:tcW w:w="165" w:type="dxa"/>
             <w:tcBorders/>
             <w:shd w:color="FFFFFF" w:fill="auto" w:val="clear"/>
             <w:vAlign w:val="bottom"/>
@@ -9671,33 +9671,33 @@
         </w:trPr>
         <w:tc>
           <w:tcPr>
-            <w:tcW w:w="91" w:type="dxa"/>
-            <w:tcBorders/>
-            <w:shd w:color="FFFFFF" w:fill="auto" w:val="clear"/>
-            <w:vAlign w:val="bottom"/>
-          </w:tcPr>
-          <w:p>
-            <w:pPr>
-              <w:pStyle w:val="Normal"/>
-              <w:widowControl w:val="false"/>
-              <w:spacing w:lineRule="auto" w:line="240" w:before="0" w:after="0"/>
-              <w:jc w:val="left"/>
-              <w:rPr>
-                <w:rFonts w:ascii="Liberation Sans" w:hAnsi="Liberation Sans"/>
-                <w:sz w:val="16"/>
-              </w:rPr>
-            </w:pPr>
-            <w:r>
-              <w:rPr>
-                <w:rFonts w:ascii="Liberation Sans" w:hAnsi="Liberation Sans"/>
-                <w:sz w:val="16"/>
-              </w:rPr>
-            </w:r>
-          </w:p>
-        </w:tc>
-        <w:tc>
-          <w:tcPr>
-            <w:tcW w:w="9814" w:type="dxa"/>
+            <w:tcW w:w="90" w:type="dxa"/>
+            <w:tcBorders/>
+            <w:shd w:color="FFFFFF" w:fill="auto" w:val="clear"/>
+            <w:vAlign w:val="bottom"/>
+          </w:tcPr>
+          <w:p>
+            <w:pPr>
+              <w:pStyle w:val="Normal"/>
+              <w:widowControl w:val="false"/>
+              <w:spacing w:lineRule="auto" w:line="240" w:before="0" w:after="0"/>
+              <w:jc w:val="left"/>
+              <w:rPr>
+                <w:rFonts w:ascii="Liberation Sans" w:hAnsi="Liberation Sans"/>
+                <w:sz w:val="16"/>
+              </w:rPr>
+            </w:pPr>
+            <w:r>
+              <w:rPr>
+                <w:rFonts w:ascii="Liberation Sans" w:hAnsi="Liberation Sans"/>
+                <w:sz w:val="16"/>
+              </w:rPr>
+            </w:r>
+          </w:p>
+        </w:tc>
+        <w:tc>
+          <w:tcPr>
+            <w:tcW w:w="9817" w:type="dxa"/>
             <w:gridSpan w:val="76"/>
             <w:tcBorders/>
             <w:shd w:color="FFFFFF" w:fill="auto" w:val="clear"/>
@@ -9724,7 +9724,7 @@
         </w:tc>
         <w:tc>
           <w:tcPr>
-            <w:tcW w:w="167" w:type="dxa"/>
+            <w:tcW w:w="165" w:type="dxa"/>
             <w:tcBorders/>
             <w:shd w:color="FFFFFF" w:fill="auto" w:val="clear"/>
             <w:vAlign w:val="bottom"/>
@@ -9755,33 +9755,33 @@
         </w:trPr>
         <w:tc>
           <w:tcPr>
-            <w:tcW w:w="91" w:type="dxa"/>
-            <w:tcBorders/>
-            <w:shd w:color="FFFFFF" w:fill="auto" w:val="clear"/>
-            <w:vAlign w:val="bottom"/>
-          </w:tcPr>
-          <w:p>
-            <w:pPr>
-              <w:pStyle w:val="Normal"/>
-              <w:widowControl w:val="false"/>
-              <w:spacing w:lineRule="auto" w:line="240" w:before="0" w:after="0"/>
-              <w:jc w:val="left"/>
-              <w:rPr>
-                <w:rFonts w:ascii="Liberation Sans" w:hAnsi="Liberation Sans"/>
-                <w:sz w:val="16"/>
-              </w:rPr>
-            </w:pPr>
-            <w:r>
-              <w:rPr>
-                <w:rFonts w:ascii="Liberation Sans" w:hAnsi="Liberation Sans"/>
-                <w:sz w:val="16"/>
-              </w:rPr>
-            </w:r>
-          </w:p>
-        </w:tc>
-        <w:tc>
-          <w:tcPr>
-            <w:tcW w:w="9814" w:type="dxa"/>
+            <w:tcW w:w="90" w:type="dxa"/>
+            <w:tcBorders/>
+            <w:shd w:color="FFFFFF" w:fill="auto" w:val="clear"/>
+            <w:vAlign w:val="bottom"/>
+          </w:tcPr>
+          <w:p>
+            <w:pPr>
+              <w:pStyle w:val="Normal"/>
+              <w:widowControl w:val="false"/>
+              <w:spacing w:lineRule="auto" w:line="240" w:before="0" w:after="0"/>
+              <w:jc w:val="left"/>
+              <w:rPr>
+                <w:rFonts w:ascii="Liberation Sans" w:hAnsi="Liberation Sans"/>
+                <w:sz w:val="16"/>
+              </w:rPr>
+            </w:pPr>
+            <w:r>
+              <w:rPr>
+                <w:rFonts w:ascii="Liberation Sans" w:hAnsi="Liberation Sans"/>
+                <w:sz w:val="16"/>
+              </w:rPr>
+            </w:r>
+          </w:p>
+        </w:tc>
+        <w:tc>
+          <w:tcPr>
+            <w:tcW w:w="9817" w:type="dxa"/>
             <w:gridSpan w:val="76"/>
             <w:tcBorders/>
             <w:shd w:color="FFFFFF" w:fill="auto" w:val="clear"/>
@@ -9810,7 +9810,7 @@
         </w:tc>
         <w:tc>
           <w:tcPr>
-            <w:tcW w:w="167" w:type="dxa"/>
+            <w:tcW w:w="165" w:type="dxa"/>
             <w:tcBorders/>
             <w:shd w:color="FFFFFF" w:fill="auto" w:val="clear"/>
             <w:vAlign w:val="bottom"/>
@@ -9841,33 +9841,33 @@
         </w:trPr>
         <w:tc>
           <w:tcPr>
-            <w:tcW w:w="91" w:type="dxa"/>
-            <w:tcBorders/>
-            <w:shd w:color="FFFFFF" w:fill="auto" w:val="clear"/>
-            <w:vAlign w:val="bottom"/>
-          </w:tcPr>
-          <w:p>
-            <w:pPr>
-              <w:pStyle w:val="Normal"/>
-              <w:widowControl w:val="false"/>
-              <w:spacing w:lineRule="auto" w:line="240" w:before="0" w:after="0"/>
-              <w:jc w:val="left"/>
-              <w:rPr>
-                <w:rFonts w:ascii="Liberation Sans" w:hAnsi="Liberation Sans"/>
-                <w:sz w:val="16"/>
-              </w:rPr>
-            </w:pPr>
-            <w:r>
-              <w:rPr>
-                <w:rFonts w:ascii="Liberation Sans" w:hAnsi="Liberation Sans"/>
-                <w:sz w:val="16"/>
-              </w:rPr>
-            </w:r>
-          </w:p>
-        </w:tc>
-        <w:tc>
-          <w:tcPr>
-            <w:tcW w:w="9814" w:type="dxa"/>
+            <w:tcW w:w="90" w:type="dxa"/>
+            <w:tcBorders/>
+            <w:shd w:color="FFFFFF" w:fill="auto" w:val="clear"/>
+            <w:vAlign w:val="bottom"/>
+          </w:tcPr>
+          <w:p>
+            <w:pPr>
+              <w:pStyle w:val="Normal"/>
+              <w:widowControl w:val="false"/>
+              <w:spacing w:lineRule="auto" w:line="240" w:before="0" w:after="0"/>
+              <w:jc w:val="left"/>
+              <w:rPr>
+                <w:rFonts w:ascii="Liberation Sans" w:hAnsi="Liberation Sans"/>
+                <w:sz w:val="16"/>
+              </w:rPr>
+            </w:pPr>
+            <w:r>
+              <w:rPr>
+                <w:rFonts w:ascii="Liberation Sans" w:hAnsi="Liberation Sans"/>
+                <w:sz w:val="16"/>
+              </w:rPr>
+            </w:r>
+          </w:p>
+        </w:tc>
+        <w:tc>
+          <w:tcPr>
+            <w:tcW w:w="9817" w:type="dxa"/>
             <w:gridSpan w:val="76"/>
             <w:tcBorders/>
             <w:shd w:color="FFFFFF" w:fill="auto" w:val="clear"/>
@@ -9894,7 +9894,7 @@
         </w:tc>
         <w:tc>
           <w:tcPr>
-            <w:tcW w:w="167" w:type="dxa"/>
+            <w:tcW w:w="165" w:type="dxa"/>
             <w:tcBorders/>
             <w:shd w:color="FFFFFF" w:fill="auto" w:val="clear"/>
             <w:vAlign w:val="bottom"/>
@@ -9925,33 +9925,33 @@
         </w:trPr>
         <w:tc>
           <w:tcPr>
-            <w:tcW w:w="91" w:type="dxa"/>
-            <w:tcBorders/>
-            <w:shd w:color="FFFFFF" w:fill="auto" w:val="clear"/>
-            <w:vAlign w:val="bottom"/>
-          </w:tcPr>
-          <w:p>
-            <w:pPr>
-              <w:pStyle w:val="Normal"/>
-              <w:widowControl w:val="false"/>
-              <w:spacing w:lineRule="auto" w:line="240" w:before="0" w:after="0"/>
-              <w:jc w:val="left"/>
-              <w:rPr>
-                <w:rFonts w:ascii="Liberation Sans" w:hAnsi="Liberation Sans"/>
-                <w:sz w:val="16"/>
-              </w:rPr>
-            </w:pPr>
-            <w:r>
-              <w:rPr>
-                <w:rFonts w:ascii="Liberation Sans" w:hAnsi="Liberation Sans"/>
-                <w:sz w:val="16"/>
-              </w:rPr>
-            </w:r>
-          </w:p>
-        </w:tc>
-        <w:tc>
-          <w:tcPr>
-            <w:tcW w:w="9814" w:type="dxa"/>
+            <w:tcW w:w="90" w:type="dxa"/>
+            <w:tcBorders/>
+            <w:shd w:color="FFFFFF" w:fill="auto" w:val="clear"/>
+            <w:vAlign w:val="bottom"/>
+          </w:tcPr>
+          <w:p>
+            <w:pPr>
+              <w:pStyle w:val="Normal"/>
+              <w:widowControl w:val="false"/>
+              <w:spacing w:lineRule="auto" w:line="240" w:before="0" w:after="0"/>
+              <w:jc w:val="left"/>
+              <w:rPr>
+                <w:rFonts w:ascii="Liberation Sans" w:hAnsi="Liberation Sans"/>
+                <w:sz w:val="16"/>
+              </w:rPr>
+            </w:pPr>
+            <w:r>
+              <w:rPr>
+                <w:rFonts w:ascii="Liberation Sans" w:hAnsi="Liberation Sans"/>
+                <w:sz w:val="16"/>
+              </w:rPr>
+            </w:r>
+          </w:p>
+        </w:tc>
+        <w:tc>
+          <w:tcPr>
+            <w:tcW w:w="9817" w:type="dxa"/>
             <w:gridSpan w:val="76"/>
             <w:tcBorders/>
             <w:shd w:color="FFFFFF" w:fill="auto" w:val="clear"/>
@@ -9978,7 +9978,7 @@
         </w:tc>
         <w:tc>
           <w:tcPr>
-            <w:tcW w:w="167" w:type="dxa"/>
+            <w:tcW w:w="165" w:type="dxa"/>
             <w:tcBorders/>
             <w:shd w:color="FFFFFF" w:fill="auto" w:val="clear"/>
             <w:vAlign w:val="bottom"/>
@@ -10009,33 +10009,33 @@
         </w:trPr>
         <w:tc>
           <w:tcPr>
-            <w:tcW w:w="91" w:type="dxa"/>
-            <w:tcBorders/>
-            <w:shd w:color="FFFFFF" w:fill="auto" w:val="clear"/>
-            <w:vAlign w:val="bottom"/>
-          </w:tcPr>
-          <w:p>
-            <w:pPr>
-              <w:pStyle w:val="Normal"/>
-              <w:widowControl w:val="false"/>
-              <w:spacing w:lineRule="auto" w:line="240" w:before="0" w:after="0"/>
-              <w:jc w:val="left"/>
-              <w:rPr>
-                <w:rFonts w:ascii="Liberation Sans" w:hAnsi="Liberation Sans"/>
-                <w:sz w:val="16"/>
-              </w:rPr>
-            </w:pPr>
-            <w:r>
-              <w:rPr>
-                <w:rFonts w:ascii="Liberation Sans" w:hAnsi="Liberation Sans"/>
-                <w:sz w:val="16"/>
-              </w:rPr>
-            </w:r>
-          </w:p>
-        </w:tc>
-        <w:tc>
-          <w:tcPr>
-            <w:tcW w:w="349" w:type="dxa"/>
+            <w:tcW w:w="90" w:type="dxa"/>
+            <w:tcBorders/>
+            <w:shd w:color="FFFFFF" w:fill="auto" w:val="clear"/>
+            <w:vAlign w:val="bottom"/>
+          </w:tcPr>
+          <w:p>
+            <w:pPr>
+              <w:pStyle w:val="Normal"/>
+              <w:widowControl w:val="false"/>
+              <w:spacing w:lineRule="auto" w:line="240" w:before="0" w:after="0"/>
+              <w:jc w:val="left"/>
+              <w:rPr>
+                <w:rFonts w:ascii="Liberation Sans" w:hAnsi="Liberation Sans"/>
+                <w:sz w:val="16"/>
+              </w:rPr>
+            </w:pPr>
+            <w:r>
+              <w:rPr>
+                <w:rFonts w:ascii="Liberation Sans" w:hAnsi="Liberation Sans"/>
+                <w:sz w:val="16"/>
+              </w:rPr>
+            </w:r>
+          </w:p>
+        </w:tc>
+        <w:tc>
+          <w:tcPr>
+            <w:tcW w:w="350" w:type="dxa"/>
             <w:gridSpan w:val="4"/>
             <w:tcBorders>
               <w:bottom w:val="single" w:sz="10" w:space="0" w:color="000000"/>
@@ -10237,7 +10237,7 @@
         </w:tc>
         <w:tc>
           <w:tcPr>
-            <w:tcW w:w="318" w:type="dxa"/>
+            <w:tcW w:w="319" w:type="dxa"/>
             <w:gridSpan w:val="2"/>
             <w:tcBorders>
               <w:bottom w:val="single" w:sz="10" w:space="0" w:color="000000"/>
@@ -10266,7 +10266,7 @@
         </w:tc>
         <w:tc>
           <w:tcPr>
-            <w:tcW w:w="317" w:type="dxa"/>
+            <w:tcW w:w="316" w:type="dxa"/>
             <w:gridSpan w:val="2"/>
             <w:tcBorders>
               <w:bottom w:val="single" w:sz="10" w:space="0" w:color="000000"/>
@@ -10324,7 +10324,7 @@
         </w:tc>
         <w:tc>
           <w:tcPr>
-            <w:tcW w:w="316" w:type="dxa"/>
+            <w:tcW w:w="317" w:type="dxa"/>
             <w:gridSpan w:val="2"/>
             <w:tcBorders>
               <w:bottom w:val="single" w:sz="10" w:space="0" w:color="000000"/>
@@ -10382,7 +10382,7 @@
         </w:tc>
         <w:tc>
           <w:tcPr>
-            <w:tcW w:w="306" w:type="dxa"/>
+            <w:tcW w:w="305" w:type="dxa"/>
             <w:gridSpan w:val="2"/>
             <w:tcBorders>
               <w:bottom w:val="single" w:sz="10" w:space="0" w:color="000000"/>
@@ -10411,7 +10411,7 @@
         </w:tc>
         <w:tc>
           <w:tcPr>
-            <w:tcW w:w="253" w:type="dxa"/>
+            <w:tcW w:w="254" w:type="dxa"/>
             <w:gridSpan w:val="2"/>
             <w:tcBorders>
               <w:bottom w:val="single" w:sz="10" w:space="0" w:color="000000"/>
@@ -10585,7 +10585,7 @@
         </w:tc>
         <w:tc>
           <w:tcPr>
-            <w:tcW w:w="322" w:type="dxa"/>
+            <w:tcW w:w="323" w:type="dxa"/>
             <w:gridSpan w:val="2"/>
             <w:tcBorders>
               <w:bottom w:val="single" w:sz="10" w:space="0" w:color="000000"/>
@@ -10614,7 +10614,7 @@
         </w:tc>
         <w:tc>
           <w:tcPr>
-            <w:tcW w:w="309" w:type="dxa"/>
+            <w:tcW w:w="308" w:type="dxa"/>
             <w:gridSpan w:val="3"/>
             <w:tcBorders>
               <w:bottom w:val="single" w:sz="10" w:space="0" w:color="000000"/>
@@ -10643,7 +10643,7 @@
         </w:tc>
         <w:tc>
           <w:tcPr>
-            <w:tcW w:w="360" w:type="dxa"/>
+            <w:tcW w:w="361" w:type="dxa"/>
             <w:gridSpan w:val="3"/>
             <w:tcBorders>
               <w:bottom w:val="single" w:sz="10" w:space="0" w:color="000000"/>
@@ -10875,7 +10875,7 @@
         </w:tc>
         <w:tc>
           <w:tcPr>
-            <w:tcW w:w="319" w:type="dxa"/>
+            <w:tcW w:w="320" w:type="dxa"/>
             <w:gridSpan w:val="2"/>
             <w:tcBorders>
               <w:bottom w:val="single" w:sz="10" w:space="0" w:color="000000"/>
@@ -10904,7 +10904,7 @@
         </w:tc>
         <w:tc>
           <w:tcPr>
-            <w:tcW w:w="316" w:type="dxa"/>
+            <w:tcW w:w="315" w:type="dxa"/>
             <w:gridSpan w:val="2"/>
             <w:tcBorders>
               <w:bottom w:val="single" w:sz="10" w:space="0" w:color="000000"/>
@@ -10962,7 +10962,7 @@
         </w:tc>
         <w:tc>
           <w:tcPr>
-            <w:tcW w:w="167" w:type="dxa"/>
+            <w:tcW w:w="165" w:type="dxa"/>
             <w:tcBorders/>
             <w:shd w:color="FFFFFF" w:fill="auto" w:val="clear"/>
             <w:vAlign w:val="bottom"/>
@@ -10993,33 +10993,33 @@
         </w:trPr>
         <w:tc>
           <w:tcPr>
-            <w:tcW w:w="91" w:type="dxa"/>
-            <w:tcBorders/>
-            <w:shd w:color="FFFFFF" w:fill="auto" w:val="clear"/>
-            <w:vAlign w:val="bottom"/>
-          </w:tcPr>
-          <w:p>
-            <w:pPr>
-              <w:pStyle w:val="Normal"/>
-              <w:widowControl w:val="false"/>
-              <w:spacing w:lineRule="auto" w:line="240" w:before="0" w:after="0"/>
-              <w:jc w:val="left"/>
-              <w:rPr>
-                <w:rFonts w:ascii="Liberation Sans" w:hAnsi="Liberation Sans"/>
-                <w:sz w:val="16"/>
-              </w:rPr>
-            </w:pPr>
-            <w:r>
-              <w:rPr>
-                <w:rFonts w:ascii="Liberation Sans" w:hAnsi="Liberation Sans"/>
-                <w:sz w:val="16"/>
-              </w:rPr>
-            </w:r>
-          </w:p>
-        </w:tc>
-        <w:tc>
-          <w:tcPr>
-            <w:tcW w:w="349" w:type="dxa"/>
+            <w:tcW w:w="90" w:type="dxa"/>
+            <w:tcBorders/>
+            <w:shd w:color="FFFFFF" w:fill="auto" w:val="clear"/>
+            <w:vAlign w:val="bottom"/>
+          </w:tcPr>
+          <w:p>
+            <w:pPr>
+              <w:pStyle w:val="Normal"/>
+              <w:widowControl w:val="false"/>
+              <w:spacing w:lineRule="auto" w:line="240" w:before="0" w:after="0"/>
+              <w:jc w:val="left"/>
+              <w:rPr>
+                <w:rFonts w:ascii="Liberation Sans" w:hAnsi="Liberation Sans"/>
+                <w:sz w:val="16"/>
+              </w:rPr>
+            </w:pPr>
+            <w:r>
+              <w:rPr>
+                <w:rFonts w:ascii="Liberation Sans" w:hAnsi="Liberation Sans"/>
+                <w:sz w:val="16"/>
+              </w:rPr>
+            </w:r>
+          </w:p>
+        </w:tc>
+        <w:tc>
+          <w:tcPr>
+            <w:tcW w:w="350" w:type="dxa"/>
             <w:gridSpan w:val="4"/>
             <w:tcBorders/>
             <w:shd w:color="FFFFFF" w:fill="auto" w:val="clear"/>
@@ -11207,7 +11207,61 @@
         </w:tc>
         <w:tc>
           <w:tcPr>
-            <w:tcW w:w="318" w:type="dxa"/>
+            <w:tcW w:w="319" w:type="dxa"/>
+            <w:gridSpan w:val="2"/>
+            <w:tcBorders/>
+            <w:shd w:color="FFFFFF" w:fill="auto" w:val="clear"/>
+            <w:vAlign w:val="bottom"/>
+          </w:tcPr>
+          <w:p>
+            <w:pPr>
+              <w:pStyle w:val="Normal"/>
+              <w:widowControl w:val="false"/>
+              <w:spacing w:lineRule="auto" w:line="240" w:before="0" w:after="0"/>
+              <w:jc w:val="left"/>
+              <w:rPr>
+                <w:rFonts w:ascii="Liberation Sans" w:hAnsi="Liberation Sans"/>
+                <w:sz w:val="16"/>
+              </w:rPr>
+            </w:pPr>
+            <w:r>
+              <w:rPr>
+                <w:rFonts w:ascii="Liberation Sans" w:hAnsi="Liberation Sans"/>
+                <w:sz w:val="16"/>
+              </w:rPr>
+            </w:r>
+          </w:p>
+        </w:tc>
+        <w:tc>
+          <w:tcPr>
+            <w:tcW w:w="316" w:type="dxa"/>
+            <w:gridSpan w:val="2"/>
+            <w:tcBorders/>
+            <w:shd w:color="FFFFFF" w:fill="auto" w:val="clear"/>
+            <w:vAlign w:val="bottom"/>
+          </w:tcPr>
+          <w:p>
+            <w:pPr>
+              <w:pStyle w:val="Normal"/>
+              <w:widowControl w:val="false"/>
+              <w:spacing w:lineRule="auto" w:line="240" w:before="0" w:after="0"/>
+              <w:jc w:val="left"/>
+              <w:rPr>
+                <w:rFonts w:ascii="Liberation Sans" w:hAnsi="Liberation Sans"/>
+                <w:sz w:val="16"/>
+              </w:rPr>
+            </w:pPr>
+            <w:r>
+              <w:rPr>
+                <w:rFonts w:ascii="Liberation Sans" w:hAnsi="Liberation Sans"/>
+                <w:sz w:val="16"/>
+              </w:rPr>
+            </w:r>
+          </w:p>
+        </w:tc>
+        <w:tc>
+          <w:tcPr>
+            <w:tcW w:w="313" w:type="dxa"/>
             <w:gridSpan w:val="2"/>
             <w:tcBorders/>
             <w:shd w:color="FFFFFF" w:fill="auto" w:val="clear"/>
@@ -11261,60 +11315,6 @@
         </w:tc>
         <w:tc>
           <w:tcPr>
-            <w:tcW w:w="313" w:type="dxa"/>
-            <w:gridSpan w:val="2"/>
-            <w:tcBorders/>
-            <w:shd w:color="FFFFFF" w:fill="auto" w:val="clear"/>
-            <w:vAlign w:val="bottom"/>
-          </w:tcPr>
-          <w:p>
-            <w:pPr>
-              <w:pStyle w:val="Normal"/>
-              <w:widowControl w:val="false"/>
-              <w:spacing w:lineRule="auto" w:line="240" w:before="0" w:after="0"/>
-              <w:jc w:val="left"/>
-              <w:rPr>
-                <w:rFonts w:ascii="Liberation Sans" w:hAnsi="Liberation Sans"/>
-                <w:sz w:val="16"/>
-              </w:rPr>
-            </w:pPr>
-            <w:r>
-              <w:rPr>
-                <w:rFonts w:ascii="Liberation Sans" w:hAnsi="Liberation Sans"/>
-                <w:sz w:val="16"/>
-              </w:rPr>
-            </w:r>
-          </w:p>
-        </w:tc>
-        <w:tc>
-          <w:tcPr>
-            <w:tcW w:w="316" w:type="dxa"/>
-            <w:gridSpan w:val="2"/>
-            <w:tcBorders/>
-            <w:shd w:color="FFFFFF" w:fill="auto" w:val="clear"/>
-            <w:vAlign w:val="bottom"/>
-          </w:tcPr>
-          <w:p>
-            <w:pPr>
-              <w:pStyle w:val="Normal"/>
-              <w:widowControl w:val="false"/>
-              <w:spacing w:lineRule="auto" w:line="240" w:before="0" w:after="0"/>
-              <w:jc w:val="left"/>
-              <w:rPr>
-                <w:rFonts w:ascii="Liberation Sans" w:hAnsi="Liberation Sans"/>
-                <w:sz w:val="16"/>
-              </w:rPr>
-            </w:pPr>
-            <w:r>
-              <w:rPr>
-                <w:rFonts w:ascii="Liberation Sans" w:hAnsi="Liberation Sans"/>
-                <w:sz w:val="16"/>
-              </w:rPr>
-            </w:r>
-          </w:p>
-        </w:tc>
-        <w:tc>
-          <w:tcPr>
             <w:tcW w:w="320" w:type="dxa"/>
             <w:gridSpan w:val="2"/>
             <w:tcBorders/>
@@ -11342,34 +11342,34 @@
         </w:tc>
         <w:tc>
           <w:tcPr>
-            <w:tcW w:w="306" w:type="dxa"/>
-            <w:gridSpan w:val="2"/>
-            <w:tcBorders/>
-            <w:shd w:color="FFFFFF" w:fill="auto" w:val="clear"/>
-            <w:vAlign w:val="bottom"/>
-          </w:tcPr>
-          <w:p>
-            <w:pPr>
-              <w:pStyle w:val="Normal"/>
-              <w:widowControl w:val="false"/>
-              <w:spacing w:lineRule="auto" w:line="240" w:before="0" w:after="0"/>
-              <w:jc w:val="left"/>
-              <w:rPr>
-                <w:rFonts w:ascii="Liberation Sans" w:hAnsi="Liberation Sans"/>
-                <w:sz w:val="16"/>
-              </w:rPr>
-            </w:pPr>
-            <w:r>
-              <w:rPr>
-                <w:rFonts w:ascii="Liberation Sans" w:hAnsi="Liberation Sans"/>
-                <w:sz w:val="16"/>
-              </w:rPr>
-            </w:r>
-          </w:p>
-        </w:tc>
-        <w:tc>
-          <w:tcPr>
-            <w:tcW w:w="253" w:type="dxa"/>
+            <w:tcW w:w="305" w:type="dxa"/>
+            <w:gridSpan w:val="2"/>
+            <w:tcBorders/>
+            <w:shd w:color="FFFFFF" w:fill="auto" w:val="clear"/>
+            <w:vAlign w:val="bottom"/>
+          </w:tcPr>
+          <w:p>
+            <w:pPr>
+              <w:pStyle w:val="Normal"/>
+              <w:widowControl w:val="false"/>
+              <w:spacing w:lineRule="auto" w:line="240" w:before="0" w:after="0"/>
+              <w:jc w:val="left"/>
+              <w:rPr>
+                <w:rFonts w:ascii="Liberation Sans" w:hAnsi="Liberation Sans"/>
+                <w:sz w:val="16"/>
+              </w:rPr>
+            </w:pPr>
+            <w:r>
+              <w:rPr>
+                <w:rFonts w:ascii="Liberation Sans" w:hAnsi="Liberation Sans"/>
+                <w:sz w:val="16"/>
+              </w:rPr>
+            </w:r>
+          </w:p>
+        </w:tc>
+        <w:tc>
+          <w:tcPr>
+            <w:tcW w:w="254" w:type="dxa"/>
             <w:gridSpan w:val="2"/>
             <w:tcBorders/>
             <w:shd w:color="FFFFFF" w:fill="auto" w:val="clear"/>
@@ -11531,34 +11531,34 @@
         </w:tc>
         <w:tc>
           <w:tcPr>
-            <w:tcW w:w="322" w:type="dxa"/>
-            <w:gridSpan w:val="2"/>
-            <w:tcBorders/>
-            <w:shd w:color="FFFFFF" w:fill="auto" w:val="clear"/>
-            <w:vAlign w:val="bottom"/>
-          </w:tcPr>
-          <w:p>
-            <w:pPr>
-              <w:pStyle w:val="Normal"/>
-              <w:widowControl w:val="false"/>
-              <w:spacing w:lineRule="auto" w:line="240" w:before="0" w:after="0"/>
-              <w:jc w:val="left"/>
-              <w:rPr>
-                <w:rFonts w:ascii="Liberation Sans" w:hAnsi="Liberation Sans"/>
-                <w:sz w:val="16"/>
-              </w:rPr>
-            </w:pPr>
-            <w:r>
-              <w:rPr>
-                <w:rFonts w:ascii="Liberation Sans" w:hAnsi="Liberation Sans"/>
-                <w:sz w:val="16"/>
-              </w:rPr>
-            </w:r>
-          </w:p>
-        </w:tc>
-        <w:tc>
-          <w:tcPr>
-            <w:tcW w:w="309" w:type="dxa"/>
+            <w:tcW w:w="323" w:type="dxa"/>
+            <w:gridSpan w:val="2"/>
+            <w:tcBorders/>
+            <w:shd w:color="FFFFFF" w:fill="auto" w:val="clear"/>
+            <w:vAlign w:val="bottom"/>
+          </w:tcPr>
+          <w:p>
+            <w:pPr>
+              <w:pStyle w:val="Normal"/>
+              <w:widowControl w:val="false"/>
+              <w:spacing w:lineRule="auto" w:line="240" w:before="0" w:after="0"/>
+              <w:jc w:val="left"/>
+              <w:rPr>
+                <w:rFonts w:ascii="Liberation Sans" w:hAnsi="Liberation Sans"/>
+                <w:sz w:val="16"/>
+              </w:rPr>
+            </w:pPr>
+            <w:r>
+              <w:rPr>
+                <w:rFonts w:ascii="Liberation Sans" w:hAnsi="Liberation Sans"/>
+                <w:sz w:val="16"/>
+              </w:rPr>
+            </w:r>
+          </w:p>
+        </w:tc>
+        <w:tc>
+          <w:tcPr>
+            <w:tcW w:w="308" w:type="dxa"/>
             <w:gridSpan w:val="3"/>
             <w:tcBorders/>
             <w:shd w:color="FFFFFF" w:fill="auto" w:val="clear"/>
@@ -11585,7 +11585,7 @@
         </w:tc>
         <w:tc>
           <w:tcPr>
-            <w:tcW w:w="360" w:type="dxa"/>
+            <w:tcW w:w="361" w:type="dxa"/>
             <w:gridSpan w:val="3"/>
             <w:tcBorders/>
             <w:shd w:color="FFFFFF" w:fill="auto" w:val="clear"/>
@@ -11801,34 +11801,34 @@
         </w:tc>
         <w:tc>
           <w:tcPr>
-            <w:tcW w:w="319" w:type="dxa"/>
-            <w:gridSpan w:val="2"/>
-            <w:tcBorders/>
-            <w:shd w:color="FFFFFF" w:fill="auto" w:val="clear"/>
-            <w:vAlign w:val="bottom"/>
-          </w:tcPr>
-          <w:p>
-            <w:pPr>
-              <w:pStyle w:val="Normal"/>
-              <w:widowControl w:val="false"/>
-              <w:spacing w:lineRule="auto" w:line="240" w:before="0" w:after="0"/>
-              <w:jc w:val="left"/>
-              <w:rPr>
-                <w:rFonts w:ascii="Liberation Sans" w:hAnsi="Liberation Sans"/>
-                <w:sz w:val="16"/>
-              </w:rPr>
-            </w:pPr>
-            <w:r>
-              <w:rPr>
-                <w:rFonts w:ascii="Liberation Sans" w:hAnsi="Liberation Sans"/>
-                <w:sz w:val="16"/>
-              </w:rPr>
-            </w:r>
-          </w:p>
-        </w:tc>
-        <w:tc>
-          <w:tcPr>
-            <w:tcW w:w="316" w:type="dxa"/>
+            <w:tcW w:w="320" w:type="dxa"/>
+            <w:gridSpan w:val="2"/>
+            <w:tcBorders/>
+            <w:shd w:color="FFFFFF" w:fill="auto" w:val="clear"/>
+            <w:vAlign w:val="bottom"/>
+          </w:tcPr>
+          <w:p>
+            <w:pPr>
+              <w:pStyle w:val="Normal"/>
+              <w:widowControl w:val="false"/>
+              <w:spacing w:lineRule="auto" w:line="240" w:before="0" w:after="0"/>
+              <w:jc w:val="left"/>
+              <w:rPr>
+                <w:rFonts w:ascii="Liberation Sans" w:hAnsi="Liberation Sans"/>
+                <w:sz w:val="16"/>
+              </w:rPr>
+            </w:pPr>
+            <w:r>
+              <w:rPr>
+                <w:rFonts w:ascii="Liberation Sans" w:hAnsi="Liberation Sans"/>
+                <w:sz w:val="16"/>
+              </w:rPr>
+            </w:r>
+          </w:p>
+        </w:tc>
+        <w:tc>
+          <w:tcPr>
+            <w:tcW w:w="315" w:type="dxa"/>
             <w:gridSpan w:val="2"/>
             <w:tcBorders/>
             <w:shd w:color="FFFFFF" w:fill="auto" w:val="clear"/>
@@ -11882,7 +11882,7 @@
         </w:tc>
         <w:tc>
           <w:tcPr>
-            <w:tcW w:w="167" w:type="dxa"/>
+            <w:tcW w:w="165" w:type="dxa"/>
             <w:tcBorders/>
             <w:shd w:color="FFFFFF" w:fill="auto" w:val="clear"/>
             <w:vAlign w:val="bottom"/>
@@ -11913,33 +11913,33 @@
         </w:trPr>
         <w:tc>
           <w:tcPr>
-            <w:tcW w:w="91" w:type="dxa"/>
-            <w:tcBorders/>
-            <w:shd w:color="FFFFFF" w:fill="auto" w:val="clear"/>
-            <w:vAlign w:val="bottom"/>
-          </w:tcPr>
-          <w:p>
-            <w:pPr>
-              <w:pStyle w:val="Normal"/>
-              <w:widowControl w:val="false"/>
-              <w:spacing w:lineRule="auto" w:line="240" w:before="0" w:after="0"/>
-              <w:jc w:val="left"/>
-              <w:rPr>
-                <w:rFonts w:ascii="Liberation Sans" w:hAnsi="Liberation Sans"/>
-                <w:sz w:val="16"/>
-              </w:rPr>
-            </w:pPr>
-            <w:r>
-              <w:rPr>
-                <w:rFonts w:ascii="Liberation Sans" w:hAnsi="Liberation Sans"/>
-                <w:sz w:val="16"/>
-              </w:rPr>
-            </w:r>
-          </w:p>
-        </w:tc>
-        <w:tc>
-          <w:tcPr>
-            <w:tcW w:w="1664" w:type="dxa"/>
+            <w:tcW w:w="90" w:type="dxa"/>
+            <w:tcBorders/>
+            <w:shd w:color="FFFFFF" w:fill="auto" w:val="clear"/>
+            <w:vAlign w:val="bottom"/>
+          </w:tcPr>
+          <w:p>
+            <w:pPr>
+              <w:pStyle w:val="Normal"/>
+              <w:widowControl w:val="false"/>
+              <w:spacing w:lineRule="auto" w:line="240" w:before="0" w:after="0"/>
+              <w:jc w:val="left"/>
+              <w:rPr>
+                <w:rFonts w:ascii="Liberation Sans" w:hAnsi="Liberation Sans"/>
+                <w:sz w:val="16"/>
+              </w:rPr>
+            </w:pPr>
+            <w:r>
+              <w:rPr>
+                <w:rFonts w:ascii="Liberation Sans" w:hAnsi="Liberation Sans"/>
+                <w:sz w:val="16"/>
+              </w:rPr>
+            </w:r>
+          </w:p>
+        </w:tc>
+        <w:tc>
+          <w:tcPr>
+            <w:tcW w:w="1665" w:type="dxa"/>
             <w:gridSpan w:val="13"/>
             <w:tcBorders/>
             <w:shd w:color="FFFFFF" w:fill="auto" w:val="clear"/>
@@ -12048,7 +12048,7 @@
         </w:tc>
         <w:tc>
           <w:tcPr>
-            <w:tcW w:w="318" w:type="dxa"/>
+            <w:tcW w:w="319" w:type="dxa"/>
             <w:gridSpan w:val="2"/>
             <w:tcBorders>
               <w:bottom w:val="single" w:sz="4" w:space="0" w:color="000000"/>
@@ -12077,7 +12077,7 @@
         </w:tc>
         <w:tc>
           <w:tcPr>
-            <w:tcW w:w="317" w:type="dxa"/>
+            <w:tcW w:w="316" w:type="dxa"/>
             <w:gridSpan w:val="2"/>
             <w:tcBorders>
               <w:bottom w:val="single" w:sz="4" w:space="0" w:color="000000"/>
@@ -12106,7 +12106,7 @@
         </w:tc>
         <w:tc>
           <w:tcPr>
-            <w:tcW w:w="2563" w:type="dxa"/>
+            <w:tcW w:w="2564" w:type="dxa"/>
             <w:gridSpan w:val="20"/>
             <w:tcBorders>
               <w:bottom w:val="single" w:sz="4" w:space="0" w:color="000000"/>
@@ -12163,7 +12163,7 @@
         </w:tc>
         <w:tc>
           <w:tcPr>
-            <w:tcW w:w="1304" w:type="dxa"/>
+            <w:tcW w:w="1305" w:type="dxa"/>
             <w:gridSpan w:val="11"/>
             <w:tcBorders/>
             <w:shd w:color="FFFFFF" w:fill="auto" w:val="clear"/>
@@ -12306,7 +12306,7 @@
         </w:tc>
         <w:tc>
           <w:tcPr>
-            <w:tcW w:w="167" w:type="dxa"/>
+            <w:tcW w:w="165" w:type="dxa"/>
             <w:tcBorders/>
             <w:shd w:color="FFFFFF" w:fill="auto" w:val="clear"/>
             <w:vAlign w:val="bottom"/>
@@ -12337,33 +12337,33 @@
         </w:trPr>
         <w:tc>
           <w:tcPr>
-            <w:tcW w:w="91" w:type="dxa"/>
-            <w:tcBorders/>
-            <w:shd w:color="FFFFFF" w:fill="auto" w:val="clear"/>
-            <w:vAlign w:val="bottom"/>
-          </w:tcPr>
-          <w:p>
-            <w:pPr>
-              <w:pStyle w:val="Normal"/>
-              <w:widowControl w:val="false"/>
-              <w:spacing w:lineRule="auto" w:line="240" w:before="0" w:after="0"/>
-              <w:jc w:val="left"/>
-              <w:rPr>
-                <w:rFonts w:ascii="Liberation Sans" w:hAnsi="Liberation Sans"/>
-                <w:sz w:val="16"/>
-              </w:rPr>
-            </w:pPr>
-            <w:r>
-              <w:rPr>
-                <w:rFonts w:ascii="Liberation Sans" w:hAnsi="Liberation Sans"/>
-                <w:sz w:val="16"/>
-              </w:rPr>
-            </w:r>
-          </w:p>
-        </w:tc>
-        <w:tc>
-          <w:tcPr>
-            <w:tcW w:w="349" w:type="dxa"/>
+            <w:tcW w:w="90" w:type="dxa"/>
+            <w:tcBorders/>
+            <w:shd w:color="FFFFFF" w:fill="auto" w:val="clear"/>
+            <w:vAlign w:val="bottom"/>
+          </w:tcPr>
+          <w:p>
+            <w:pPr>
+              <w:pStyle w:val="Normal"/>
+              <w:widowControl w:val="false"/>
+              <w:spacing w:lineRule="auto" w:line="240" w:before="0" w:after="0"/>
+              <w:jc w:val="left"/>
+              <w:rPr>
+                <w:rFonts w:ascii="Liberation Sans" w:hAnsi="Liberation Sans"/>
+                <w:sz w:val="16"/>
+              </w:rPr>
+            </w:pPr>
+            <w:r>
+              <w:rPr>
+                <w:rFonts w:ascii="Liberation Sans" w:hAnsi="Liberation Sans"/>
+                <w:sz w:val="16"/>
+              </w:rPr>
+            </w:r>
+          </w:p>
+        </w:tc>
+        <w:tc>
+          <w:tcPr>
+            <w:tcW w:w="350" w:type="dxa"/>
             <w:gridSpan w:val="4"/>
             <w:tcBorders/>
             <w:shd w:color="FFFFFF" w:fill="auto" w:val="clear"/>
@@ -12497,7 +12497,7 @@
         </w:tc>
         <w:tc>
           <w:tcPr>
-            <w:tcW w:w="3829" w:type="dxa"/>
+            <w:tcW w:w="3830" w:type="dxa"/>
             <w:gridSpan w:val="29"/>
             <w:tcBorders/>
             <w:shd w:color="FFFFFF" w:fill="auto" w:val="clear"/>
@@ -12551,34 +12551,34 @@
         </w:tc>
         <w:tc>
           <w:tcPr>
-            <w:tcW w:w="322" w:type="dxa"/>
-            <w:gridSpan w:val="2"/>
-            <w:tcBorders/>
-            <w:shd w:color="FFFFFF" w:fill="auto" w:val="clear"/>
-            <w:vAlign w:val="bottom"/>
-          </w:tcPr>
-          <w:p>
-            <w:pPr>
-              <w:pStyle w:val="Normal"/>
-              <w:widowControl w:val="false"/>
-              <w:spacing w:lineRule="auto" w:line="240" w:before="0" w:after="0"/>
-              <w:jc w:val="left"/>
-              <w:rPr>
-                <w:rFonts w:ascii="Liberation Sans" w:hAnsi="Liberation Sans"/>
-                <w:sz w:val="16"/>
-              </w:rPr>
-            </w:pPr>
-            <w:r>
-              <w:rPr>
-                <w:rFonts w:ascii="Liberation Sans" w:hAnsi="Liberation Sans"/>
-                <w:sz w:val="16"/>
-              </w:rPr>
-            </w:r>
-          </w:p>
-        </w:tc>
-        <w:tc>
-          <w:tcPr>
-            <w:tcW w:w="309" w:type="dxa"/>
+            <w:tcW w:w="323" w:type="dxa"/>
+            <w:gridSpan w:val="2"/>
+            <w:tcBorders/>
+            <w:shd w:color="FFFFFF" w:fill="auto" w:val="clear"/>
+            <w:vAlign w:val="bottom"/>
+          </w:tcPr>
+          <w:p>
+            <w:pPr>
+              <w:pStyle w:val="Normal"/>
+              <w:widowControl w:val="false"/>
+              <w:spacing w:lineRule="auto" w:line="240" w:before="0" w:after="0"/>
+              <w:jc w:val="left"/>
+              <w:rPr>
+                <w:rFonts w:ascii="Liberation Sans" w:hAnsi="Liberation Sans"/>
+                <w:sz w:val="16"/>
+              </w:rPr>
+            </w:pPr>
+            <w:r>
+              <w:rPr>
+                <w:rFonts w:ascii="Liberation Sans" w:hAnsi="Liberation Sans"/>
+                <w:sz w:val="16"/>
+              </w:rPr>
+            </w:r>
+          </w:p>
+        </w:tc>
+        <w:tc>
+          <w:tcPr>
+            <w:tcW w:w="308" w:type="dxa"/>
             <w:gridSpan w:val="3"/>
             <w:tcBorders/>
             <w:shd w:color="FFFFFF" w:fill="auto" w:val="clear"/>
@@ -12605,7 +12605,7 @@
         </w:tc>
         <w:tc>
           <w:tcPr>
-            <w:tcW w:w="360" w:type="dxa"/>
+            <w:tcW w:w="361" w:type="dxa"/>
             <w:gridSpan w:val="3"/>
             <w:tcBorders/>
             <w:shd w:color="FFFFFF" w:fill="auto" w:val="clear"/>
@@ -12686,7 +12686,7 @@
         </w:tc>
         <w:tc>
           <w:tcPr>
-            <w:tcW w:w="167" w:type="dxa"/>
+            <w:tcW w:w="165" w:type="dxa"/>
             <w:tcBorders/>
             <w:shd w:color="FFFFFF" w:fill="auto" w:val="clear"/>
             <w:vAlign w:val="bottom"/>
